--- a/products-storage/04-polnyy-komplekt-pto/01-30-bazovye-pakety/01-zakrytie-rabot/12-pretenziya-na-neoplatu-po-ks-2.docx
+++ b/products-storage/04-polnyy-komplekt-pto/01-30-bazovye-pakety/01-zakrytie-rabot/12-pretenziya-na-neoplatu-po-ks-2.docx
@@ -2163,7 +2163,7 @@
     <w:next w:val="Normal"/>
     <w:qFormat/>
     <w:rPr>
-      <w:color w:val="2E74B5"/>
+      <w:color w:val="34383B"/>
       <w:sz w:val="32"/>
       <w:szCs w:val="32"/>
     </w:rPr>
@@ -2174,7 +2174,7 @@
     <w:next w:val="Normal"/>
     <w:qFormat/>
     <w:rPr>
-      <w:color w:val="2E74B5"/>
+      <w:color w:val="34383B"/>
       <w:sz w:val="26"/>
       <w:szCs w:val="26"/>
     </w:rPr>
@@ -2185,7 +2185,7 @@
     <w:next w:val="Normal"/>
     <w:qFormat/>
     <w:rPr>
-      <w:color w:val="1F4D78"/>
+      <w:color w:val="34383B"/>
       <w:sz w:val="24"/>
       <w:szCs w:val="24"/>
     </w:rPr>
@@ -2198,7 +2198,7 @@
     <w:rPr>
       <w:i/>
       <w:iCs/>
-      <w:color w:val="2E74B5"/>
+      <w:color w:val="34383B"/>
     </w:rPr>
   </w:style>
   <w:style w:type="paragraph" w:styleId="Heading5">
@@ -2207,7 +2207,7 @@
     <w:next w:val="Normal"/>
     <w:qFormat/>
     <w:rPr>
-      <w:color w:val="2E74B5"/>
+      <w:color w:val="34383B"/>
     </w:rPr>
   </w:style>
   <w:style w:type="paragraph" w:styleId="Heading6">
@@ -2216,7 +2216,7 @@
     <w:next w:val="Normal"/>
     <w:qFormat/>
     <w:rPr>
-      <w:color w:val="1F4D78"/>
+      <w:color w:val="34383B"/>
     </w:rPr>
   </w:style>
   <w:style w:type="paragraph" w:styleId="Strong">
@@ -2240,7 +2240,7 @@
     <w:uiPriority w:val="99"/>
     <w:unhideWhenUsed/>
     <w:rPr>
-      <w:color w:val="0563C1"/>
+      <w:color w:val="34383B"/>
       <w:u w:val="single"/>
     </w:rPr>
   </w:style>

--- a/products-storage/04-polnyy-komplekt-pto/01-30-bazovye-pakety/01-zakrytie-rabot/12-pretenziya-na-neoplatu-po-ks-2.docx
+++ b/products-storage/04-polnyy-komplekt-pto/01-30-bazovye-pakety/01-zakrytie-rabot/12-pretenziya-na-neoplatu-po-ks-2.docx
@@ -99,7 +99,7 @@
                 <w:sz w:val="24"/>
                 <w:szCs w:val="24"/>
               </w:rPr>
-              <w:t xml:space="preserve">Типовая редакция сверена с текстом действующих норм 16.08.2026. Нормативная сверка — это сопоставление формулировок, сроков и порядка со статьями закона; юридической консультацией и вычиткой юристом она не является. Шаблон не заменяет консультацию по конкретной ситуации: выводы зависят от условий вашего договора, состава подписанных документов и обстоятельств спора, и приоритет всегда у договора. Если заказчик оспаривает объёмы или качество, заявляет зачёт, если акты подписаны неуполномоченным лицом или в картотеке арбитражных дел появилось дело о банкротстве должника — типовой текст создаёт ложную уверенность. В этих случаях обращайтесь к юристу до отправки.</w:t>
+              <w:t xml:space="preserve">Нормативная сверка сопоставляет формулировки, сроки и порядок со статьями закона; она не заменяет юридическую консультацию и проверку обстоятельств вашего спора. Шаблон не заменяет консультацию по конкретной ситуации: выводы зависят от условий вашего договора, состава подписанных документов и обстоятельств спора, и приоритет всегда у договора. Если заказчик оспаривает объёмы или качество, заявляет зачёт, если акты подписаны неуполномоченным лицом или в картотеке арбитражных дел появилось дело о банкротстве должника — типовой текст создаёт ложную уверенность. В этих случаях обращайтесь к юристу до отправки.</w:t>
             </w:r>
           </w:p>
           <w:p>
@@ -150,7 +150,7 @@
           <w:sz w:val="24"/>
           <w:szCs w:val="24"/>
         </w:rPr>
-        <w:t xml:space="preserve">Претензия — обязательный шаг перед обращением в арбитражный суд с денежным требованием из договора (ч. 5 ст. 4 АПК РФ). Без направленной претензии иск оставят без рассмотрения: пошлина при этом возвращается или засчитывается в счёт нового обращения, а потерянными окажутся месяцы и темп.</w:t>
+        <w:t xml:space="preserve">До обращения в арбитражный суд с денежным требованием из договора соблюдите применимый досудебный порядок: направьте претензию (требование) и выдержите срок и порядок, установленные законом или договором (ч. 5 ст. 4 АПК РФ). При несоблюдении обязательного досудебного порядка до принятия искового заявления суд возвращает его (п. 5 ч. 1 ст. 129 АПК РФ); если нарушение установлено после принятия — оставляет заявление без рассмотрения (п. 2 ч. 1 ст. 148 АПК РФ). Вопрос возврата или зачёта пошлины проверьте по ст. 333.40 НК РФ.</w:t>
       </w:r>
     </w:p>
     <w:p>
@@ -163,7 +163,7 @@
           <w:sz w:val="24"/>
           <w:szCs w:val="24"/>
         </w:rPr>
-        <w:t xml:space="preserve">Про исковую давность. Пункт 3 ст. 202 ГК РФ приостанавливает её течение, если стороны прибегли к предусмотренной законом процедуре разрешения спора во внесудебном порядке: на срок, установленный законом для такой процедуры, а при отсутствии такого срока — на срок, названный этим же пунктом. Относится ли к таким процедурам обязательный претензионный порядок по ч. 5 ст. 4 АПК РФ, из текста нормы не следует — это вопрос толкования, и от ответа зависит дата, после которой иск подавать поздно. Если давность на исходе, не рассчитывайте на приостановление по умолчанию: сверьте остаток срока с юристом и при сомнении подавайте иск раньше. На претензию, которую закон не требует, п. 3 ст. 202 ГК РФ не применяется ни в одном прочтении.</w:t>
+        <w:t xml:space="preserve">Про исковую давность. Пункт 3 ст. 202 ГК РФ предусматривает приостановление её течения при предусмотренной законом процедуре разрешения спора во внесудебном порядке. Применимость этого основания, начало и продолжительность приостановления проверьте с учётом закона, договора и действующих разъяснений суда; не переносите дату окончания давности автоматически из-за отправки претензии. Если давность на исходе, до дальнейших действий сверьте её остаток и применимый досудебный срок с юристом. Назначенный в претензии срок ответа не позволяет подавать иск до окончания применимого досудебного ожидания.</w:t>
       </w:r>
     </w:p>
     <w:p>
@@ -384,7 +384,7 @@
           <w:sz w:val="24"/>
           <w:szCs w:val="24"/>
         </w:rPr>
-        <w:t xml:space="preserve"> — из свежей выписки ЕГРЮЛ, а не из шапки договора. Адрес мог смениться, и претензия по старому адресу — это претензия, которую вы не направили.</w:t>
+        <w:t xml:space="preserve"> — сверьте актуальные реквизиты должника по ЕГРЮЛ и адрес для сообщений по договору. Адрес мог смениться; направление по прежнему адресу создаёт риск спора о доставке. Применимые адрес и канал проверьте по договору и фактическим обстоятельствам направления.</w:t>
       </w:r>
     </w:p>
     <w:p>
@@ -464,7 +464,7 @@
           <w:sz w:val="24"/>
           <w:szCs w:val="24"/>
         </w:rPr>
-        <w:t xml:space="preserve">Срок, который вы даёте заказчику, и срок ожидания перед иском — разные вещи. По ч. 5 ст. 4 АПК РФ срок ожидания считается со дня НАПРАВЛЕНИЯ претензии, а не со дня её получения, и назначенный вами в претензии более короткий срок его не сокращает: иное устанавливается только законом или договором. Подать иск раньше — значит получить его обратно без рассмотрения.</w:t>
+        <w:t xml:space="preserve">Срок, который вы даёте заказчику, и срок ожидания перед иском — разные вещи. По общему правилу ч. 5 ст. 4 АПК РФ ожидание исчисляется со дня направления претензии, а не со дня её получения; иной срок и порядок проверяются по закону или договору. Назначенный вами более короткий срок ответа ожидание не заменяет. До подачи проверьте основание, длительность, порядок исчисления, начало и окончание применимого срока; до его истечения иск не подавайте.</w:t>
       </w:r>
     </w:p>
     <w:p>
@@ -941,6 +941,7 @@
     </w:p>
     <w:p>
       <w:pPr>
+        <w:keepNext/>
         <w:spacing w:after="140" w:line="276"/>
       </w:pPr>
       <w:r>
@@ -1092,6 +1093,7 @@
     </w:p>
     <w:p>
       <w:pPr>
+        <w:keepNext/>
         <w:spacing w:after="140" w:line="276"/>
       </w:pPr>
       <w:r>
@@ -1272,6 +1274,7 @@
     </w:p>
     <w:p>
       <w:pPr>
+        <w:keepNext/>
         <w:spacing w:after="140" w:line="276"/>
       </w:pPr>
       <w:r>
@@ -1360,6 +1363,7 @@
     </w:p>
     <w:p>
       <w:pPr>
+        <w:keepNext/>
         <w:spacing w:after="140" w:line="276"/>
       </w:pPr>
       <w:r>
@@ -1802,6 +1806,357 @@
           <w:sz w:val="26"/>
           <w:szCs w:val="26"/>
         </w:rPr>
+        <w:t xml:space="preserve">Проценты или договорная неустойка</w:t>
+      </w:r>
+    </w:p>
+    <w:p>
+      <w:pPr>
+        <w:spacing w:after="120" w:line="276"/>
+      </w:pPr>
+      <w:r>
+        <w:rPr>
+          <w:rFonts w:ascii="Times New Roman" w:cs="Times New Roman" w:eastAsia="Times New Roman" w:hAnsi="Times New Roman"/>
+          <w:sz w:val="24"/>
+          <w:szCs w:val="24"/>
+        </w:rPr>
+        <w:t xml:space="preserve">Текст претензии выше подготовлен для процентов по ст. 395 ГК РФ. Выберите один вид санкции; при договорной неустойке выполните все замены ниже. При выборе процентов удалите альтернативу неустойки и оставьте только проценты в требовании и предупреждении о суде. Для выбора неустойки сверьте начало и порядок её начисления по договору: они могут отличаться от расчёта процентов по ст. 395 ГК РФ.</w:t>
+      </w:r>
+    </w:p>
+    <w:p>
+      <w:pPr>
+        <w:pStyle w:val="ListParagraph"/>
+        <w:numPr>
+          <w:ilvl w:val="0"/>
+          <w:numId w:val="2"/>
+        </w:numPr>
+        <w:spacing w:after="80" w:line="276"/>
+      </w:pPr>
+      <w:r>
+        <w:rPr>
+          <w:rFonts w:ascii="Times New Roman" w:cs="Times New Roman" w:eastAsia="Times New Roman" w:hAnsi="Times New Roman"/>
+          <w:sz w:val="24"/>
+          <w:szCs w:val="24"/>
+        </w:rPr>
+        <w:t xml:space="preserve">1. Заголовок раздела 3 «На сумму долга начисляются проценты» замените на «Договорная неустойка за просрочку оплаты». Следующий абзац замените целиком: «За просрочку оплаты п. </w:t>
+      </w:r>
+      <w:r>
+        <w:rPr>
+          <w:rFonts w:ascii="Times New Roman" w:cs="Times New Roman" w:eastAsia="Times New Roman" w:hAnsi="Times New Roman"/>
+          <w:b/>
+          <w:bCs/>
+          <w:i w:val="false"/>
+          <w:iCs w:val="false"/>
+          <w:color w:val="000000"/>
+          <w:sz w:val="24"/>
+          <w:szCs w:val="24"/>
+        </w:rPr>
+        <w:t xml:space="preserve">{{ПУНКТ_ДОГОВОРА_О_НЕУСТОЙКЕ}}</w:t>
+      </w:r>
+      <w:r>
+        <w:rPr>
+          <w:rFonts w:ascii="Times New Roman" w:cs="Times New Roman" w:eastAsia="Times New Roman" w:hAnsi="Times New Roman"/>
+          <w:sz w:val="24"/>
+          <w:szCs w:val="24"/>
+        </w:rPr>
+        <w:t xml:space="preserve"> Договора предусмотрена неустойка </w:t>
+      </w:r>
+      <w:r>
+        <w:rPr>
+          <w:rFonts w:ascii="Times New Roman" w:cs="Times New Roman" w:eastAsia="Times New Roman" w:hAnsi="Times New Roman"/>
+          <w:b w:val="false"/>
+          <w:bCs w:val="false"/>
+          <w:i/>
+          <w:iCs/>
+          <w:color w:val="595959"/>
+          <w:sz w:val="24"/>
+          <w:szCs w:val="24"/>
+        </w:rPr>
+        <w:t xml:space="preserve">[условия и ставка по договору]</w:t>
+      </w:r>
+      <w:r>
+        <w:rPr>
+          <w:rFonts w:ascii="Times New Roman" w:cs="Times New Roman" w:eastAsia="Times New Roman" w:hAnsi="Times New Roman"/>
+          <w:sz w:val="24"/>
+          <w:szCs w:val="24"/>
+        </w:rPr>
+        <w:t xml:space="preserve">. За период </w:t>
+      </w:r>
+      <w:r>
+        <w:rPr>
+          <w:rFonts w:ascii="Times New Roman" w:cs="Times New Roman" w:eastAsia="Times New Roman" w:hAnsi="Times New Roman"/>
+          <w:b w:val="false"/>
+          <w:bCs w:val="false"/>
+          <w:i/>
+          <w:iCs/>
+          <w:color w:val="595959"/>
+          <w:sz w:val="24"/>
+          <w:szCs w:val="24"/>
+        </w:rPr>
+        <w:t xml:space="preserve">[начало и конец периода]</w:t>
+      </w:r>
+      <w:r>
+        <w:rPr>
+          <w:rFonts w:ascii="Times New Roman" w:cs="Times New Roman" w:eastAsia="Times New Roman" w:hAnsi="Times New Roman"/>
+          <w:sz w:val="24"/>
+          <w:szCs w:val="24"/>
+        </w:rPr>
+        <w:t xml:space="preserve"> по состоянию на </w:t>
+      </w:r>
+      <w:r>
+        <w:rPr>
+          <w:rFonts w:ascii="Times New Roman" w:cs="Times New Roman" w:eastAsia="Times New Roman" w:hAnsi="Times New Roman"/>
+          <w:b/>
+          <w:bCs/>
+          <w:i w:val="false"/>
+          <w:iCs w:val="false"/>
+          <w:color w:val="000000"/>
+          <w:sz w:val="24"/>
+          <w:szCs w:val="24"/>
+        </w:rPr>
+        <w:t xml:space="preserve">{{ДАТА_ДОКУМЕНТА}}</w:t>
+      </w:r>
+      <w:r>
+        <w:rPr>
+          <w:rFonts w:ascii="Times New Roman" w:cs="Times New Roman" w:eastAsia="Times New Roman" w:hAnsi="Times New Roman"/>
+          <w:sz w:val="24"/>
+          <w:szCs w:val="24"/>
+        </w:rPr>
+        <w:t xml:space="preserve"> неустойка составляет </w:t>
+      </w:r>
+      <w:r>
+        <w:rPr>
+          <w:rFonts w:ascii="Times New Roman" w:cs="Times New Roman" w:eastAsia="Times New Roman" w:hAnsi="Times New Roman"/>
+          <w:b w:val="false"/>
+          <w:bCs w:val="false"/>
+          <w:i/>
+          <w:iCs/>
+          <w:color w:val="595959"/>
+          <w:sz w:val="24"/>
+          <w:szCs w:val="24"/>
+        </w:rPr>
+        <w:t xml:space="preserve">[сумма неустойки, руб.]</w:t>
+      </w:r>
+      <w:r>
+        <w:rPr>
+          <w:rFonts w:ascii="Times New Roman" w:cs="Times New Roman" w:eastAsia="Times New Roman" w:hAnsi="Times New Roman"/>
+          <w:sz w:val="24"/>
+          <w:szCs w:val="24"/>
+        </w:rPr>
+        <w:t xml:space="preserve"> (расчёт — Приложение № 2).»</w:t>
+      </w:r>
+    </w:p>
+    <w:p>
+      <w:pPr>
+        <w:pStyle w:val="ListParagraph"/>
+        <w:numPr>
+          <w:ilvl w:val="0"/>
+          <w:numId w:val="2"/>
+        </w:numPr>
+        <w:spacing w:after="80" w:line="276"/>
+      </w:pPr>
+      <w:r>
+        <w:rPr>
+          <w:rFonts w:ascii="Times New Roman" w:cs="Times New Roman" w:eastAsia="Times New Roman" w:hAnsi="Times New Roman"/>
+          <w:sz w:val="24"/>
+          <w:szCs w:val="24"/>
+        </w:rPr>
+        <w:t xml:space="preserve">2. Пояснение в квадратных скобках после раздела 3 удалите после выбора ветки. Пункт 2 требования замените целиком: «2) уплатить неустойку по п. </w:t>
+      </w:r>
+      <w:r>
+        <w:rPr>
+          <w:rFonts w:ascii="Times New Roman" w:cs="Times New Roman" w:eastAsia="Times New Roman" w:hAnsi="Times New Roman"/>
+          <w:b/>
+          <w:bCs/>
+          <w:i w:val="false"/>
+          <w:iCs w:val="false"/>
+          <w:color w:val="000000"/>
+          <w:sz w:val="24"/>
+          <w:szCs w:val="24"/>
+        </w:rPr>
+        <w:t xml:space="preserve">{{ПУНКТ_ДОГОВОРА_О_НЕУСТОЙКЕ}}</w:t>
+      </w:r>
+      <w:r>
+        <w:rPr>
+          <w:rFonts w:ascii="Times New Roman" w:cs="Times New Roman" w:eastAsia="Times New Roman" w:hAnsi="Times New Roman"/>
+          <w:sz w:val="24"/>
+          <w:szCs w:val="24"/>
+        </w:rPr>
+        <w:t xml:space="preserve"> Договора в размере </w:t>
+      </w:r>
+      <w:r>
+        <w:rPr>
+          <w:rFonts w:ascii="Times New Roman" w:cs="Times New Roman" w:eastAsia="Times New Roman" w:hAnsi="Times New Roman"/>
+          <w:b w:val="false"/>
+          <w:bCs w:val="false"/>
+          <w:i/>
+          <w:iCs/>
+          <w:color w:val="595959"/>
+          <w:sz w:val="24"/>
+          <w:szCs w:val="24"/>
+        </w:rPr>
+        <w:t xml:space="preserve">[сумма неустойки, руб.]</w:t>
+      </w:r>
+      <w:r>
+        <w:rPr>
+          <w:rFonts w:ascii="Times New Roman" w:cs="Times New Roman" w:eastAsia="Times New Roman" w:hAnsi="Times New Roman"/>
+          <w:sz w:val="24"/>
+          <w:szCs w:val="24"/>
+        </w:rPr>
+        <w:t xml:space="preserve"> за период </w:t>
+      </w:r>
+      <w:r>
+        <w:rPr>
+          <w:rFonts w:ascii="Times New Roman" w:cs="Times New Roman" w:eastAsia="Times New Roman" w:hAnsi="Times New Roman"/>
+          <w:b w:val="false"/>
+          <w:bCs w:val="false"/>
+          <w:i/>
+          <w:iCs/>
+          <w:color w:val="595959"/>
+          <w:sz w:val="24"/>
+          <w:szCs w:val="24"/>
+        </w:rPr>
+        <w:t xml:space="preserve">[начало и конец периода]</w:t>
+      </w:r>
+      <w:r>
+        <w:rPr>
+          <w:rFonts w:ascii="Times New Roman" w:cs="Times New Roman" w:eastAsia="Times New Roman" w:hAnsi="Times New Roman"/>
+          <w:sz w:val="24"/>
+          <w:szCs w:val="24"/>
+        </w:rPr>
+        <w:t xml:space="preserve"> по состоянию на </w:t>
+      </w:r>
+      <w:r>
+        <w:rPr>
+          <w:rFonts w:ascii="Times New Roman" w:cs="Times New Roman" w:eastAsia="Times New Roman" w:hAnsi="Times New Roman"/>
+          <w:b/>
+          <w:bCs/>
+          <w:i w:val="false"/>
+          <w:iCs w:val="false"/>
+          <w:color w:val="000000"/>
+          <w:sz w:val="24"/>
+          <w:szCs w:val="24"/>
+        </w:rPr>
+        <w:t xml:space="preserve">{{ДАТА_ДОКУМЕНТА}}</w:t>
+      </w:r>
+      <w:r>
+        <w:rPr>
+          <w:rFonts w:ascii="Times New Roman" w:cs="Times New Roman" w:eastAsia="Times New Roman" w:hAnsi="Times New Roman"/>
+          <w:sz w:val="24"/>
+          <w:szCs w:val="24"/>
+        </w:rPr>
+        <w:t xml:space="preserve">.» Не копируйте автоматически продолжение процентов по день оплаты; дальнейшее начисление неустойки проверяют отдельно по договору.</w:t>
+      </w:r>
+    </w:p>
+    <w:p>
+      <w:pPr>
+        <w:pStyle w:val="ListParagraph"/>
+        <w:numPr>
+          <w:ilvl w:val="0"/>
+          <w:numId w:val="2"/>
+        </w:numPr>
+        <w:spacing w:after="80" w:line="276"/>
+      </w:pPr>
+      <w:r>
+        <w:rPr>
+          <w:rFonts w:ascii="Times New Roman" w:cs="Times New Roman" w:eastAsia="Times New Roman" w:hAnsi="Times New Roman"/>
+          <w:sz w:val="24"/>
+          <w:szCs w:val="24"/>
+        </w:rPr>
+        <w:t xml:space="preserve">3. В предупреждении об обращении в суд замените «процентов (неустойки)» на «неустойки»; в ветке процентов — на «процентов».</w:t>
+      </w:r>
+    </w:p>
+    <w:p>
+      <w:pPr>
+        <w:pStyle w:val="ListParagraph"/>
+        <w:numPr>
+          <w:ilvl w:val="0"/>
+          <w:numId w:val="2"/>
+        </w:numPr>
+        <w:spacing w:after="80" w:line="276"/>
+      </w:pPr>
+      <w:r>
+        <w:rPr>
+          <w:rFonts w:ascii="Times New Roman" w:cs="Times New Roman" w:eastAsia="Times New Roman" w:hAnsi="Times New Roman"/>
+          <w:sz w:val="24"/>
+          <w:szCs w:val="24"/>
+        </w:rPr>
+        <w:t xml:space="preserve">4. Приложение № 2 замените на «2. Расчёт договорной неустойки на </w:t>
+      </w:r>
+      <w:r>
+        <w:rPr>
+          <w:rFonts w:ascii="Times New Roman" w:cs="Times New Roman" w:eastAsia="Times New Roman" w:hAnsi="Times New Roman"/>
+          <w:b/>
+          <w:bCs/>
+          <w:i w:val="false"/>
+          <w:iCs w:val="false"/>
+          <w:color w:val="000000"/>
+          <w:sz w:val="24"/>
+          <w:szCs w:val="24"/>
+        </w:rPr>
+        <w:t xml:space="preserve">{{ДАТА_ДОКУМЕНТА}}</w:t>
+      </w:r>
+      <w:r>
+        <w:rPr>
+          <w:rFonts w:ascii="Times New Roman" w:cs="Times New Roman" w:eastAsia="Times New Roman" w:hAnsi="Times New Roman"/>
+          <w:sz w:val="24"/>
+          <w:szCs w:val="24"/>
+        </w:rPr>
+        <w:t xml:space="preserve">». Приложите собственный расчёт по договору с периодом, базой, условиями, ставкой и учётом оплат. Файл 14 рассчитывает только проценты по ст. 395 ГК РФ и для неустойки не используется. Поле </w:t>
+      </w:r>
+      <w:r>
+        <w:rPr>
+          <w:rFonts w:ascii="Times New Roman" w:cs="Times New Roman" w:eastAsia="Times New Roman" w:hAnsi="Times New Roman"/>
+          <w:b/>
+          <w:bCs/>
+          <w:i w:val="false"/>
+          <w:iCs w:val="false"/>
+          <w:color w:val="000000"/>
+          <w:sz w:val="24"/>
+          <w:szCs w:val="24"/>
+        </w:rPr>
+        <w:t xml:space="preserve">{{СУММА_ПРОЦЕНТОВ}}</w:t>
+      </w:r>
+      <w:r>
+        <w:rPr>
+          <w:rFonts w:ascii="Times New Roman" w:cs="Times New Roman" w:eastAsia="Times New Roman" w:hAnsi="Times New Roman"/>
+          <w:sz w:val="24"/>
+          <w:szCs w:val="24"/>
+        </w:rPr>
+        <w:t xml:space="preserve"> не используйте для суммы неустойки.</w:t>
+      </w:r>
+    </w:p>
+    <w:p>
+      <w:pPr>
+        <w:pStyle w:val="ListParagraph"/>
+        <w:numPr>
+          <w:ilvl w:val="0"/>
+          <w:numId w:val="2"/>
+        </w:numPr>
+        <w:spacing w:after="80" w:line="276"/>
+      </w:pPr>
+      <w:r>
+        <w:rPr>
+          <w:rFonts w:ascii="Times New Roman" w:cs="Times New Roman" w:eastAsia="Times New Roman" w:hAnsi="Times New Roman"/>
+          <w:sz w:val="24"/>
+          <w:szCs w:val="24"/>
+        </w:rPr>
+        <w:t xml:space="preserve">5. Проверьте название раздела 3, обоснование, пункт 2 требования, предупреждение о суде и Приложение № 2: остаётся одна ветка, одна дата, период и сумма; другую ветку удалите.</w:t>
+      </w:r>
+    </w:p>
+    <w:p>
+      <w:pPr>
+        <w:pStyle w:val="Heading2"/>
+        <w:keepNext/>
+        <w:spacing w:after="120" w:before="260"/>
+      </w:pPr>
+      <w:r>
+        <w:rPr>
+          <w:rFonts w:ascii="Times New Roman" w:cs="Times New Roman" w:eastAsia="Times New Roman" w:hAnsi="Times New Roman"/>
+          <w:b/>
+          <w:bCs/>
+          <w:sz w:val="26"/>
+          <w:szCs w:val="26"/>
+        </w:rPr>
         <w:t xml:space="preserve">Отправка</w:t>
       </w:r>
     </w:p>
@@ -1828,7 +2183,7 @@
           <w:sz w:val="24"/>
           <w:szCs w:val="24"/>
         </w:rPr>
-        <w:t xml:space="preserve">Опись и трек-номер сохраните. Они пойдут в приложения к иску как доказательство соблюдения досудебного порядка — без них суд не увидит, что вы вообще что-то направляли.</w:t>
+        <w:t xml:space="preserve">Сохраните доказательства состава, направления и доставки претензии по выбранному каналу. При почтовой отправке сохраните опись вложения, чек и трек-номер; при другом предусмотренном договором канале — соответствующие подтверждения. Они понадобятся для подтверждения соблюдения досудебного порядка.</w:t>
       </w:r>
     </w:p>
     <w:p>
@@ -1944,10 +2299,6 @@
 </w:document>
 </file>
 
-<file path=word/comments.xml><?xml version="1.0" encoding="utf-8"?>
-<w:comments xmlns:cx="http://schemas.microsoft.com/office/drawing/2014/chartex" xmlns:cx1="http://schemas.microsoft.com/office/drawing/2015/9/8/chartex" xmlns:cx2="http://schemas.microsoft.com/office/drawing/2015/10/21/chartex" xmlns:cx3="http://schemas.microsoft.com/office/drawing/2016/5/9/chartex" xmlns:cx4="http://schemas.microsoft.com/office/drawing/2016/5/10/chartex" xmlns:cx5="http://schemas.microsoft.com/office/drawing/2016/5/11/chartex" xmlns:cx6="http://schemas.microsoft.com/office/drawing/2016/5/12/chartex" xmlns:cx7="http://schemas.microsoft.com/office/drawing/2016/5/13/chartex" xmlns:cx8="http://schemas.microsoft.com/office/drawing/2016/5/14/chartex" xmlns:mc="http://schemas.openxmlformats.org/markup-compatibility/2006" xmlns:aink="http://schemas.microsoft.com/office/drawing/2016/ink" xmlns:am3d="http://schemas.microsoft.com/office/drawing/2017/model3d" xmlns:o="urn:schemas-microsoft-com:office:office" xmlns:r="http://schemas.openxmlformats.org/officeDocument/2006/relationships" xmlns:m="http://schemas.openxmlformats.org/officeDocument/2006/math" xmlns:v="urn:schemas-microsoft-com:vml" xmlns:wp14="http://schemas.microsoft.com/office/word/2010/wordprocessingDrawing" xmlns:wp="http://schemas.openxmlformats.org/drawingml/2006/wordprocessingDrawing" xmlns:w10="urn:schemas-microsoft-com:office:word" xmlns:w="http://schemas.openxmlformats.org/wordprocessingml/2006/main" xmlns:w14="http://schemas.microsoft.com/office/word/2010/wordml" xmlns:w15="http://schemas.microsoft.com/office/word/2012/wordml" xmlns:w16cex="http://schemas.microsoft.com/office/word/2018/wordml/cex" xmlns:w16cid="http://schemas.microsoft.com/office/word/2016/wordml/cid" xmlns:w16="http://schemas.microsoft.com/office/word/2018/wordml" xmlns:w16sdtdh="http://schemas.microsoft.com/office/word/2020/wordml/sdtdatahash" xmlns:w16se="http://schemas.microsoft.com/office/word/2015/wordml/symex" xmlns:wpg="http://schemas.microsoft.com/office/word/2010/wordprocessingGroup" xmlns:wpi="http://schemas.microsoft.com/office/word/2010/wordprocessingInk" xmlns:wne="http://schemas.microsoft.com/office/word/2006/wordml" xmlns:wps="http://schemas.microsoft.com/office/word/2010/wordprocessingShape"/>
-</file>
-
 <file path=word/endnotes.xml><?xml version="1.0" encoding="utf-8"?>
 <w:endnotes xmlns:wpc="http://schemas.microsoft.com/office/word/2010/wordprocessingCanvas" xmlns:mc="http://schemas.openxmlformats.org/markup-compatibility/2006" xmlns:o="urn:schemas-microsoft-com:office:office" xmlns:r="http://schemas.openxmlformats.org/officeDocument/2006/relationships" xmlns:m="http://schemas.openxmlformats.org/officeDocument/2006/math" xmlns:v="urn:schemas-microsoft-com:vml" xmlns:wp14="http://schemas.microsoft.com/office/word/2010/wordprocessingDrawing" xmlns:wp="http://schemas.openxmlformats.org/drawingml/2006/wordprocessingDrawing" xmlns:w10="urn:schemas-microsoft-com:office:word" xmlns:w="http://schemas.openxmlformats.org/wordprocessingml/2006/main" xmlns:w14="http://schemas.microsoft.com/office/word/2010/wordml" xmlns:w15="http://schemas.microsoft.com/office/word/2012/wordml" xmlns:wpg="http://schemas.microsoft.com/office/word/2010/wordprocessingGroup" xmlns:wpi="http://schemas.microsoft.com/office/word/2010/wordprocessingInk" xmlns:wne="http://schemas.microsoft.com/office/word/2006/wordml" xmlns:wps="http://schemas.microsoft.com/office/word/2010/wordprocessingShape" mc:Ignorable="w14 w15 wp14">
   <w:endnote w:type="separator" w:id="-1">
@@ -2026,7 +2377,7 @@
 <w:numbering xmlns:wpc="http://schemas.microsoft.com/office/word/2010/wordprocessingCanvas" xmlns:mc="http://schemas.openxmlformats.org/markup-compatibility/2006" xmlns:o="urn:schemas-microsoft-com:office:office" xmlns:r="http://schemas.openxmlformats.org/officeDocument/2006/relationships" xmlns:m="http://schemas.openxmlformats.org/officeDocument/2006/math" xmlns:v="urn:schemas-microsoft-com:vml" xmlns:wp14="http://schemas.microsoft.com/office/word/2010/wordprocessingDrawing" xmlns:wp="http://schemas.openxmlformats.org/drawingml/2006/wordprocessingDrawing" xmlns:w10="urn:schemas-microsoft-com:office:word" xmlns:w="http://schemas.openxmlformats.org/wordprocessingml/2006/main" xmlns:w14="http://schemas.microsoft.com/office/word/2010/wordml" xmlns:w15="http://schemas.microsoft.com/office/word/2012/wordml" xmlns:wpg="http://schemas.microsoft.com/office/word/2010/wordprocessingGroup" xmlns:wpi="http://schemas.microsoft.com/office/word/2010/wordprocessingInk" xmlns:wne="http://schemas.microsoft.com/office/word/2006/wordml" xmlns:wps="http://schemas.microsoft.com/office/word/2010/wordprocessingShape" mc:Ignorable="w14 w15 wp14">
   <w:abstractNum w:abstractNumId="1" w15:restartNumberingAfterBreak="0">
     <w:multiLevelType w:val="hybridMultilevel"/>
-    <w:lvl w:ilvl="0" w15:tentative="1">
+    <w:lvl w:ilvl="0" w:tentative="1">
       <w:start w:val="1"/>
       <w:numFmt w:val="bullet"/>
       <w:lvlText w:val="●"/>
@@ -2035,7 +2386,7 @@
         <w:ind w:left="720" w:hanging="360"/>
       </w:pPr>
     </w:lvl>
-    <w:lvl w:ilvl="1" w15:tentative="1">
+    <w:lvl w:ilvl="1" w:tentative="1">
       <w:start w:val="1"/>
       <w:numFmt w:val="bullet"/>
       <w:lvlText w:val="○"/>
@@ -2044,7 +2395,7 @@
         <w:ind w:left="1440" w:hanging="360"/>
       </w:pPr>
     </w:lvl>
-    <w:lvl w:ilvl="2" w15:tentative="1">
+    <w:lvl w:ilvl="2" w:tentative="1">
       <w:start w:val="1"/>
       <w:numFmt w:val="bullet"/>
       <w:lvlText w:val="■"/>
@@ -2053,7 +2404,7 @@
         <w:ind w:left="2160" w:hanging="360"/>
       </w:pPr>
     </w:lvl>
-    <w:lvl w:ilvl="3" w15:tentative="1">
+    <w:lvl w:ilvl="3" w:tentative="1">
       <w:start w:val="1"/>
       <w:numFmt w:val="bullet"/>
       <w:lvlText w:val="●"/>
@@ -2062,7 +2413,7 @@
         <w:ind w:left="2880" w:hanging="360"/>
       </w:pPr>
     </w:lvl>
-    <w:lvl w:ilvl="4" w15:tentative="1">
+    <w:lvl w:ilvl="4" w:tentative="1">
       <w:start w:val="1"/>
       <w:numFmt w:val="bullet"/>
       <w:lvlText w:val="○"/>
@@ -2071,7 +2422,7 @@
         <w:ind w:left="3600" w:hanging="360"/>
       </w:pPr>
     </w:lvl>
-    <w:lvl w:ilvl="5" w15:tentative="1">
+    <w:lvl w:ilvl="5" w:tentative="1">
       <w:start w:val="1"/>
       <w:numFmt w:val="bullet"/>
       <w:lvlText w:val="■"/>
@@ -2080,7 +2431,7 @@
         <w:ind w:left="4320" w:hanging="360"/>
       </w:pPr>
     </w:lvl>
-    <w:lvl w:ilvl="6" w15:tentative="1">
+    <w:lvl w:ilvl="6" w:tentative="1">
       <w:start w:val="1"/>
       <w:numFmt w:val="bullet"/>
       <w:lvlText w:val="●"/>
@@ -2089,7 +2440,7 @@
         <w:ind w:left="5040" w:hanging="360"/>
       </w:pPr>
     </w:lvl>
-    <w:lvl w:ilvl="7" w15:tentative="1">
+    <w:lvl w:ilvl="7" w:tentative="1">
       <w:start w:val="1"/>
       <w:numFmt w:val="bullet"/>
       <w:lvlText w:val="●"/>
@@ -2098,7 +2449,7 @@
         <w:ind w:left="5760" w:hanging="360"/>
       </w:pPr>
     </w:lvl>
-    <w:lvl w:ilvl="8" w15:tentative="1">
+    <w:lvl w:ilvl="8" w:tentative="1">
       <w:start w:val="1"/>
       <w:numFmt w:val="bullet"/>
       <w:lvlText w:val="●"/>
@@ -2110,7 +2461,7 @@
   </w:abstractNum>
   <w:abstractNum w:abstractNumId="2" w15:restartNumberingAfterBreak="0">
     <w:multiLevelType w:val="hybridMultilevel"/>
-    <w:lvl w:ilvl="0" w15:tentative="1">
+    <w:lvl w:ilvl="0" w:tentative="1">
       <w:start w:val="1"/>
       <w:numFmt w:val="bullet"/>
       <w:lvlText w:val="—"/>
@@ -2147,6 +2498,25 @@
     </w:rPrDefault>
     <w:pPrDefault/>
   </w:docDefaults>
+  <w:style w:type="paragraph" w:styleId="Normal" w:default="1">
+    <w:name w:val="Normal"/>
+    <w:qFormat/>
+  </w:style>
+  <w:style w:type="table" w:styleId="TableNormal" w:default="true">
+    <w:name w:val="Normal Table"/>
+    <w:uiPriority w:val="99"/>
+    <w:semiHidden/>
+    <w:unhideWhenUsed/>
+    <w:tblPr>
+      <w:tblInd w:type="dxa" w:w="0"/>
+      <w:tblCellMar>
+        <w:top w:type="dxa" w:w="0"/>
+        <w:left w:type="dxa" w:w="108"/>
+        <w:bottom w:type="dxa" w:w="0"/>
+        <w:right w:type="dxa" w:w="108"/>
+      </w:tblCellMar>
+    </w:tblPr>
+  </w:style>
   <w:style w:type="paragraph" w:styleId="Title">
     <w:name w:val="Title"/>
     <w:basedOn w:val="Normal"/>
@@ -2319,4 +2689,294 @@
     </w:rPr>
   </w:style>
 </w:styles>
+</file>
+
+<file path=word/theme/theme1.xml><?xml version="1.0" encoding="utf-8"?>
+<a:theme xmlns:a="http://schemas.openxmlformats.org/drawingml/2006/main" name="Office Theme">
+  <a:themeElements>
+    <a:clrScheme name="Office">
+      <a:dk1>
+        <a:sysClr val="windowText" lastClr="000000"/>
+      </a:dk1>
+      <a:lt1>
+        <a:sysClr val="window" lastClr="FFFFFF"/>
+      </a:lt1>
+      <a:dk2>
+        <a:srgbClr val="44546A"/>
+      </a:dk2>
+      <a:lt2>
+        <a:srgbClr val="E7E6E6"/>
+      </a:lt2>
+      <a:accent1>
+        <a:srgbClr val="4472C4"/>
+      </a:accent1>
+      <a:accent2>
+        <a:srgbClr val="ED7D31"/>
+      </a:accent2>
+      <a:accent3>
+        <a:srgbClr val="A5A5A5"/>
+      </a:accent3>
+      <a:accent4>
+        <a:srgbClr val="FFC000"/>
+      </a:accent4>
+      <a:accent5>
+        <a:srgbClr val="5B9BD5"/>
+      </a:accent5>
+      <a:accent6>
+        <a:srgbClr val="70AD47"/>
+      </a:accent6>
+      <a:hlink>
+        <a:srgbClr val="0563C1"/>
+      </a:hlink>
+      <a:folHlink>
+        <a:srgbClr val="954F72"/>
+      </a:folHlink>
+    </a:clrScheme>
+    <a:fontScheme name="Office">
+      <a:majorFont>
+        <a:latin typeface="Calibri Light" panose="020F0302020204030204"/>
+        <a:ea typeface=""/>
+        <a:cs typeface=""/>
+        <a:font script="Jpan" typeface="游ゴシック Light"/>
+        <a:font script="Hang" typeface="맑은 고딕"/>
+        <a:font script="Hans" typeface="等线 Light"/>
+        <a:font script="Hant" typeface="新細明體"/>
+        <a:font script="Arab" typeface="Times New Roman"/>
+        <a:font script="Hebr" typeface="Times New Roman"/>
+        <a:font script="Thai" typeface="Angsana New"/>
+        <a:font script="Ethi" typeface="Nyala"/>
+        <a:font script="Beng" typeface="Vrinda"/>
+        <a:font script="Gujr" typeface="Shruti"/>
+        <a:font script="Khmr" typeface="MoolBoran"/>
+        <a:font script="Knda" typeface="Tunga"/>
+        <a:font script="Guru" typeface="Raavi"/>
+        <a:font script="Cans" typeface="Euphemia"/>
+        <a:font script="Cher" typeface="Plantagenet Cherokee"/>
+        <a:font script="Yiii" typeface="Microsoft Yi Baiti"/>
+        <a:font script="Tibt" typeface="Microsoft Himalaya"/>
+        <a:font script="Thaa" typeface="MV Boli"/>
+        <a:font script="Deva" typeface="Mangal"/>
+        <a:font script="Telu" typeface="Gautami"/>
+        <a:font script="Taml" typeface="Latha"/>
+        <a:font script="Syrc" typeface="Estrangelo Edessa"/>
+        <a:font script="Orya" typeface="Kalinga"/>
+        <a:font script="Mlym" typeface="Kartika"/>
+        <a:font script="Laoo" typeface="DokChampa"/>
+        <a:font script="Sinh" typeface="Iskoola Pota"/>
+        <a:font script="Mong" typeface="Mongolian Baiti"/>
+        <a:font script="Viet" typeface="Times New Roman"/>
+        <a:font script="Uigh" typeface="Microsoft Uighur"/>
+        <a:font script="Geor" typeface="Sylfaen"/>
+        <a:font script="Armn" typeface="Arial"/>
+        <a:font script="Bugi" typeface="Leelawadee UI"/>
+        <a:font script="Bopo" typeface="Microsoft JhengHei"/>
+        <a:font script="Java" typeface="Javanese Text"/>
+        <a:font script="Lisu" typeface="Segoe UI"/>
+        <a:font script="Mymr" typeface="Myanmar Text"/>
+        <a:font script="Nkoo" typeface="Ebrima"/>
+        <a:font script="Olck" typeface="Nirmala UI"/>
+        <a:font script="Osma" typeface="Ebrima"/>
+        <a:font script="Phag" typeface="Phagspa"/>
+        <a:font script="Syrn" typeface="Estrangelo Edessa"/>
+        <a:font script="Syrj" typeface="Estrangelo Edessa"/>
+        <a:font script="Syre" typeface="Estrangelo Edessa"/>
+        <a:font script="Sora" typeface="Nirmala UI"/>
+        <a:font script="Tale" typeface="Microsoft Tai Le"/>
+        <a:font script="Talu" typeface="Microsoft New Tai Lue"/>
+        <a:font script="Tfng" typeface="Ebrima"/>
+      </a:majorFont>
+      <a:minorFont>
+        <a:latin typeface="Calibri" panose="020F0502020204030204"/>
+        <a:ea typeface=""/>
+        <a:cs typeface=""/>
+        <a:font script="Jpan" typeface="游明朝"/>
+        <a:font script="Hang" typeface="맑은 고딕"/>
+        <a:font script="Hans" typeface="等线"/>
+        <a:font script="Hant" typeface="新細明體"/>
+        <a:font script="Arab" typeface="Arial"/>
+        <a:font script="Hebr" typeface="Arial"/>
+        <a:font script="Thai" typeface="Cordia New"/>
+        <a:font script="Ethi" typeface="Nyala"/>
+        <a:font script="Beng" typeface="Vrinda"/>
+        <a:font script="Gujr" typeface="Shruti"/>
+        <a:font script="Khmr" typeface="DaunPenh"/>
+        <a:font script="Knda" typeface="Tunga"/>
+        <a:font script="Guru" typeface="Raavi"/>
+        <a:font script="Cans" typeface="Euphemia"/>
+        <a:font script="Cher" typeface="Plantagenet Cherokee"/>
+        <a:font script="Yiii" typeface="Microsoft Yi Baiti"/>
+        <a:font script="Tibt" typeface="Microsoft Himalaya"/>
+        <a:font script="Thaa" typeface="MV Boli"/>
+        <a:font script="Deva" typeface="Mangal"/>
+        <a:font script="Telu" typeface="Gautami"/>
+        <a:font script="Taml" typeface="Latha"/>
+        <a:font script="Syrc" typeface="Estrangelo Edessa"/>
+        <a:font script="Orya" typeface="Kalinga"/>
+        <a:font script="Mlym" typeface="Kartika"/>
+        <a:font script="Laoo" typeface="DokChampa"/>
+        <a:font script="Sinh" typeface="Iskoola Pota"/>
+        <a:font script="Mong" typeface="Mongolian Baiti"/>
+        <a:font script="Viet" typeface="Arial"/>
+        <a:font script="Uigh" typeface="Microsoft Uighur"/>
+        <a:font script="Geor" typeface="Sylfaen"/>
+        <a:font script="Armn" typeface="Arial"/>
+        <a:font script="Bugi" typeface="Leelawadee UI"/>
+        <a:font script="Bopo" typeface="Microsoft JhengHei"/>
+        <a:font script="Java" typeface="Javanese Text"/>
+        <a:font script="Lisu" typeface="Segoe UI"/>
+        <a:font script="Mymr" typeface="Myanmar Text"/>
+        <a:font script="Nkoo" typeface="Ebrima"/>
+        <a:font script="Olck" typeface="Nirmala UI"/>
+        <a:font script="Osma" typeface="Ebrima"/>
+        <a:font script="Phag" typeface="Phagspa"/>
+        <a:font script="Syrn" typeface="Estrangelo Edessa"/>
+        <a:font script="Syrj" typeface="Estrangelo Edessa"/>
+        <a:font script="Syre" typeface="Estrangelo Edessa"/>
+        <a:font script="Sora" typeface="Nirmala UI"/>
+        <a:font script="Tale" typeface="Microsoft Tai Le"/>
+        <a:font script="Talu" typeface="Microsoft New Tai Lue"/>
+        <a:font script="Tfng" typeface="Ebrima"/>
+      </a:minorFont>
+    </a:fontScheme>
+    <a:fmtScheme name="Office">
+      <a:fillStyleLst>
+        <a:solidFill>
+          <a:schemeClr val="phClr"/>
+        </a:solidFill>
+        <a:gradFill rotWithShape="true">
+          <a:gsLst>
+            <a:gs pos="0">
+              <a:schemeClr val="phClr">
+                <a:lumMod val="110000"/>
+                <a:satMod val="105000"/>
+                <a:tint val="67000"/>
+              </a:schemeClr>
+            </a:gs>
+            <a:gs pos="50000">
+              <a:schemeClr val="phClr">
+                <a:lumMod val="105000"/>
+                <a:satMod val="103000"/>
+                <a:tint val="73000"/>
+              </a:schemeClr>
+            </a:gs>
+            <a:gs pos="100000">
+              <a:schemeClr val="phClr">
+                <a:lumMod val="105000"/>
+                <a:satMod val="109000"/>
+                <a:tint val="81000"/>
+              </a:schemeClr>
+            </a:gs>
+          </a:gsLst>
+          <a:lin ang="5400000" scaled="false"/>
+        </a:gradFill>
+        <a:gradFill rotWithShape="true">
+          <a:gsLst>
+            <a:gs pos="0">
+              <a:schemeClr val="phClr">
+                <a:satMod val="103000"/>
+                <a:lumMod val="102000"/>
+                <a:tint val="94000"/>
+              </a:schemeClr>
+            </a:gs>
+            <a:gs pos="50000">
+              <a:schemeClr val="phClr">
+                <a:satMod val="110000"/>
+                <a:lumMod val="100000"/>
+                <a:shade val="100000"/>
+              </a:schemeClr>
+            </a:gs>
+            <a:gs pos="100000">
+              <a:schemeClr val="phClr">
+                <a:lumMod val="99000"/>
+                <a:satMod val="120000"/>
+                <a:shade val="78000"/>
+              </a:schemeClr>
+            </a:gs>
+          </a:gsLst>
+          <a:lin ang="5400000" scaled="false"/>
+        </a:gradFill>
+      </a:fillStyleLst>
+      <a:lnStyleLst>
+        <a:ln w="6350" cap="flat" cmpd="sng" algn="ctr">
+          <a:solidFill>
+            <a:schemeClr val="phClr"/>
+          </a:solidFill>
+          <a:prstDash val="solid"/>
+          <a:miter lim="800000"/>
+        </a:ln>
+        <a:ln w="12700" cap="flat" cmpd="sng" algn="ctr">
+          <a:solidFill>
+            <a:schemeClr val="phClr"/>
+          </a:solidFill>
+          <a:prstDash val="solid"/>
+          <a:miter lim="800000"/>
+        </a:ln>
+        <a:ln w="19050" cap="flat" cmpd="sng" algn="ctr">
+          <a:solidFill>
+            <a:schemeClr val="phClr"/>
+          </a:solidFill>
+          <a:prstDash val="solid"/>
+          <a:miter lim="800000"/>
+        </a:ln>
+      </a:lnStyleLst>
+      <a:effectStyleLst>
+        <a:effectStyle>
+          <a:effectLst/>
+        </a:effectStyle>
+        <a:effectStyle>
+          <a:effectLst/>
+        </a:effectStyle>
+        <a:effectStyle>
+          <a:effectLst>
+            <a:outerShdw blurRad="57150" dist="19050" dir="5400000" algn="ctr" rotWithShape="false">
+              <a:srgbClr val="000000">
+                <a:alpha val="63000"/>
+              </a:srgbClr>
+            </a:outerShdw>
+          </a:effectLst>
+        </a:effectStyle>
+      </a:effectStyleLst>
+      <a:bgFillStyleLst>
+        <a:solidFill>
+          <a:schemeClr val="phClr"/>
+        </a:solidFill>
+        <a:solidFill>
+          <a:schemeClr val="phClr">
+            <a:tint val="95000"/>
+            <a:satMod val="170000"/>
+          </a:schemeClr>
+        </a:solidFill>
+        <a:gradFill rotWithShape="true">
+          <a:gsLst>
+            <a:gs pos="0">
+              <a:schemeClr val="phClr">
+                <a:tint val="93000"/>
+                <a:satMod val="150000"/>
+                <a:shade val="98000"/>
+                <a:lumMod val="102000"/>
+              </a:schemeClr>
+            </a:gs>
+            <a:gs pos="50000">
+              <a:schemeClr val="phClr">
+                <a:tint val="98000"/>
+                <a:satMod val="130000"/>
+                <a:shade val="90000"/>
+                <a:lumMod val="103000"/>
+              </a:schemeClr>
+            </a:gs>
+            <a:gs pos="100000">
+              <a:schemeClr val="phClr">
+                <a:shade val="63000"/>
+                <a:satMod val="120000"/>
+              </a:schemeClr>
+            </a:gs>
+          </a:gsLst>
+          <a:lin ang="5400000" scaled="false"/>
+        </a:gradFill>
+      </a:bgFillStyleLst>
+    </a:fmtScheme>
+  </a:themeElements>
+  <a:objectDefaults/>
+  <a:extraClrSchemeLst/>
+</a:theme>
 </file>
--- a/products-storage/04-polnyy-komplekt-pto/01-30-bazovye-pakety/01-zakrytie-rabot/12-pretenziya-na-neoplatu-po-ks-2.docx
+++ b/products-storage/04-polnyy-komplekt-pto/01-30-bazovye-pakety/01-zakrytie-rabot/12-pretenziya-na-neoplatu-po-ks-2.docx
@@ -34,95 +34,6 @@
         <w:t xml:space="preserve">Досудебное требование оплатить принятые работы. Шаблон и инструкция.</w:t>
       </w:r>
     </w:p>
-    <w:tbl>
-      <w:tblPr>
-        <w:tblW w:type="dxa" w:w="9360"/>
-        <w:tblBorders>
-          <w:top w:val="single" w:color="auto" w:sz="4"/>
-          <w:left w:val="single" w:color="auto" w:sz="4"/>
-          <w:bottom w:val="single" w:color="auto" w:sz="4"/>
-          <w:right w:val="single" w:color="auto" w:sz="4"/>
-          <w:insideH w:val="single" w:color="auto" w:sz="4"/>
-          <w:insideV w:val="single" w:color="auto" w:sz="4"/>
-        </w:tblBorders>
-      </w:tblPr>
-      <w:tblGrid>
-        <w:gridCol w:w="9360"/>
-      </w:tblGrid>
-      <w:tr>
-        <w:tc>
-          <w:tcPr>
-            <w:tcW w:type="dxa" w:w="9360"/>
-            <w:shd w:fill="F2F2F2" w:val="clear"/>
-            <w:tcMar>
-              <w:top w:type="dxa" w:w="160"/>
-              <w:left w:type="dxa" w:w="200"/>
-              <w:bottom w:type="dxa" w:w="160"/>
-              <w:right w:type="dxa" w:w="200"/>
-            </w:tcMar>
-          </w:tcPr>
-          <w:p>
-            <w:pPr>
-              <w:spacing w:after="100" w:line="276"/>
-            </w:pPr>
-            <w:r>
-              <w:rPr>
-                <w:rFonts w:ascii="Times New Roman" w:cs="Times New Roman" w:eastAsia="Times New Roman" w:hAnsi="Times New Roman"/>
-                <w:b/>
-                <w:bCs/>
-                <w:sz w:val="24"/>
-                <w:szCs w:val="24"/>
-              </w:rPr>
-              <w:t xml:space="preserve">Важно, прочитайте до использования</w:t>
-            </w:r>
-          </w:p>
-          <w:p>
-            <w:pPr>
-              <w:spacing w:after="100" w:line="276"/>
-            </w:pPr>
-            <w:r>
-              <w:rPr>
-                <w:rFonts w:ascii="Times New Roman" w:cs="Times New Roman" w:eastAsia="Times New Roman" w:hAnsi="Times New Roman"/>
-                <w:sz w:val="24"/>
-                <w:szCs w:val="24"/>
-              </w:rPr>
-              <w:t xml:space="preserve">Это типовой шаблон, а не юридическая консультация и не гарантия взыскания. Он рассчитан на типовую ситуацию: работы приняты, акты подписаны обеими сторонами без замечаний, встречных требований нет.</w:t>
-            </w:r>
-          </w:p>
-          <w:p>
-            <w:pPr>
-              <w:spacing w:after="100" w:line="276"/>
-            </w:pPr>
-            <w:r>
-              <w:rPr>
-                <w:rFonts w:ascii="Times New Roman" w:cs="Times New Roman" w:eastAsia="Times New Roman" w:hAnsi="Times New Roman"/>
-                <w:sz w:val="24"/>
-                <w:szCs w:val="24"/>
-              </w:rPr>
-              <w:t xml:space="preserve">Нормативная сверка сопоставляет формулировки, сроки и порядок со статьями закона; она не заменяет юридическую консультацию и проверку обстоятельств вашего спора. Шаблон не заменяет консультацию по конкретной ситуации: выводы зависят от условий вашего договора, состава подписанных документов и обстоятельств спора, и приоритет всегда у договора. Если заказчик оспаривает объёмы или качество, заявляет зачёт, если акты подписаны неуполномоченным лицом или в картотеке арбитражных дел появилось дело о банкротстве должника — типовой текст создаёт ложную уверенность. В этих случаях обращайтесь к юристу до отправки.</w:t>
-            </w:r>
-          </w:p>
-          <w:p>
-            <w:pPr>
-              <w:spacing w:after="0" w:line="276"/>
-            </w:pPr>
-            <w:r>
-              <w:rPr>
-                <w:rFonts w:ascii="Times New Roman" w:cs="Times New Roman" w:eastAsia="Times New Roman" w:hAnsi="Times New Roman"/>
-                <w:sz w:val="24"/>
-                <w:szCs w:val="24"/>
-              </w:rPr>
-              <w:t xml:space="preserve">Ставок, сроков и размеров пошлин числом в шаблоне нет намеренно: они меняются, а скачанный файл не обновляется. Каждое число вы берёте из названного источника на дату составления документа.</w:t>
-            </w:r>
-          </w:p>
-        </w:tc>
-      </w:tr>
-    </w:tbl>
-    <w:p>
-      <w:pPr>
-        <w:spacing w:after="120" w:line="276"/>
-      </w:pPr>
-    </w:p>
     <w:p>
       <w:pPr>
         <w:pStyle w:val="Heading2"/>
@@ -137,7 +48,7 @@
           <w:sz w:val="26"/>
           <w:szCs w:val="26"/>
         </w:rPr>
-        <w:t xml:space="preserve">Зачем этот документ</w:t>
+        <w:t xml:space="preserve">Результат применения</w:t>
       </w:r>
     </w:p>
     <w:p>
@@ -251,7 +162,7 @@
           <w:sz w:val="26"/>
           <w:szCs w:val="26"/>
         </w:rPr>
-        <w:t xml:space="preserve">Чего этот документ не делает</w:t>
+        <w:t xml:space="preserve">Как выбрать маршрут</w:t>
       </w:r>
     </w:p>
     <w:p>
@@ -269,7 +180,7 @@
           <w:sz w:val="24"/>
           <w:szCs w:val="24"/>
         </w:rPr>
-        <w:t xml:space="preserve">Не гарантирует оплату и не выигрывает спор. Это требование, а не решение суда.</w:t>
+        <w:t xml:space="preserve">При подписанных актах направьте требование об оплате с подтверждённой суммой долга и доказательствами отправки.</w:t>
       </w:r>
     </w:p>
     <w:p>
@@ -287,7 +198,7 @@
           <w:sz w:val="24"/>
           <w:szCs w:val="24"/>
         </w:rPr>
-        <w:t xml:space="preserve">Не подходит, если акты не подписаны заказчиком: уклонение от приёмки и односторонний акт (ст. 753 ГК РФ) — другая, более сложная ситуация. См. раздел Б файла «Алгоритм действий при задержке оплаты» и консультацию юриста.</w:t>
+        <w:t xml:space="preserve">При уклонении заказчика от приёмки или одностороннем акте (ст. 753 ГК РФ) откройте раздел Б файла «Алгоритм действий при задержке оплаты» и согласуйте позицию с юристом.</w:t>
       </w:r>
     </w:p>
     <w:p>
@@ -305,7 +216,7 @@
           <w:sz w:val="24"/>
           <w:szCs w:val="24"/>
         </w:rPr>
-        <w:t xml:space="preserve">Не заменяет юридическую консультацию. Если заказчик заявляет встречные требования, зачёт или находится в предбанкротном состоянии — к юристу до отправки.</w:t>
+        <w:t xml:space="preserve">При встречных требованиях, зачёте или признаках банкротства привлеките юриста до отправки документа.</w:t>
       </w:r>
     </w:p>
     <w:p>
@@ -2299,6 +2210,10 @@
 </w:document>
 </file>
 
+<file path=word/comments.xml><?xml version="1.0" encoding="utf-8"?>
+<w:comments xmlns:cx="http://schemas.microsoft.com/office/drawing/2014/chartex" xmlns:cx1="http://schemas.microsoft.com/office/drawing/2015/9/8/chartex" xmlns:cx2="http://schemas.microsoft.com/office/drawing/2015/10/21/chartex" xmlns:cx3="http://schemas.microsoft.com/office/drawing/2016/5/9/chartex" xmlns:cx4="http://schemas.microsoft.com/office/drawing/2016/5/10/chartex" xmlns:cx5="http://schemas.microsoft.com/office/drawing/2016/5/11/chartex" xmlns:cx6="http://schemas.microsoft.com/office/drawing/2016/5/12/chartex" xmlns:cx7="http://schemas.microsoft.com/office/drawing/2016/5/13/chartex" xmlns:cx8="http://schemas.microsoft.com/office/drawing/2016/5/14/chartex" xmlns:mc="http://schemas.openxmlformats.org/markup-compatibility/2006" xmlns:aink="http://schemas.microsoft.com/office/drawing/2016/ink" xmlns:am3d="http://schemas.microsoft.com/office/drawing/2017/model3d" xmlns:o="urn:schemas-microsoft-com:office:office" xmlns:r="http://schemas.openxmlformats.org/officeDocument/2006/relationships" xmlns:m="http://schemas.openxmlformats.org/officeDocument/2006/math" xmlns:v="urn:schemas-microsoft-com:vml" xmlns:wp14="http://schemas.microsoft.com/office/word/2010/wordprocessingDrawing" xmlns:wp="http://schemas.openxmlformats.org/drawingml/2006/wordprocessingDrawing" xmlns:w10="urn:schemas-microsoft-com:office:word" xmlns:w="http://schemas.openxmlformats.org/wordprocessingml/2006/main" xmlns:w14="http://schemas.microsoft.com/office/word/2010/wordml" xmlns:w15="http://schemas.microsoft.com/office/word/2012/wordml" xmlns:w16cex="http://schemas.microsoft.com/office/word/2018/wordml/cex" xmlns:w16cid="http://schemas.microsoft.com/office/word/2016/wordml/cid" xmlns:w16="http://schemas.microsoft.com/office/word/2018/wordml" xmlns:w16sdtdh="http://schemas.microsoft.com/office/word/2020/wordml/sdtdatahash" xmlns:w16se="http://schemas.microsoft.com/office/word/2015/wordml/symex" xmlns:wpg="http://schemas.microsoft.com/office/word/2010/wordprocessingGroup" xmlns:wpi="http://schemas.microsoft.com/office/word/2010/wordprocessingInk" xmlns:wne="http://schemas.microsoft.com/office/word/2006/wordml" xmlns:wps="http://schemas.microsoft.com/office/word/2010/wordprocessingShape"/>
+</file>
+
 <file path=word/endnotes.xml><?xml version="1.0" encoding="utf-8"?>
 <w:endnotes xmlns:wpc="http://schemas.microsoft.com/office/word/2010/wordprocessingCanvas" xmlns:mc="http://schemas.openxmlformats.org/markup-compatibility/2006" xmlns:o="urn:schemas-microsoft-com:office:office" xmlns:r="http://schemas.openxmlformats.org/officeDocument/2006/relationships" xmlns:m="http://schemas.openxmlformats.org/officeDocument/2006/math" xmlns:v="urn:schemas-microsoft-com:vml" xmlns:wp14="http://schemas.microsoft.com/office/word/2010/wordprocessingDrawing" xmlns:wp="http://schemas.openxmlformats.org/drawingml/2006/wordprocessingDrawing" xmlns:w10="urn:schemas-microsoft-com:office:word" xmlns:w="http://schemas.openxmlformats.org/wordprocessingml/2006/main" xmlns:w14="http://schemas.microsoft.com/office/word/2010/wordml" xmlns:w15="http://schemas.microsoft.com/office/word/2012/wordml" xmlns:wpg="http://schemas.microsoft.com/office/word/2010/wordprocessingGroup" xmlns:wpi="http://schemas.microsoft.com/office/word/2010/wordprocessingInk" xmlns:wne="http://schemas.microsoft.com/office/word/2006/wordml" xmlns:wps="http://schemas.microsoft.com/office/word/2010/wordprocessingShape" mc:Ignorable="w14 w15 wp14">
   <w:endnote w:type="separator" w:id="-1">
@@ -2377,7 +2292,7 @@
 <w:numbering xmlns:wpc="http://schemas.microsoft.com/office/word/2010/wordprocessingCanvas" xmlns:mc="http://schemas.openxmlformats.org/markup-compatibility/2006" xmlns:o="urn:schemas-microsoft-com:office:office" xmlns:r="http://schemas.openxmlformats.org/officeDocument/2006/relationships" xmlns:m="http://schemas.openxmlformats.org/officeDocument/2006/math" xmlns:v="urn:schemas-microsoft-com:vml" xmlns:wp14="http://schemas.microsoft.com/office/word/2010/wordprocessingDrawing" xmlns:wp="http://schemas.openxmlformats.org/drawingml/2006/wordprocessingDrawing" xmlns:w10="urn:schemas-microsoft-com:office:word" xmlns:w="http://schemas.openxmlformats.org/wordprocessingml/2006/main" xmlns:w14="http://schemas.microsoft.com/office/word/2010/wordml" xmlns:w15="http://schemas.microsoft.com/office/word/2012/wordml" xmlns:wpg="http://schemas.microsoft.com/office/word/2010/wordprocessingGroup" xmlns:wpi="http://schemas.microsoft.com/office/word/2010/wordprocessingInk" xmlns:wne="http://schemas.microsoft.com/office/word/2006/wordml" xmlns:wps="http://schemas.microsoft.com/office/word/2010/wordprocessingShape" mc:Ignorable="w14 w15 wp14">
   <w:abstractNum w:abstractNumId="1" w15:restartNumberingAfterBreak="0">
     <w:multiLevelType w:val="hybridMultilevel"/>
-    <w:lvl w:ilvl="0" w:tentative="1">
+    <w:lvl w:ilvl="0" w15:tentative="1">
       <w:start w:val="1"/>
       <w:numFmt w:val="bullet"/>
       <w:lvlText w:val="●"/>
@@ -2386,7 +2301,7 @@
         <w:ind w:left="720" w:hanging="360"/>
       </w:pPr>
     </w:lvl>
-    <w:lvl w:ilvl="1" w:tentative="1">
+    <w:lvl w:ilvl="1" w15:tentative="1">
       <w:start w:val="1"/>
       <w:numFmt w:val="bullet"/>
       <w:lvlText w:val="○"/>
@@ -2395,7 +2310,7 @@
         <w:ind w:left="1440" w:hanging="360"/>
       </w:pPr>
     </w:lvl>
-    <w:lvl w:ilvl="2" w:tentative="1">
+    <w:lvl w:ilvl="2" w15:tentative="1">
       <w:start w:val="1"/>
       <w:numFmt w:val="bullet"/>
       <w:lvlText w:val="■"/>
@@ -2404,7 +2319,7 @@
         <w:ind w:left="2160" w:hanging="360"/>
       </w:pPr>
     </w:lvl>
-    <w:lvl w:ilvl="3" w:tentative="1">
+    <w:lvl w:ilvl="3" w15:tentative="1">
       <w:start w:val="1"/>
       <w:numFmt w:val="bullet"/>
       <w:lvlText w:val="●"/>
@@ -2413,7 +2328,7 @@
         <w:ind w:left="2880" w:hanging="360"/>
       </w:pPr>
     </w:lvl>
-    <w:lvl w:ilvl="4" w:tentative="1">
+    <w:lvl w:ilvl="4" w15:tentative="1">
       <w:start w:val="1"/>
       <w:numFmt w:val="bullet"/>
       <w:lvlText w:val="○"/>
@@ -2422,7 +2337,7 @@
         <w:ind w:left="3600" w:hanging="360"/>
       </w:pPr>
     </w:lvl>
-    <w:lvl w:ilvl="5" w:tentative="1">
+    <w:lvl w:ilvl="5" w15:tentative="1">
       <w:start w:val="1"/>
       <w:numFmt w:val="bullet"/>
       <w:lvlText w:val="■"/>
@@ -2431,7 +2346,7 @@
         <w:ind w:left="4320" w:hanging="360"/>
       </w:pPr>
     </w:lvl>
-    <w:lvl w:ilvl="6" w:tentative="1">
+    <w:lvl w:ilvl="6" w15:tentative="1">
       <w:start w:val="1"/>
       <w:numFmt w:val="bullet"/>
       <w:lvlText w:val="●"/>
@@ -2440,7 +2355,7 @@
         <w:ind w:left="5040" w:hanging="360"/>
       </w:pPr>
     </w:lvl>
-    <w:lvl w:ilvl="7" w:tentative="1">
+    <w:lvl w:ilvl="7" w15:tentative="1">
       <w:start w:val="1"/>
       <w:numFmt w:val="bullet"/>
       <w:lvlText w:val="●"/>
@@ -2449,7 +2364,7 @@
         <w:ind w:left="5760" w:hanging="360"/>
       </w:pPr>
     </w:lvl>
-    <w:lvl w:ilvl="8" w:tentative="1">
+    <w:lvl w:ilvl="8" w15:tentative="1">
       <w:start w:val="1"/>
       <w:numFmt w:val="bullet"/>
       <w:lvlText w:val="●"/>
@@ -2461,7 +2376,7 @@
   </w:abstractNum>
   <w:abstractNum w:abstractNumId="2" w15:restartNumberingAfterBreak="0">
     <w:multiLevelType w:val="hybridMultilevel"/>
-    <w:lvl w:ilvl="0" w:tentative="1">
+    <w:lvl w:ilvl="0" w15:tentative="1">
       <w:start w:val="1"/>
       <w:numFmt w:val="bullet"/>
       <w:lvlText w:val="—"/>
@@ -2498,25 +2413,6 @@
     </w:rPrDefault>
     <w:pPrDefault/>
   </w:docDefaults>
-  <w:style w:type="paragraph" w:styleId="Normal" w:default="1">
-    <w:name w:val="Normal"/>
-    <w:qFormat/>
-  </w:style>
-  <w:style w:type="table" w:styleId="TableNormal" w:default="true">
-    <w:name w:val="Normal Table"/>
-    <w:uiPriority w:val="99"/>
-    <w:semiHidden/>
-    <w:unhideWhenUsed/>
-    <w:tblPr>
-      <w:tblInd w:type="dxa" w:w="0"/>
-      <w:tblCellMar>
-        <w:top w:type="dxa" w:w="0"/>
-        <w:left w:type="dxa" w:w="108"/>
-        <w:bottom w:type="dxa" w:w="0"/>
-        <w:right w:type="dxa" w:w="108"/>
-      </w:tblCellMar>
-    </w:tblPr>
-  </w:style>
   <w:style w:type="paragraph" w:styleId="Title">
     <w:name w:val="Title"/>
     <w:basedOn w:val="Normal"/>
@@ -2689,294 +2585,4 @@
     </w:rPr>
   </w:style>
 </w:styles>
-</file>
-
-<file path=word/theme/theme1.xml><?xml version="1.0" encoding="utf-8"?>
-<a:theme xmlns:a="http://schemas.openxmlformats.org/drawingml/2006/main" name="Office Theme">
-  <a:themeElements>
-    <a:clrScheme name="Office">
-      <a:dk1>
-        <a:sysClr val="windowText" lastClr="000000"/>
-      </a:dk1>
-      <a:lt1>
-        <a:sysClr val="window" lastClr="FFFFFF"/>
-      </a:lt1>
-      <a:dk2>
-        <a:srgbClr val="44546A"/>
-      </a:dk2>
-      <a:lt2>
-        <a:srgbClr val="E7E6E6"/>
-      </a:lt2>
-      <a:accent1>
-        <a:srgbClr val="4472C4"/>
-      </a:accent1>
-      <a:accent2>
-        <a:srgbClr val="ED7D31"/>
-      </a:accent2>
-      <a:accent3>
-        <a:srgbClr val="A5A5A5"/>
-      </a:accent3>
-      <a:accent4>
-        <a:srgbClr val="FFC000"/>
-      </a:accent4>
-      <a:accent5>
-        <a:srgbClr val="5B9BD5"/>
-      </a:accent5>
-      <a:accent6>
-        <a:srgbClr val="70AD47"/>
-      </a:accent6>
-      <a:hlink>
-        <a:srgbClr val="0563C1"/>
-      </a:hlink>
-      <a:folHlink>
-        <a:srgbClr val="954F72"/>
-      </a:folHlink>
-    </a:clrScheme>
-    <a:fontScheme name="Office">
-      <a:majorFont>
-        <a:latin typeface="Calibri Light" panose="020F0302020204030204"/>
-        <a:ea typeface=""/>
-        <a:cs typeface=""/>
-        <a:font script="Jpan" typeface="游ゴシック Light"/>
-        <a:font script="Hang" typeface="맑은 고딕"/>
-        <a:font script="Hans" typeface="等线 Light"/>
-        <a:font script="Hant" typeface="新細明體"/>
-        <a:font script="Arab" typeface="Times New Roman"/>
-        <a:font script="Hebr" typeface="Times New Roman"/>
-        <a:font script="Thai" typeface="Angsana New"/>
-        <a:font script="Ethi" typeface="Nyala"/>
-        <a:font script="Beng" typeface="Vrinda"/>
-        <a:font script="Gujr" typeface="Shruti"/>
-        <a:font script="Khmr" typeface="MoolBoran"/>
-        <a:font script="Knda" typeface="Tunga"/>
-        <a:font script="Guru" typeface="Raavi"/>
-        <a:font script="Cans" typeface="Euphemia"/>
-        <a:font script="Cher" typeface="Plantagenet Cherokee"/>
-        <a:font script="Yiii" typeface="Microsoft Yi Baiti"/>
-        <a:font script="Tibt" typeface="Microsoft Himalaya"/>
-        <a:font script="Thaa" typeface="MV Boli"/>
-        <a:font script="Deva" typeface="Mangal"/>
-        <a:font script="Telu" typeface="Gautami"/>
-        <a:font script="Taml" typeface="Latha"/>
-        <a:font script="Syrc" typeface="Estrangelo Edessa"/>
-        <a:font script="Orya" typeface="Kalinga"/>
-        <a:font script="Mlym" typeface="Kartika"/>
-        <a:font script="Laoo" typeface="DokChampa"/>
-        <a:font script="Sinh" typeface="Iskoola Pota"/>
-        <a:font script="Mong" typeface="Mongolian Baiti"/>
-        <a:font script="Viet" typeface="Times New Roman"/>
-        <a:font script="Uigh" typeface="Microsoft Uighur"/>
-        <a:font script="Geor" typeface="Sylfaen"/>
-        <a:font script="Armn" typeface="Arial"/>
-        <a:font script="Bugi" typeface="Leelawadee UI"/>
-        <a:font script="Bopo" typeface="Microsoft JhengHei"/>
-        <a:font script="Java" typeface="Javanese Text"/>
-        <a:font script="Lisu" typeface="Segoe UI"/>
-        <a:font script="Mymr" typeface="Myanmar Text"/>
-        <a:font script="Nkoo" typeface="Ebrima"/>
-        <a:font script="Olck" typeface="Nirmala UI"/>
-        <a:font script="Osma" typeface="Ebrima"/>
-        <a:font script="Phag" typeface="Phagspa"/>
-        <a:font script="Syrn" typeface="Estrangelo Edessa"/>
-        <a:font script="Syrj" typeface="Estrangelo Edessa"/>
-        <a:font script="Syre" typeface="Estrangelo Edessa"/>
-        <a:font script="Sora" typeface="Nirmala UI"/>
-        <a:font script="Tale" typeface="Microsoft Tai Le"/>
-        <a:font script="Talu" typeface="Microsoft New Tai Lue"/>
-        <a:font script="Tfng" typeface="Ebrima"/>
-      </a:majorFont>
-      <a:minorFont>
-        <a:latin typeface="Calibri" panose="020F0502020204030204"/>
-        <a:ea typeface=""/>
-        <a:cs typeface=""/>
-        <a:font script="Jpan" typeface="游明朝"/>
-        <a:font script="Hang" typeface="맑은 고딕"/>
-        <a:font script="Hans" typeface="等线"/>
-        <a:font script="Hant" typeface="新細明體"/>
-        <a:font script="Arab" typeface="Arial"/>
-        <a:font script="Hebr" typeface="Arial"/>
-        <a:font script="Thai" typeface="Cordia New"/>
-        <a:font script="Ethi" typeface="Nyala"/>
-        <a:font script="Beng" typeface="Vrinda"/>
-        <a:font script="Gujr" typeface="Shruti"/>
-        <a:font script="Khmr" typeface="DaunPenh"/>
-        <a:font script="Knda" typeface="Tunga"/>
-        <a:font script="Guru" typeface="Raavi"/>
-        <a:font script="Cans" typeface="Euphemia"/>
-        <a:font script="Cher" typeface="Plantagenet Cherokee"/>
-        <a:font script="Yiii" typeface="Microsoft Yi Baiti"/>
-        <a:font script="Tibt" typeface="Microsoft Himalaya"/>
-        <a:font script="Thaa" typeface="MV Boli"/>
-        <a:font script="Deva" typeface="Mangal"/>
-        <a:font script="Telu" typeface="Gautami"/>
-        <a:font script="Taml" typeface="Latha"/>
-        <a:font script="Syrc" typeface="Estrangelo Edessa"/>
-        <a:font script="Orya" typeface="Kalinga"/>
-        <a:font script="Mlym" typeface="Kartika"/>
-        <a:font script="Laoo" typeface="DokChampa"/>
-        <a:font script="Sinh" typeface="Iskoola Pota"/>
-        <a:font script="Mong" typeface="Mongolian Baiti"/>
-        <a:font script="Viet" typeface="Arial"/>
-        <a:font script="Uigh" typeface="Microsoft Uighur"/>
-        <a:font script="Geor" typeface="Sylfaen"/>
-        <a:font script="Armn" typeface="Arial"/>
-        <a:font script="Bugi" typeface="Leelawadee UI"/>
-        <a:font script="Bopo" typeface="Microsoft JhengHei"/>
-        <a:font script="Java" typeface="Javanese Text"/>
-        <a:font script="Lisu" typeface="Segoe UI"/>
-        <a:font script="Mymr" typeface="Myanmar Text"/>
-        <a:font script="Nkoo" typeface="Ebrima"/>
-        <a:font script="Olck" typeface="Nirmala UI"/>
-        <a:font script="Osma" typeface="Ebrima"/>
-        <a:font script="Phag" typeface="Phagspa"/>
-        <a:font script="Syrn" typeface="Estrangelo Edessa"/>
-        <a:font script="Syrj" typeface="Estrangelo Edessa"/>
-        <a:font script="Syre" typeface="Estrangelo Edessa"/>
-        <a:font script="Sora" typeface="Nirmala UI"/>
-        <a:font script="Tale" typeface="Microsoft Tai Le"/>
-        <a:font script="Talu" typeface="Microsoft New Tai Lue"/>
-        <a:font script="Tfng" typeface="Ebrima"/>
-      </a:minorFont>
-    </a:fontScheme>
-    <a:fmtScheme name="Office">
-      <a:fillStyleLst>
-        <a:solidFill>
-          <a:schemeClr val="phClr"/>
-        </a:solidFill>
-        <a:gradFill rotWithShape="true">
-          <a:gsLst>
-            <a:gs pos="0">
-              <a:schemeClr val="phClr">
-                <a:lumMod val="110000"/>
-                <a:satMod val="105000"/>
-                <a:tint val="67000"/>
-              </a:schemeClr>
-            </a:gs>
-            <a:gs pos="50000">
-              <a:schemeClr val="phClr">
-                <a:lumMod val="105000"/>
-                <a:satMod val="103000"/>
-                <a:tint val="73000"/>
-              </a:schemeClr>
-            </a:gs>
-            <a:gs pos="100000">
-              <a:schemeClr val="phClr">
-                <a:lumMod val="105000"/>
-                <a:satMod val="109000"/>
-                <a:tint val="81000"/>
-              </a:schemeClr>
-            </a:gs>
-          </a:gsLst>
-          <a:lin ang="5400000" scaled="false"/>
-        </a:gradFill>
-        <a:gradFill rotWithShape="true">
-          <a:gsLst>
-            <a:gs pos="0">
-              <a:schemeClr val="phClr">
-                <a:satMod val="103000"/>
-                <a:lumMod val="102000"/>
-                <a:tint val="94000"/>
-              </a:schemeClr>
-            </a:gs>
-            <a:gs pos="50000">
-              <a:schemeClr val="phClr">
-                <a:satMod val="110000"/>
-                <a:lumMod val="100000"/>
-                <a:shade val="100000"/>
-              </a:schemeClr>
-            </a:gs>
-            <a:gs pos="100000">
-              <a:schemeClr val="phClr">
-                <a:lumMod val="99000"/>
-                <a:satMod val="120000"/>
-                <a:shade val="78000"/>
-              </a:schemeClr>
-            </a:gs>
-          </a:gsLst>
-          <a:lin ang="5400000" scaled="false"/>
-        </a:gradFill>
-      </a:fillStyleLst>
-      <a:lnStyleLst>
-        <a:ln w="6350" cap="flat" cmpd="sng" algn="ctr">
-          <a:solidFill>
-            <a:schemeClr val="phClr"/>
-          </a:solidFill>
-          <a:prstDash val="solid"/>
-          <a:miter lim="800000"/>
-        </a:ln>
-        <a:ln w="12700" cap="flat" cmpd="sng" algn="ctr">
-          <a:solidFill>
-            <a:schemeClr val="phClr"/>
-          </a:solidFill>
-          <a:prstDash val="solid"/>
-          <a:miter lim="800000"/>
-        </a:ln>
-        <a:ln w="19050" cap="flat" cmpd="sng" algn="ctr">
-          <a:solidFill>
-            <a:schemeClr val="phClr"/>
-          </a:solidFill>
-          <a:prstDash val="solid"/>
-          <a:miter lim="800000"/>
-        </a:ln>
-      </a:lnStyleLst>
-      <a:effectStyleLst>
-        <a:effectStyle>
-          <a:effectLst/>
-        </a:effectStyle>
-        <a:effectStyle>
-          <a:effectLst/>
-        </a:effectStyle>
-        <a:effectStyle>
-          <a:effectLst>
-            <a:outerShdw blurRad="57150" dist="19050" dir="5400000" algn="ctr" rotWithShape="false">
-              <a:srgbClr val="000000">
-                <a:alpha val="63000"/>
-              </a:srgbClr>
-            </a:outerShdw>
-          </a:effectLst>
-        </a:effectStyle>
-      </a:effectStyleLst>
-      <a:bgFillStyleLst>
-        <a:solidFill>
-          <a:schemeClr val="phClr"/>
-        </a:solidFill>
-        <a:solidFill>
-          <a:schemeClr val="phClr">
-            <a:tint val="95000"/>
-            <a:satMod val="170000"/>
-          </a:schemeClr>
-        </a:solidFill>
-        <a:gradFill rotWithShape="true">
-          <a:gsLst>
-            <a:gs pos="0">
-              <a:schemeClr val="phClr">
-                <a:tint val="93000"/>
-                <a:satMod val="150000"/>
-                <a:shade val="98000"/>
-                <a:lumMod val="102000"/>
-              </a:schemeClr>
-            </a:gs>
-            <a:gs pos="50000">
-              <a:schemeClr val="phClr">
-                <a:tint val="98000"/>
-                <a:satMod val="130000"/>
-                <a:shade val="90000"/>
-                <a:lumMod val="103000"/>
-              </a:schemeClr>
-            </a:gs>
-            <a:gs pos="100000">
-              <a:schemeClr val="phClr">
-                <a:shade val="63000"/>
-                <a:satMod val="120000"/>
-              </a:schemeClr>
-            </a:gs>
-          </a:gsLst>
-          <a:lin ang="5400000" scaled="false"/>
-        </a:gradFill>
-      </a:bgFillStyleLst>
-    </a:fmtScheme>
-  </a:themeElements>
-  <a:objectDefaults/>
-  <a:extraClrSchemeLst/>
-</a:theme>
 </file>
--- a/products-storage/04-polnyy-komplekt-pto/01-30-bazovye-pakety/01-zakrytie-rabot/12-pretenziya-na-neoplatu-po-ks-2.docx
+++ b/products-storage/04-polnyy-komplekt-pto/01-30-bazovye-pakety/01-zakrytie-rabot/12-pretenziya-na-neoplatu-po-ks-2.docx
@@ -31,7 +31,7 @@
           <w:sz w:val="24"/>
           <w:szCs w:val="24"/>
         </w:rPr>
-        <w:t xml:space="preserve">Досудебное требование оплатить принятые работы. Шаблон и инструкция.</w:t>
+        <w:t xml:space="preserve">Форма досудебного требования об оплате принятых работ и порядок заполнения.</w:t>
       </w:r>
     </w:p>
     <w:p>
@@ -74,7 +74,7 @@
           <w:sz w:val="24"/>
           <w:szCs w:val="24"/>
         </w:rPr>
-        <w:t xml:space="preserve">Про исковую давность. Пункт 3 ст. 202 ГК РФ предусматривает приостановление её течения при предусмотренной законом процедуре разрешения спора во внесудебном порядке. Применимость этого основания, начало и продолжительность приостановления проверьте с учётом закона, договора и действующих разъяснений суда; не переносите дату окончания давности автоматически из-за отправки претензии. Если давность на исходе, до дальнейших действий сверьте её остаток и применимый досудебный срок с юристом. Назначенный в претензии срок ответа не позволяет подавать иск до окончания применимого досудебного ожидания.</w:t>
+        <w:t xml:space="preserve">Про исковую давность. Пункт 3 ст. 202 ГК РФ предусматривает приостановление её течения при предусмотренной законом процедуре разрешения спора во внесудебном порядке. Применимость этого основания, начало и продолжительность приостановления проверьте с учётом закона, договора и действующих разъяснений суда; не переносите дату окончания давности автоматически из-за отправки претензии. Если давность на исходе, до дальнейших действий сверьте её остаток и применимый досудебный срок по документам и действующим нормам. Назначенный в претензии срок ответа не позволяет подавать иск до окончания применимого досудебного ожидания.</w:t>
       </w:r>
     </w:p>
     <w:p>
@@ -198,7 +198,7 @@
           <w:sz w:val="24"/>
           <w:szCs w:val="24"/>
         </w:rPr>
-        <w:t xml:space="preserve">При уклонении заказчика от приёмки или одностороннем акте (ст. 753 ГК РФ) откройте раздел Б файла «Алгоритм действий при задержке оплаты» и согласуйте позицию с юристом.</w:t>
+        <w:t xml:space="preserve">При уклонении заказчика от приёмки или одностороннем акте (ст. 753 ГК РФ) откройте раздел Б файла «Алгоритм действий при задержке оплаты» и соберите подтверждения сдачи работ.</w:t>
       </w:r>
     </w:p>
     <w:p>
@@ -216,7 +216,7 @@
           <w:sz w:val="24"/>
           <w:szCs w:val="24"/>
         </w:rPr>
-        <w:t xml:space="preserve">При встречных требованиях, зачёте или признаках банкротства привлеките юриста до отправки документа.</w:t>
+        <w:t xml:space="preserve">При встречных требованиях, зачёте или признаках банкротства сопоставьте документы и определите применимый порядок предъявления требования.</w:t>
       </w:r>
     </w:p>
     <w:p>
@@ -1269,7 +1269,7 @@
           <w:sz w:val="24"/>
           <w:szCs w:val="24"/>
         </w:rPr>
-        <w:t xml:space="preserve">[Если Договором установлена неустойка за просрочку оплаты (п. {{ПУНКТ_ДОГОВОРА_О_НЕУСТОЙКЕ}}) — заявлять неустойку по договору вместо процентов по ст. 395 ГК РФ: когда соглашением сторон предусмотрена неустойка за неисполнение или ненадлежащее исполнение денежного обязательства, предусмотренные ст. 395 ГК РФ проценты не подлежат взысканию, если иное не предусмотрено законом или договором (п. 4 ст. 395 ГК РФ). Выбор между ними — вопрос к юристу по конкретному договору.]</w:t>
+        <w:t xml:space="preserve">[Если Договором установлена неустойка за просрочку оплаты (п. {{ПУНКТ_ДОГОВОРА_О_НЕУСТОЙКЕ}}) — заявлять неустойку по договору вместо процентов по ст. 395 ГК РФ: когда соглашением сторон предусмотрена неустойка за неисполнение или ненадлежащее исполнение денежного обязательства, предусмотренные ст. 395 ГК РФ проценты не подлежат взысканию, если иное не предусмотрено законом или договором (п. 4 ст. 395 ГК РФ). Выбор требования сделайте по условиям конкретного договора и расчёту.]</w:t>
       </w:r>
     </w:p>
     <w:p>
@@ -2124,7 +2124,7 @@
           <w:sz w:val="24"/>
           <w:szCs w:val="24"/>
         </w:rPr>
-        <w:t xml:space="preserve">Ситуация решается через ст. 314 ГК РФ (срок исполнения обязательства) и ст. 711 ГК РФ, но определение даты начала просрочки здесь спорно. Согласуйте дату с юристом, а не выбирайте её на глаз: от неё считаются проценты, и ошибка в дате — это ошибка в сумме.</w:t>
+        <w:t xml:space="preserve">Ситуация решается через ст. 314 ГК РФ (срок исполнения обязательства) и ст. 711 ГК РФ, но определение даты начала просрочки здесь спорно. Согласуйте дату по условиям договора и подтверждениям: от неё считаются проценты, и ошибка в дате — это ошибка в сумме.</w:t>
       </w:r>
     </w:p>
     <w:p>
@@ -2184,7 +2184,7 @@
           <w:sz w:val="26"/>
           <w:szCs w:val="26"/>
         </w:rPr>
-        <w:t xml:space="preserve">Почему в шаблоне нет ни одного числа из законодательства</w:t>
+        <w:t xml:space="preserve">Актуальные ставки, сроки и пошлина</w:t>
       </w:r>
     </w:p>
     <w:p>
@@ -2197,7 +2197,7 @@
           <w:sz w:val="24"/>
           <w:szCs w:val="24"/>
         </w:rPr>
-        <w:t xml:space="preserve">Ни ставки, ни срока, ни размера пошлины числом здесь нет — это сделано намеренно. Значения меняются, а скачанный файл не обновляется сам. Каждое число приносит тот, кто заполняет, из названного источника на дату документа. Шаблон, в котором зашита прошлогодняя ставка, опаснее шаблона без неё.</w:t>
+        <w:t xml:space="preserve">Для расчёта возьмите значения ставки, срока и пошлины из названных источников на дату документа. Так сумма требования и комплект приложений опираются на актуальные данные.</w:t>
       </w:r>
     </w:p>
     <w:sectPr>

--- a/products-storage/04-polnyy-komplekt-pto/01-30-bazovye-pakety/01-zakrytie-rabot/12-pretenziya-na-neoplatu-po-ks-2.docx
+++ b/products-storage/04-polnyy-komplekt-pto/01-30-bazovye-pakety/01-zakrytie-rabot/12-pretenziya-na-neoplatu-po-ks-2.docx
@@ -4,7 +4,8 @@
   <w:body>
     <w:p>
       <w:pPr>
-        <w:pStyle w:val="Heading1"/>
+        <w:pStyle w:val="Title"/>
+        <w:keepNext/>
         <w:spacing w:after="200" w:before="240"/>
       </w:pPr>
       <w:r>
@@ -12,7 +13,8 @@
           <w:rFonts w:ascii="Times New Roman" w:cs="Times New Roman" w:eastAsia="Times New Roman" w:hAnsi="Times New Roman"/>
           <w:b/>
           <w:bCs/>
-          <w:sz w:val="32"/>
+          <w:color w:val="000000"/>
+          <w:sz w:val="34"/>
           <w:szCs w:val="32"/>
         </w:rPr>
         <w:t xml:space="preserve">Претензия на неоплату по КС-2</w:t>
@@ -20,15 +22,15 @@
     </w:p>
     <w:p>
       <w:pPr>
-        <w:spacing w:after="120" w:line="276"/>
+        <w:spacing w:after="60" w:line="276"/>
       </w:pPr>
       <w:r>
         <w:rPr>
           <w:rFonts w:ascii="Times New Roman" w:cs="Times New Roman" w:eastAsia="Times New Roman" w:hAnsi="Times New Roman"/>
           <w:i/>
           <w:iCs/>
-          <w:color w:val="595959"/>
-          <w:sz w:val="24"/>
+          <w:color w:val="262F37"/>
+          <w:sz w:val="21"/>
           <w:szCs w:val="24"/>
         </w:rPr>
         <w:t xml:space="preserve">Форма досудебного требования об оплате принятых работ и порядок заполнения.</w:t>
@@ -38,14 +40,15 @@
       <w:pPr>
         <w:pStyle w:val="Heading2"/>
         <w:keepNext/>
-        <w:spacing w:after="120" w:before="260"/>
-      </w:pPr>
-      <w:r>
-        <w:rPr>
-          <w:rFonts w:ascii="Times New Roman" w:cs="Times New Roman" w:eastAsia="Times New Roman" w:hAnsi="Times New Roman"/>
-          <w:b/>
-          <w:bCs/>
-          <w:sz w:val="26"/>
+        <w:spacing w:after="80" w:before="160"/>
+      </w:pPr>
+      <w:r>
+        <w:rPr>
+          <w:rFonts w:ascii="Times New Roman" w:cs="Times New Roman" w:eastAsia="Times New Roman" w:hAnsi="Times New Roman"/>
+          <w:b/>
+          <w:bCs/>
+          <w:color w:val="8E6F32"/>
+          <w:sz w:val="24"/>
           <w:szCs w:val="26"/>
         </w:rPr>
         <w:t xml:space="preserve">Результат применения</w:t>
@@ -53,12 +56,13 @@
     </w:p>
     <w:p>
       <w:pPr>
-        <w:spacing w:after="120" w:line="276"/>
-      </w:pPr>
-      <w:r>
-        <w:rPr>
-          <w:rFonts w:ascii="Times New Roman" w:cs="Times New Roman" w:eastAsia="Times New Roman" w:hAnsi="Times New Roman"/>
-          <w:sz w:val="24"/>
+        <w:spacing w:after="60" w:line="276"/>
+      </w:pPr>
+      <w:r>
+        <w:rPr>
+          <w:rFonts w:ascii="Times New Roman" w:cs="Times New Roman" w:eastAsia="Times New Roman" w:hAnsi="Times New Roman"/>
+          <w:color w:val="262F37"/>
+          <w:sz w:val="21"/>
           <w:szCs w:val="24"/>
         </w:rPr>
         <w:t xml:space="preserve">До обращения в арбитражный суд с денежным требованием из договора соблюдите применимый досудебный порядок: направьте претензию (требование) и выдержите срок и порядок, установленные законом или договором (ч. 5 ст. 4 АПК РФ). При несоблюдении обязательного досудебного порядка до принятия искового заявления суд возвращает его (п. 5 ч. 1 ст. 129 АПК РФ); если нарушение установлено после принятия — оставляет заявление без рассмотрения (п. 2 ч. 1 ст. 148 АПК РФ). Вопрос возврата или зачёта пошлины проверьте по ст. 333.40 НК РФ.</w:t>
@@ -66,12 +70,13 @@
     </w:p>
     <w:p>
       <w:pPr>
-        <w:spacing w:after="120" w:line="276"/>
-      </w:pPr>
-      <w:r>
-        <w:rPr>
-          <w:rFonts w:ascii="Times New Roman" w:cs="Times New Roman" w:eastAsia="Times New Roman" w:hAnsi="Times New Roman"/>
-          <w:sz w:val="24"/>
+        <w:spacing w:after="60" w:line="276"/>
+      </w:pPr>
+      <w:r>
+        <w:rPr>
+          <w:rFonts w:ascii="Times New Roman" w:cs="Times New Roman" w:eastAsia="Times New Roman" w:hAnsi="Times New Roman"/>
+          <w:color w:val="262F37"/>
+          <w:sz w:val="21"/>
           <w:szCs w:val="24"/>
         </w:rPr>
         <w:t xml:space="preserve">Про исковую давность. Пункт 3 ст. 202 ГК РФ предусматривает приостановление её течения при предусмотренной законом процедуре разрешения спора во внесудебном порядке. Применимость этого основания, начало и продолжительность приостановления проверьте с учётом закона, договора и действующих разъяснений суда; не переносите дату окончания давности автоматически из-за отправки претензии. Если давность на исходе, до дальнейших действий сверьте её остаток и применимый досудебный срок по документам и действующим нормам. Назначенный в претензии срок ответа не позволяет подавать иск до окончания применимого досудебного ожидания.</w:t>
@@ -81,14 +86,15 @@
       <w:pPr>
         <w:pStyle w:val="Heading2"/>
         <w:keepNext/>
-        <w:spacing w:after="120" w:before="260"/>
-      </w:pPr>
-      <w:r>
-        <w:rPr>
-          <w:rFonts w:ascii="Times New Roman" w:cs="Times New Roman" w:eastAsia="Times New Roman" w:hAnsi="Times New Roman"/>
-          <w:b/>
-          <w:bCs/>
-          <w:sz w:val="26"/>
+        <w:spacing w:after="80" w:before="160"/>
+      </w:pPr>
+      <w:r>
+        <w:rPr>
+          <w:rFonts w:ascii="Times New Roman" w:cs="Times New Roman" w:eastAsia="Times New Roman" w:hAnsi="Times New Roman"/>
+          <w:b/>
+          <w:bCs/>
+          <w:color w:val="8E6F32"/>
+          <w:sz w:val="24"/>
           <w:szCs w:val="26"/>
         </w:rPr>
         <w:t xml:space="preserve">Когда применяется</w:t>
@@ -101,12 +107,13 @@
           <w:ilvl w:val="0"/>
           <w:numId w:val="2"/>
         </w:numPr>
-        <w:spacing w:after="80" w:line="276"/>
-      </w:pPr>
-      <w:r>
-        <w:rPr>
-          <w:rFonts w:ascii="Times New Roman" w:cs="Times New Roman" w:eastAsia="Times New Roman" w:hAnsi="Times New Roman"/>
-          <w:sz w:val="24"/>
+        <w:spacing w:after="60" w:line="276"/>
+      </w:pPr>
+      <w:r>
+        <w:rPr>
+          <w:rFonts w:ascii="Times New Roman" w:cs="Times New Roman" w:eastAsia="Times New Roman" w:hAnsi="Times New Roman"/>
+          <w:color w:val="262F37"/>
+          <w:sz w:val="21"/>
           <w:szCs w:val="24"/>
         </w:rPr>
         <w:t xml:space="preserve">Работы выполнены и приняты: акт КС-2 и справка КС-3 (или иной предусмотренный договором акт) подписаны обеими сторонами.</w:t>
@@ -119,12 +126,13 @@
           <w:ilvl w:val="0"/>
           <w:numId w:val="2"/>
         </w:numPr>
-        <w:spacing w:after="80" w:line="276"/>
-      </w:pPr>
-      <w:r>
-        <w:rPr>
-          <w:rFonts w:ascii="Times New Roman" w:cs="Times New Roman" w:eastAsia="Times New Roman" w:hAnsi="Times New Roman"/>
-          <w:sz w:val="24"/>
+        <w:spacing w:after="60" w:line="276"/>
+      </w:pPr>
+      <w:r>
+        <w:rPr>
+          <w:rFonts w:ascii="Times New Roman" w:cs="Times New Roman" w:eastAsia="Times New Roman" w:hAnsi="Times New Roman"/>
+          <w:color w:val="262F37"/>
+          <w:sz w:val="21"/>
           <w:szCs w:val="24"/>
         </w:rPr>
         <w:t xml:space="preserve">Срок оплаты по договору истёк, оплата не поступила или поступила частично.</w:t>
@@ -137,12 +145,13 @@
           <w:ilvl w:val="0"/>
           <w:numId w:val="2"/>
         </w:numPr>
-        <w:spacing w:after="80" w:line="276"/>
-      </w:pPr>
-      <w:r>
-        <w:rPr>
-          <w:rFonts w:ascii="Times New Roman" w:cs="Times New Roman" w:eastAsia="Times New Roman" w:hAnsi="Times New Roman"/>
-          <w:sz w:val="24"/>
+        <w:spacing w:after="60" w:line="276"/>
+      </w:pPr>
+      <w:r>
+        <w:rPr>
+          <w:rFonts w:ascii="Times New Roman" w:cs="Times New Roman" w:eastAsia="Times New Roman" w:hAnsi="Times New Roman"/>
+          <w:color w:val="262F37"/>
+          <w:sz w:val="21"/>
           <w:szCs w:val="24"/>
         </w:rPr>
         <w:t xml:space="preserve">Мягкий шаг — «Уведомление о просрочке оплаты» — либо уже сделан, либо осознанно пропущен. Претензию можно направлять и первым документом.</w:t>
@@ -152,14 +161,15 @@
       <w:pPr>
         <w:pStyle w:val="Heading2"/>
         <w:keepNext/>
-        <w:spacing w:after="120" w:before="260"/>
-      </w:pPr>
-      <w:r>
-        <w:rPr>
-          <w:rFonts w:ascii="Times New Roman" w:cs="Times New Roman" w:eastAsia="Times New Roman" w:hAnsi="Times New Roman"/>
-          <w:b/>
-          <w:bCs/>
-          <w:sz w:val="26"/>
+        <w:spacing w:after="80" w:before="160"/>
+      </w:pPr>
+      <w:r>
+        <w:rPr>
+          <w:rFonts w:ascii="Times New Roman" w:cs="Times New Roman" w:eastAsia="Times New Roman" w:hAnsi="Times New Roman"/>
+          <w:b/>
+          <w:bCs/>
+          <w:color w:val="8E6F32"/>
+          <w:sz w:val="24"/>
           <w:szCs w:val="26"/>
         </w:rPr>
         <w:t xml:space="preserve">Как выбрать маршрут</w:t>
@@ -172,12 +182,13 @@
           <w:ilvl w:val="0"/>
           <w:numId w:val="2"/>
         </w:numPr>
-        <w:spacing w:after="80" w:line="276"/>
-      </w:pPr>
-      <w:r>
-        <w:rPr>
-          <w:rFonts w:ascii="Times New Roman" w:cs="Times New Roman" w:eastAsia="Times New Roman" w:hAnsi="Times New Roman"/>
-          <w:sz w:val="24"/>
+        <w:spacing w:after="60" w:line="276"/>
+      </w:pPr>
+      <w:r>
+        <w:rPr>
+          <w:rFonts w:ascii="Times New Roman" w:cs="Times New Roman" w:eastAsia="Times New Roman" w:hAnsi="Times New Roman"/>
+          <w:color w:val="262F37"/>
+          <w:sz w:val="21"/>
           <w:szCs w:val="24"/>
         </w:rPr>
         <w:t xml:space="preserve">При подписанных актах направьте требование об оплате с подтверждённой суммой долга и доказательствами отправки.</w:t>
@@ -190,12 +201,13 @@
           <w:ilvl w:val="0"/>
           <w:numId w:val="2"/>
         </w:numPr>
-        <w:spacing w:after="80" w:line="276"/>
-      </w:pPr>
-      <w:r>
-        <w:rPr>
-          <w:rFonts w:ascii="Times New Roman" w:cs="Times New Roman" w:eastAsia="Times New Roman" w:hAnsi="Times New Roman"/>
-          <w:sz w:val="24"/>
+        <w:spacing w:after="60" w:line="276"/>
+      </w:pPr>
+      <w:r>
+        <w:rPr>
+          <w:rFonts w:ascii="Times New Roman" w:cs="Times New Roman" w:eastAsia="Times New Roman" w:hAnsi="Times New Roman"/>
+          <w:color w:val="262F37"/>
+          <w:sz w:val="21"/>
           <w:szCs w:val="24"/>
         </w:rPr>
         <w:t xml:space="preserve">При уклонении заказчика от приёмки или одностороннем акте (ст. 753 ГК РФ) откройте раздел Б файла «Алгоритм действий при задержке оплаты» и соберите подтверждения сдачи работ.</w:t>
@@ -208,12 +220,13 @@
           <w:ilvl w:val="0"/>
           <w:numId w:val="2"/>
         </w:numPr>
-        <w:spacing w:after="80" w:line="276"/>
-      </w:pPr>
-      <w:r>
-        <w:rPr>
-          <w:rFonts w:ascii="Times New Roman" w:cs="Times New Roman" w:eastAsia="Times New Roman" w:hAnsi="Times New Roman"/>
-          <w:sz w:val="24"/>
+        <w:spacing w:after="60" w:line="276"/>
+      </w:pPr>
+      <w:r>
+        <w:rPr>
+          <w:rFonts w:ascii="Times New Roman" w:cs="Times New Roman" w:eastAsia="Times New Roman" w:hAnsi="Times New Roman"/>
+          <w:color w:val="262F37"/>
+          <w:sz w:val="21"/>
           <w:szCs w:val="24"/>
         </w:rPr>
         <w:t xml:space="preserve">При встречных требованиях, зачёте или признаках банкротства сопоставьте документы и определите применимый порядок предъявления требования.</w:t>
@@ -223,14 +236,15 @@
       <w:pPr>
         <w:pStyle w:val="Heading2"/>
         <w:keepNext/>
-        <w:spacing w:after="120" w:before="260"/>
-      </w:pPr>
-      <w:r>
-        <w:rPr>
-          <w:rFonts w:ascii="Times New Roman" w:cs="Times New Roman" w:eastAsia="Times New Roman" w:hAnsi="Times New Roman"/>
-          <w:b/>
-          <w:bCs/>
-          <w:sz w:val="26"/>
+        <w:spacing w:after="80" w:before="160"/>
+      </w:pPr>
+      <w:r>
+        <w:rPr>
+          <w:rFonts w:ascii="Times New Roman" w:cs="Times New Roman" w:eastAsia="Times New Roman" w:hAnsi="Times New Roman"/>
+          <w:b/>
+          <w:bCs/>
+          <w:color w:val="8E6F32"/>
+          <w:sz w:val="24"/>
           <w:szCs w:val="26"/>
         </w:rPr>
         <w:t xml:space="preserve">Поля, на которых чаще всего ошибаются</w:t>
@@ -243,17 +257,17 @@
           <w:ilvl w:val="0"/>
           <w:numId w:val="2"/>
         </w:numPr>
-        <w:spacing w:after="80" w:line="276"/>
-      </w:pPr>
-      <w:r>
-        <w:rPr>
-          <w:rFonts w:ascii="Times New Roman" w:cs="Times New Roman" w:eastAsia="Times New Roman" w:hAnsi="Times New Roman"/>
-          <w:b/>
-          <w:bCs/>
-          <w:i w:val="false"/>
-          <w:iCs w:val="false"/>
-          <w:color w:val="000000"/>
-          <w:sz w:val="24"/>
+        <w:spacing w:after="60" w:line="276"/>
+      </w:pPr>
+      <w:r>
+        <w:rPr>
+          <w:rFonts w:ascii="Times New Roman" w:cs="Times New Roman" w:eastAsia="Times New Roman" w:hAnsi="Times New Roman"/>
+          <w:b/>
+          <w:bCs/>
+          <w:i w:val="false"/>
+          <w:iCs w:val="false"/>
+          <w:color w:val="262F37"/>
+          <w:sz w:val="21"/>
           <w:szCs w:val="24"/>
         </w:rPr>
         <w:t xml:space="preserve">{{СУММА_ДОЛГА}}</w:t>
@@ -261,7 +275,8 @@
       <w:r>
         <w:rPr>
           <w:rFonts w:ascii="Times New Roman" w:cs="Times New Roman" w:eastAsia="Times New Roman" w:hAnsi="Times New Roman"/>
-          <w:sz w:val="24"/>
+          <w:color w:val="262F37"/>
+          <w:sz w:val="21"/>
           <w:szCs w:val="24"/>
         </w:rPr>
         <w:t xml:space="preserve"> — за вычетом всех частичных оплат. Завышенная сумма в претензии подрывает позицию: ответчик покажет платёжки, и суд увидит, что истец считать не умеет.</w:t>
@@ -274,17 +289,17 @@
           <w:ilvl w:val="0"/>
           <w:numId w:val="2"/>
         </w:numPr>
-        <w:spacing w:after="80" w:line="276"/>
-      </w:pPr>
-      <w:r>
-        <w:rPr>
-          <w:rFonts w:ascii="Times New Roman" w:cs="Times New Roman" w:eastAsia="Times New Roman" w:hAnsi="Times New Roman"/>
-          <w:b/>
-          <w:bCs/>
-          <w:i w:val="false"/>
-          <w:iCs w:val="false"/>
-          <w:color w:val="000000"/>
-          <w:sz w:val="24"/>
+        <w:spacing w:after="60" w:line="276"/>
+      </w:pPr>
+      <w:r>
+        <w:rPr>
+          <w:rFonts w:ascii="Times New Roman" w:cs="Times New Roman" w:eastAsia="Times New Roman" w:hAnsi="Times New Roman"/>
+          <w:b/>
+          <w:bCs/>
+          <w:i w:val="false"/>
+          <w:iCs w:val="false"/>
+          <w:color w:val="262F37"/>
+          <w:sz w:val="21"/>
           <w:szCs w:val="24"/>
         </w:rPr>
         <w:t xml:space="preserve">{{АДРЕС_ЗАКАЗЧИКА}}</w:t>
@@ -292,7 +307,8 @@
       <w:r>
         <w:rPr>
           <w:rFonts w:ascii="Times New Roman" w:cs="Times New Roman" w:eastAsia="Times New Roman" w:hAnsi="Times New Roman"/>
-          <w:sz w:val="24"/>
+          <w:color w:val="262F37"/>
+          <w:sz w:val="21"/>
           <w:szCs w:val="24"/>
         </w:rPr>
         <w:t xml:space="preserve"> — сверьте актуальные реквизиты должника по ЕГРЮЛ и адрес для сообщений по договору. Адрес мог смениться; направление по прежнему адресу создаёт риск спора о доставке. Применимые адрес и канал проверьте по договору и фактическим обстоятельствам направления.</w:t>
@@ -305,17 +321,17 @@
           <w:ilvl w:val="0"/>
           <w:numId w:val="2"/>
         </w:numPr>
-        <w:spacing w:after="80" w:line="276"/>
-      </w:pPr>
-      <w:r>
-        <w:rPr>
-          <w:rFonts w:ascii="Times New Roman" w:cs="Times New Roman" w:eastAsia="Times New Roman" w:hAnsi="Times New Roman"/>
-          <w:b/>
-          <w:bCs/>
-          <w:i w:val="false"/>
-          <w:iCs w:val="false"/>
-          <w:color w:val="000000"/>
-          <w:sz w:val="24"/>
+        <w:spacing w:after="60" w:line="276"/>
+      </w:pPr>
+      <w:r>
+        <w:rPr>
+          <w:rFonts w:ascii="Times New Roman" w:cs="Times New Roman" w:eastAsia="Times New Roman" w:hAnsi="Times New Roman"/>
+          <w:b/>
+          <w:bCs/>
+          <w:i w:val="false"/>
+          <w:iCs w:val="false"/>
+          <w:color w:val="262F37"/>
+          <w:sz w:val="21"/>
           <w:szCs w:val="24"/>
         </w:rPr>
         <w:t xml:space="preserve">{{ДАТА_НАЧАЛА_ПРОСРОЧКИ}}</w:t>
@@ -323,7 +339,8 @@
       <w:r>
         <w:rPr>
           <w:rFonts w:ascii="Times New Roman" w:cs="Times New Roman" w:eastAsia="Times New Roman" w:hAnsi="Times New Roman"/>
-          <w:sz w:val="24"/>
+          <w:color w:val="262F37"/>
+          <w:sz w:val="21"/>
           <w:szCs w:val="24"/>
         </w:rPr>
         <w:t xml:space="preserve"> — считается по договору, а не по формуле. Если последний день срока оплаты нерабочий, днём окончания срока считается ближайший следующий рабочий день (ст. 193 ГК РФ), и просрочка начинается со следующего за ним дня. Полный порядок отсчёта — в файле «Как заполнять: словарь полей», строка этого поля.</w:t>
@@ -336,17 +353,17 @@
           <w:ilvl w:val="0"/>
           <w:numId w:val="2"/>
         </w:numPr>
-        <w:spacing w:after="80" w:line="276"/>
-      </w:pPr>
-      <w:r>
-        <w:rPr>
-          <w:rFonts w:ascii="Times New Roman" w:cs="Times New Roman" w:eastAsia="Times New Roman" w:hAnsi="Times New Roman"/>
-          <w:b/>
-          <w:bCs/>
-          <w:i w:val="false"/>
-          <w:iCs w:val="false"/>
-          <w:color w:val="000000"/>
-          <w:sz w:val="24"/>
+        <w:spacing w:after="60" w:line="276"/>
+      </w:pPr>
+      <w:r>
+        <w:rPr>
+          <w:rFonts w:ascii="Times New Roman" w:cs="Times New Roman" w:eastAsia="Times New Roman" w:hAnsi="Times New Roman"/>
+          <w:b/>
+          <w:bCs/>
+          <w:i w:val="false"/>
+          <w:iCs w:val="false"/>
+          <w:color w:val="262F37"/>
+          <w:sz w:val="21"/>
           <w:szCs w:val="24"/>
         </w:rPr>
         <w:t xml:space="preserve">{{СРОК_ОТВЕТА_НА_ПРЕТЕНЗИЮ}}</w:t>
@@ -354,7 +371,8 @@
       <w:r>
         <w:rPr>
           <w:rFonts w:ascii="Times New Roman" w:cs="Times New Roman" w:eastAsia="Times New Roman" w:hAnsi="Times New Roman"/>
-          <w:sz w:val="24"/>
+          <w:color w:val="262F37"/>
+          <w:sz w:val="21"/>
           <w:szCs w:val="24"/>
         </w:rPr>
         <w:t xml:space="preserve"> — из пункта договора о претензионном порядке. Если договор молчит, срок ответа назначаете вы сами: ч. 5 ст. 4 АПК РФ задаёт не срок ответа на претензию, а срок ожидания до подачи иска.</w:t>
@@ -367,46 +385,58 @@
           <w:ilvl w:val="0"/>
           <w:numId w:val="2"/>
         </w:numPr>
-        <w:spacing w:after="80" w:line="276"/>
-      </w:pPr>
-      <w:r>
-        <w:rPr>
-          <w:rFonts w:ascii="Times New Roman" w:cs="Times New Roman" w:eastAsia="Times New Roman" w:hAnsi="Times New Roman"/>
+        <w:spacing w:after="60" w:line="276"/>
+      </w:pPr>
+      <w:r>
+        <w:rPr>
+          <w:rFonts w:ascii="Times New Roman" w:cs="Times New Roman" w:eastAsia="Times New Roman" w:hAnsi="Times New Roman"/>
+          <w:color w:val="262F37"/>
+          <w:sz w:val="21"/>
+          <w:szCs w:val="24"/>
+        </w:rPr>
+        <w:t xml:space="preserve">Срок, который вы даёте заказчику, и срок ожидания перед иском — разные вещи. По общему правилу ч. 5 ст. 4 АПК РФ ожидание исчисляется со дня направления претензии, а не со дня её получения; иной срок и порядок проверяются по закону или договору. Назначенный вами более короткий срок ответа ожидание не заменяет. До подачи проверьте основание, длительность, порядок исчисления, начало и окончание применимого срока; до его истечения иск не подавайте.</w:t>
+      </w:r>
+    </w:p>
+    <w:p>
+      <w:pPr>
+        <w:spacing w:after="60" w:line="276"/>
+      </w:pPr>
+      <w:r>
+        <w:rPr>
+          <w:rFonts w:ascii="Times New Roman" w:cs="Times New Roman" w:eastAsia="Times New Roman" w:hAnsi="Times New Roman"/>
+          <w:color w:val="262F37"/>
+          <w:sz w:val="21"/>
+          <w:szCs w:val="24"/>
+        </w:rPr>
+        <w:t xml:space="preserve">Полный словарь подстановок — в файле «Как заполнять: словарь полей».</w:t>
+      </w:r>
+    </w:p>
+    <w:p>
+      <w:pPr>
+        <w:spacing w:after="60"/>
+      </w:pPr>
+      <w:r>
+        <w:rPr>
+          <w:rFonts w:ascii="Times New Roman" w:hAnsi="Times New Roman"/>
+          <w:color w:val="262F37"/>
+          <w:sz w:val="21"/>
+        </w:rPr>
+        <w:br w:type="page"/>
+      </w:r>
+    </w:p>
+    <w:p>
+      <w:pPr>
+        <w:pStyle w:val="Heading1"/>
+        <w:keepNext/>
+        <w:spacing w:after="80" w:before="160"/>
+      </w:pPr>
+      <w:r>
+        <w:rPr>
+          <w:rFonts w:ascii="Times New Roman" w:cs="Times New Roman" w:eastAsia="Times New Roman" w:hAnsi="Times New Roman"/>
+          <w:b/>
+          <w:bCs/>
+          <w:color w:val="8E6F32"/>
           <w:sz w:val="24"/>
-          <w:szCs w:val="24"/>
-        </w:rPr>
-        <w:t xml:space="preserve">Срок, который вы даёте заказчику, и срок ожидания перед иском — разные вещи. По общему правилу ч. 5 ст. 4 АПК РФ ожидание исчисляется со дня направления претензии, а не со дня её получения; иной срок и порядок проверяются по закону или договору. Назначенный вами более короткий срок ответа ожидание не заменяет. До подачи проверьте основание, длительность, порядок исчисления, начало и окончание применимого срока; до его истечения иск не подавайте.</w:t>
-      </w:r>
-    </w:p>
-    <w:p>
-      <w:pPr>
-        <w:spacing w:after="120" w:line="276"/>
-      </w:pPr>
-      <w:r>
-        <w:rPr>
-          <w:rFonts w:ascii="Times New Roman" w:cs="Times New Roman" w:eastAsia="Times New Roman" w:hAnsi="Times New Roman"/>
-          <w:sz w:val="24"/>
-          <w:szCs w:val="24"/>
-        </w:rPr>
-        <w:t xml:space="preserve">Полный словарь подстановок — в файле «Как заполнять: словарь полей».</w:t>
-      </w:r>
-    </w:p>
-    <w:p>
-      <w:r>
-        <w:br w:type="page"/>
-      </w:r>
-    </w:p>
-    <w:p>
-      <w:pPr>
-        <w:pStyle w:val="Heading1"/>
-        <w:spacing w:after="200" w:before="240"/>
-      </w:pPr>
-      <w:r>
-        <w:rPr>
-          <w:rFonts w:ascii="Times New Roman" w:cs="Times New Roman" w:eastAsia="Times New Roman" w:hAnsi="Times New Roman"/>
-          <w:b/>
-          <w:bCs/>
-          <w:sz w:val="32"/>
           <w:szCs w:val="32"/>
         </w:rPr>
         <w:t xml:space="preserve">Текст претензии</w:t>
@@ -414,15 +444,15 @@
     </w:p>
     <w:p>
       <w:pPr>
-        <w:spacing w:after="120" w:line="276"/>
+        <w:spacing w:after="60" w:line="276"/>
       </w:pPr>
       <w:r>
         <w:rPr>
           <w:rFonts w:ascii="Times New Roman" w:cs="Times New Roman" w:eastAsia="Times New Roman" w:hAnsi="Times New Roman"/>
           <w:i/>
           <w:iCs/>
-          <w:color w:val="595959"/>
-          <w:sz w:val="24"/>
+          <w:color w:val="262F37"/>
+          <w:sz w:val="21"/>
           <w:szCs w:val="24"/>
         </w:rPr>
         <w:t xml:space="preserve">Ниже — готовый текст. Заполните поля в двойных фигурных скобках, удалите пояснения в квадратных скобках и убедитесь поиском, что скобок «{{» в документе не осталось.</w:t>
@@ -433,17 +463,18 @@
         <w:pBdr>
           <w:bottom w:val="single" w:color="BFBFBF" w:sz="6" w:space="6"/>
         </w:pBdr>
-        <w:spacing w:after="200" w:before="120"/>
-      </w:pPr>
-    </w:p>
-    <w:p>
-      <w:pPr>
-        <w:spacing w:after="0" w:line="276"/>
-      </w:pPr>
-      <w:r>
-        <w:rPr>
-          <w:rFonts w:ascii="Times New Roman" w:cs="Times New Roman" w:eastAsia="Times New Roman" w:hAnsi="Times New Roman"/>
-          <w:sz w:val="24"/>
+        <w:spacing w:after="60" w:before="120"/>
+      </w:pPr>
+    </w:p>
+    <w:p>
+      <w:pPr>
+        <w:spacing w:after="60" w:line="276"/>
+      </w:pPr>
+      <w:r>
+        <w:rPr>
+          <w:rFonts w:ascii="Times New Roman" w:cs="Times New Roman" w:eastAsia="Times New Roman" w:hAnsi="Times New Roman"/>
+          <w:color w:val="262F37"/>
+          <w:sz w:val="21"/>
           <w:szCs w:val="24"/>
         </w:rPr>
         <w:t xml:space="preserve">Кому: </w:t>
@@ -455,8 +486,8 @@
           <w:bCs/>
           <w:i w:val="false"/>
           <w:iCs w:val="false"/>
-          <w:color w:val="000000"/>
-          <w:sz w:val="24"/>
+          <w:color w:val="262F37"/>
+          <w:sz w:val="21"/>
           <w:szCs w:val="24"/>
         </w:rPr>
         <w:t xml:space="preserve">{{НАИМЕНОВАНИЕ_ЗАКАЗЧИКА}}</w:t>
@@ -464,12 +495,13 @@
     </w:p>
     <w:p>
       <w:pPr>
-        <w:spacing w:after="0" w:line="276"/>
-      </w:pPr>
-      <w:r>
-        <w:rPr>
-          <w:rFonts w:ascii="Times New Roman" w:cs="Times New Roman" w:eastAsia="Times New Roman" w:hAnsi="Times New Roman"/>
-          <w:sz w:val="24"/>
+        <w:spacing w:after="60" w:line="276"/>
+      </w:pPr>
+      <w:r>
+        <w:rPr>
+          <w:rFonts w:ascii="Times New Roman" w:cs="Times New Roman" w:eastAsia="Times New Roman" w:hAnsi="Times New Roman"/>
+          <w:color w:val="262F37"/>
+          <w:sz w:val="21"/>
           <w:szCs w:val="24"/>
         </w:rPr>
         <w:t xml:space="preserve">ИНН </w:t>
@@ -481,8 +513,8 @@
           <w:bCs/>
           <w:i w:val="false"/>
           <w:iCs w:val="false"/>
-          <w:color w:val="000000"/>
-          <w:sz w:val="24"/>
+          <w:color w:val="262F37"/>
+          <w:sz w:val="21"/>
           <w:szCs w:val="24"/>
         </w:rPr>
         <w:t xml:space="preserve">{{ИНН_ЗАКАЗЧИКА}}</w:t>
@@ -490,7 +522,8 @@
       <w:r>
         <w:rPr>
           <w:rFonts w:ascii="Times New Roman" w:cs="Times New Roman" w:eastAsia="Times New Roman" w:hAnsi="Times New Roman"/>
-          <w:sz w:val="24"/>
+          <w:color w:val="262F37"/>
+          <w:sz w:val="21"/>
           <w:szCs w:val="24"/>
         </w:rPr>
         <w:t xml:space="preserve">, ОГРН </w:t>
@@ -502,8 +535,8 @@
           <w:bCs/>
           <w:i w:val="false"/>
           <w:iCs w:val="false"/>
-          <w:color w:val="000000"/>
-          <w:sz w:val="24"/>
+          <w:color w:val="262F37"/>
+          <w:sz w:val="21"/>
           <w:szCs w:val="24"/>
         </w:rPr>
         <w:t xml:space="preserve">{{ОГРН_ЗАКАЗЧИКА}}</w:t>
@@ -511,12 +544,13 @@
     </w:p>
     <w:p>
       <w:pPr>
-        <w:spacing w:after="140" w:line="276"/>
-      </w:pPr>
-      <w:r>
-        <w:rPr>
-          <w:rFonts w:ascii="Times New Roman" w:cs="Times New Roman" w:eastAsia="Times New Roman" w:hAnsi="Times New Roman"/>
-          <w:sz w:val="24"/>
+        <w:spacing w:after="60" w:line="276"/>
+      </w:pPr>
+      <w:r>
+        <w:rPr>
+          <w:rFonts w:ascii="Times New Roman" w:cs="Times New Roman" w:eastAsia="Times New Roman" w:hAnsi="Times New Roman"/>
+          <w:color w:val="262F37"/>
+          <w:sz w:val="21"/>
           <w:szCs w:val="24"/>
         </w:rPr>
         <w:t xml:space="preserve">Адрес: </w:t>
@@ -528,8 +562,8 @@
           <w:bCs/>
           <w:i w:val="false"/>
           <w:iCs w:val="false"/>
-          <w:color w:val="000000"/>
-          <w:sz w:val="24"/>
+          <w:color w:val="262F37"/>
+          <w:sz w:val="21"/>
           <w:szCs w:val="24"/>
         </w:rPr>
         <w:t xml:space="preserve">{{АДРЕС_ЗАКАЗЧИКА}}</w:t>
@@ -537,12 +571,13 @@
     </w:p>
     <w:p>
       <w:pPr>
-        <w:spacing w:after="0" w:line="276"/>
-      </w:pPr>
-      <w:r>
-        <w:rPr>
-          <w:rFonts w:ascii="Times New Roman" w:cs="Times New Roman" w:eastAsia="Times New Roman" w:hAnsi="Times New Roman"/>
-          <w:sz w:val="24"/>
+        <w:spacing w:after="60" w:line="276"/>
+      </w:pPr>
+      <w:r>
+        <w:rPr>
+          <w:rFonts w:ascii="Times New Roman" w:cs="Times New Roman" w:eastAsia="Times New Roman" w:hAnsi="Times New Roman"/>
+          <w:color w:val="262F37"/>
+          <w:sz w:val="21"/>
           <w:szCs w:val="24"/>
         </w:rPr>
         <w:t xml:space="preserve">От: </w:t>
@@ -554,8 +589,8 @@
           <w:bCs/>
           <w:i w:val="false"/>
           <w:iCs w:val="false"/>
-          <w:color w:val="000000"/>
-          <w:sz w:val="24"/>
+          <w:color w:val="262F37"/>
+          <w:sz w:val="21"/>
           <w:szCs w:val="24"/>
         </w:rPr>
         <w:t xml:space="preserve">{{НАИМЕНОВАНИЕ_ПОДРЯДЧИКА}}</w:t>
@@ -563,12 +598,13 @@
     </w:p>
     <w:p>
       <w:pPr>
-        <w:spacing w:after="0" w:line="276"/>
-      </w:pPr>
-      <w:r>
-        <w:rPr>
-          <w:rFonts w:ascii="Times New Roman" w:cs="Times New Roman" w:eastAsia="Times New Roman" w:hAnsi="Times New Roman"/>
-          <w:sz w:val="24"/>
+        <w:spacing w:after="60" w:line="276"/>
+      </w:pPr>
+      <w:r>
+        <w:rPr>
+          <w:rFonts w:ascii="Times New Roman" w:cs="Times New Roman" w:eastAsia="Times New Roman" w:hAnsi="Times New Roman"/>
+          <w:color w:val="262F37"/>
+          <w:sz w:val="21"/>
           <w:szCs w:val="24"/>
         </w:rPr>
         <w:t xml:space="preserve">ИНН </w:t>
@@ -580,8 +616,8 @@
           <w:bCs/>
           <w:i w:val="false"/>
           <w:iCs w:val="false"/>
-          <w:color w:val="000000"/>
-          <w:sz w:val="24"/>
+          <w:color w:val="262F37"/>
+          <w:sz w:val="21"/>
           <w:szCs w:val="24"/>
         </w:rPr>
         <w:t xml:space="preserve">{{ИНН_ПОДРЯДЧИКА}}</w:t>
@@ -589,7 +625,8 @@
       <w:r>
         <w:rPr>
           <w:rFonts w:ascii="Times New Roman" w:cs="Times New Roman" w:eastAsia="Times New Roman" w:hAnsi="Times New Roman"/>
-          <w:sz w:val="24"/>
+          <w:color w:val="262F37"/>
+          <w:sz w:val="21"/>
           <w:szCs w:val="24"/>
         </w:rPr>
         <w:t xml:space="preserve">, ОГРН </w:t>
@@ -601,8 +638,8 @@
           <w:bCs/>
           <w:i w:val="false"/>
           <w:iCs w:val="false"/>
-          <w:color w:val="000000"/>
-          <w:sz w:val="24"/>
+          <w:color w:val="262F37"/>
+          <w:sz w:val="21"/>
           <w:szCs w:val="24"/>
         </w:rPr>
         <w:t xml:space="preserve">{{ОГРН_ПОДРЯДЧИКА}}</w:t>
@@ -610,12 +647,13 @@
     </w:p>
     <w:p>
       <w:pPr>
-        <w:spacing w:after="140" w:line="276"/>
-      </w:pPr>
-      <w:r>
-        <w:rPr>
-          <w:rFonts w:ascii="Times New Roman" w:cs="Times New Roman" w:eastAsia="Times New Roman" w:hAnsi="Times New Roman"/>
-          <w:sz w:val="24"/>
+        <w:spacing w:after="60" w:line="276"/>
+      </w:pPr>
+      <w:r>
+        <w:rPr>
+          <w:rFonts w:ascii="Times New Roman" w:cs="Times New Roman" w:eastAsia="Times New Roman" w:hAnsi="Times New Roman"/>
+          <w:color w:val="262F37"/>
+          <w:sz w:val="21"/>
           <w:szCs w:val="24"/>
         </w:rPr>
         <w:t xml:space="preserve">Адрес: </w:t>
@@ -627,8 +665,8 @@
           <w:bCs/>
           <w:i w:val="false"/>
           <w:iCs w:val="false"/>
-          <w:color w:val="000000"/>
-          <w:sz w:val="24"/>
+          <w:color w:val="262F37"/>
+          <w:sz w:val="21"/>
           <w:szCs w:val="24"/>
         </w:rPr>
         <w:t xml:space="preserve">{{АДРЕС_ПОДРЯДЧИКА}}</w:t>
@@ -636,12 +674,13 @@
     </w:p>
     <w:p>
       <w:pPr>
-        <w:spacing w:after="300" w:line="276"/>
-      </w:pPr>
-      <w:r>
-        <w:rPr>
-          <w:rFonts w:ascii="Times New Roman" w:cs="Times New Roman" w:eastAsia="Times New Roman" w:hAnsi="Times New Roman"/>
-          <w:sz w:val="24"/>
+        <w:spacing w:after="60" w:line="276"/>
+      </w:pPr>
+      <w:r>
+        <w:rPr>
+          <w:rFonts w:ascii="Times New Roman" w:cs="Times New Roman" w:eastAsia="Times New Roman" w:hAnsi="Times New Roman"/>
+          <w:color w:val="262F37"/>
+          <w:sz w:val="21"/>
           <w:szCs w:val="24"/>
         </w:rPr>
         <w:t xml:space="preserve">Исх. № </w:t>
@@ -653,8 +692,8 @@
           <w:bCs/>
           <w:i w:val="false"/>
           <w:iCs w:val="false"/>
-          <w:color w:val="000000"/>
-          <w:sz w:val="24"/>
+          <w:color w:val="262F37"/>
+          <w:sz w:val="21"/>
           <w:szCs w:val="24"/>
         </w:rPr>
         <w:t xml:space="preserve">{{ИСХОДЯЩИЙ_НОМЕР}}</w:t>
@@ -662,7 +701,8 @@
       <w:r>
         <w:rPr>
           <w:rFonts w:ascii="Times New Roman" w:cs="Times New Roman" w:eastAsia="Times New Roman" w:hAnsi="Times New Roman"/>
-          <w:sz w:val="24"/>
+          <w:color w:val="262F37"/>
+          <w:sz w:val="21"/>
           <w:szCs w:val="24"/>
         </w:rPr>
         <w:t xml:space="preserve"> от </w:t>
@@ -674,8 +714,8 @@
           <w:bCs/>
           <w:i w:val="false"/>
           <w:iCs w:val="false"/>
-          <w:color w:val="000000"/>
-          <w:sz w:val="24"/>
+          <w:color w:val="262F37"/>
+          <w:sz w:val="21"/>
           <w:szCs w:val="24"/>
         </w:rPr>
         <w:t xml:space="preserve">{{ДАТА_ДОКУМЕНТА}}</w:t>
@@ -691,7 +731,8 @@
           <w:rFonts w:ascii="Times New Roman" w:cs="Times New Roman" w:eastAsia="Times New Roman" w:hAnsi="Times New Roman"/>
           <w:b/>
           <w:bCs/>
-          <w:sz w:val="24"/>
+          <w:color w:val="262F37"/>
+          <w:sz w:val="21"/>
           <w:szCs w:val="24"/>
         </w:rPr>
         <w:t xml:space="preserve">ПРЕТЕНЗИЯ</w:t>
@@ -699,13 +740,14 @@
     </w:p>
     <w:p>
       <w:pPr>
-        <w:spacing w:after="300" w:line="276"/>
+        <w:spacing w:after="60" w:line="276"/>
         <w:jc w:val="center"/>
       </w:pPr>
       <w:r>
         <w:rPr>
           <w:rFonts w:ascii="Times New Roman" w:cs="Times New Roman" w:eastAsia="Times New Roman" w:hAnsi="Times New Roman"/>
-          <w:sz w:val="24"/>
+          <w:color w:val="262F37"/>
+          <w:sz w:val="21"/>
           <w:szCs w:val="24"/>
         </w:rPr>
         <w:t xml:space="preserve">(досудебное требование об оплате выполненных работ)</w:t>
@@ -713,12 +755,13 @@
     </w:p>
     <w:p>
       <w:pPr>
-        <w:spacing w:after="140" w:line="276"/>
-      </w:pPr>
-      <w:r>
-        <w:rPr>
-          <w:rFonts w:ascii="Times New Roman" w:cs="Times New Roman" w:eastAsia="Times New Roman" w:hAnsi="Times New Roman"/>
-          <w:sz w:val="24"/>
+        <w:spacing w:after="60" w:line="276"/>
+      </w:pPr>
+      <w:r>
+        <w:rPr>
+          <w:rFonts w:ascii="Times New Roman" w:cs="Times New Roman" w:eastAsia="Times New Roman" w:hAnsi="Times New Roman"/>
+          <w:color w:val="262F37"/>
+          <w:sz w:val="21"/>
           <w:szCs w:val="24"/>
         </w:rPr>
         <w:t xml:space="preserve">Между </w:t>
@@ -730,8 +773,8 @@
           <w:bCs/>
           <w:i w:val="false"/>
           <w:iCs w:val="false"/>
-          <w:color w:val="000000"/>
-          <w:sz w:val="24"/>
+          <w:color w:val="262F37"/>
+          <w:sz w:val="21"/>
           <w:szCs w:val="24"/>
         </w:rPr>
         <w:t xml:space="preserve">{{НАИМЕНОВАНИЕ_ЗАКАЗЧИКА}}</w:t>
@@ -739,7 +782,8 @@
       <w:r>
         <w:rPr>
           <w:rFonts w:ascii="Times New Roman" w:cs="Times New Roman" w:eastAsia="Times New Roman" w:hAnsi="Times New Roman"/>
-          <w:sz w:val="24"/>
+          <w:color w:val="262F37"/>
+          <w:sz w:val="21"/>
           <w:szCs w:val="24"/>
         </w:rPr>
         <w:t xml:space="preserve"> (далее — Заказчик) и </w:t>
@@ -751,8 +795,8 @@
           <w:bCs/>
           <w:i w:val="false"/>
           <w:iCs w:val="false"/>
-          <w:color w:val="000000"/>
-          <w:sz w:val="24"/>
+          <w:color w:val="262F37"/>
+          <w:sz w:val="21"/>
           <w:szCs w:val="24"/>
         </w:rPr>
         <w:t xml:space="preserve">{{НАИМЕНОВАНИЕ_ПОДРЯДЧИКА}}</w:t>
@@ -760,7 +804,8 @@
       <w:r>
         <w:rPr>
           <w:rFonts w:ascii="Times New Roman" w:cs="Times New Roman" w:eastAsia="Times New Roman" w:hAnsi="Times New Roman"/>
-          <w:sz w:val="24"/>
+          <w:color w:val="262F37"/>
+          <w:sz w:val="21"/>
           <w:szCs w:val="24"/>
         </w:rPr>
         <w:t xml:space="preserve"> (далее — Подрядчик) заключён договор № </w:t>
@@ -772,8 +817,8 @@
           <w:bCs/>
           <w:i w:val="false"/>
           <w:iCs w:val="false"/>
-          <w:color w:val="000000"/>
-          <w:sz w:val="24"/>
+          <w:color w:val="262F37"/>
+          <w:sz w:val="21"/>
           <w:szCs w:val="24"/>
         </w:rPr>
         <w:t xml:space="preserve">{{НОМЕР_ДОГОВОРА}}</w:t>
@@ -781,7 +826,8 @@
       <w:r>
         <w:rPr>
           <w:rFonts w:ascii="Times New Roman" w:cs="Times New Roman" w:eastAsia="Times New Roman" w:hAnsi="Times New Roman"/>
-          <w:sz w:val="24"/>
+          <w:color w:val="262F37"/>
+          <w:sz w:val="21"/>
           <w:szCs w:val="24"/>
         </w:rPr>
         <w:t xml:space="preserve"> от </w:t>
@@ -793,8 +839,8 @@
           <w:bCs/>
           <w:i w:val="false"/>
           <w:iCs w:val="false"/>
-          <w:color w:val="000000"/>
-          <w:sz w:val="24"/>
+          <w:color w:val="262F37"/>
+          <w:sz w:val="21"/>
           <w:szCs w:val="24"/>
         </w:rPr>
         <w:t xml:space="preserve">{{ДАТА_ДОГОВОРА}}</w:t>
@@ -802,7 +848,8 @@
       <w:r>
         <w:rPr>
           <w:rFonts w:ascii="Times New Roman" w:cs="Times New Roman" w:eastAsia="Times New Roman" w:hAnsi="Times New Roman"/>
-          <w:sz w:val="24"/>
+          <w:color w:val="262F37"/>
+          <w:sz w:val="21"/>
           <w:szCs w:val="24"/>
         </w:rPr>
         <w:t xml:space="preserve"> (далее — Договор), по которому Подрядчик обязался выполнить </w:t>
@@ -814,8 +861,8 @@
           <w:bCs/>
           <w:i w:val="false"/>
           <w:iCs w:val="false"/>
-          <w:color w:val="000000"/>
-          <w:sz w:val="24"/>
+          <w:color w:val="262F37"/>
+          <w:sz w:val="21"/>
           <w:szCs w:val="24"/>
         </w:rPr>
         <w:t xml:space="preserve">{{ПРЕДМЕТ_ДОГОВОРА}}</w:t>
@@ -823,7 +870,8 @@
       <w:r>
         <w:rPr>
           <w:rFonts w:ascii="Times New Roman" w:cs="Times New Roman" w:eastAsia="Times New Roman" w:hAnsi="Times New Roman"/>
-          <w:sz w:val="24"/>
+          <w:color w:val="262F37"/>
+          <w:sz w:val="21"/>
           <w:szCs w:val="24"/>
         </w:rPr>
         <w:t xml:space="preserve"> на объекте </w:t>
@@ -835,8 +883,8 @@
           <w:bCs/>
           <w:i w:val="false"/>
           <w:iCs w:val="false"/>
-          <w:color w:val="000000"/>
-          <w:sz w:val="24"/>
+          <w:color w:val="262F37"/>
+          <w:sz w:val="21"/>
           <w:szCs w:val="24"/>
         </w:rPr>
         <w:t xml:space="preserve">{{ОБЪЕКТ}}</w:t>
@@ -844,7 +892,8 @@
       <w:r>
         <w:rPr>
           <w:rFonts w:ascii="Times New Roman" w:cs="Times New Roman" w:eastAsia="Times New Roman" w:hAnsi="Times New Roman"/>
-          <w:sz w:val="24"/>
+          <w:color w:val="262F37"/>
+          <w:sz w:val="21"/>
           <w:szCs w:val="24"/>
         </w:rPr>
         <w:t xml:space="preserve">, а Заказчик — принять результат работ и оплатить его.</w:t>
@@ -853,14 +902,15 @@
     <w:p>
       <w:pPr>
         <w:keepNext/>
-        <w:spacing w:after="140" w:line="276"/>
-      </w:pPr>
-      <w:r>
-        <w:rPr>
-          <w:rFonts w:ascii="Times New Roman" w:cs="Times New Roman" w:eastAsia="Times New Roman" w:hAnsi="Times New Roman"/>
-          <w:b/>
-          <w:bCs/>
-          <w:sz w:val="24"/>
+        <w:spacing w:after="60" w:line="276"/>
+      </w:pPr>
+      <w:r>
+        <w:rPr>
+          <w:rFonts w:ascii="Times New Roman" w:cs="Times New Roman" w:eastAsia="Times New Roman" w:hAnsi="Times New Roman"/>
+          <w:b/>
+          <w:bCs/>
+          <w:color w:val="262F37"/>
+          <w:sz w:val="21"/>
           <w:szCs w:val="24"/>
         </w:rPr>
         <w:t xml:space="preserve">1. Работы выполнены и приняты.</w:t>
@@ -868,12 +918,13 @@
     </w:p>
     <w:p>
       <w:pPr>
-        <w:spacing w:after="140" w:line="276"/>
-      </w:pPr>
-      <w:r>
-        <w:rPr>
-          <w:rFonts w:ascii="Times New Roman" w:cs="Times New Roman" w:eastAsia="Times New Roman" w:hAnsi="Times New Roman"/>
-          <w:sz w:val="24"/>
+        <w:spacing w:after="60" w:line="276"/>
+      </w:pPr>
+      <w:r>
+        <w:rPr>
+          <w:rFonts w:ascii="Times New Roman" w:cs="Times New Roman" w:eastAsia="Times New Roman" w:hAnsi="Times New Roman"/>
+          <w:color w:val="262F37"/>
+          <w:sz w:val="21"/>
           <w:szCs w:val="24"/>
         </w:rPr>
         <w:t xml:space="preserve">Подрядчик выполнил работы, что подтверждается актом о приёмке выполненных работ (форма КС-2) № </w:t>
@@ -885,8 +936,8 @@
           <w:bCs/>
           <w:i w:val="false"/>
           <w:iCs w:val="false"/>
-          <w:color w:val="000000"/>
-          <w:sz w:val="24"/>
+          <w:color w:val="262F37"/>
+          <w:sz w:val="21"/>
           <w:szCs w:val="24"/>
         </w:rPr>
         <w:t xml:space="preserve">{{НОМЕР_КС2}}</w:t>
@@ -894,7 +945,8 @@
       <w:r>
         <w:rPr>
           <w:rFonts w:ascii="Times New Roman" w:cs="Times New Roman" w:eastAsia="Times New Roman" w:hAnsi="Times New Roman"/>
-          <w:sz w:val="24"/>
+          <w:color w:val="262F37"/>
+          <w:sz w:val="21"/>
           <w:szCs w:val="24"/>
         </w:rPr>
         <w:t xml:space="preserve"> от </w:t>
@@ -906,8 +958,8 @@
           <w:bCs/>
           <w:i w:val="false"/>
           <w:iCs w:val="false"/>
-          <w:color w:val="000000"/>
-          <w:sz w:val="24"/>
+          <w:color w:val="262F37"/>
+          <w:sz w:val="21"/>
           <w:szCs w:val="24"/>
         </w:rPr>
         <w:t xml:space="preserve">{{ДАТА_КС2}}</w:t>
@@ -915,7 +967,8 @@
       <w:r>
         <w:rPr>
           <w:rFonts w:ascii="Times New Roman" w:cs="Times New Roman" w:eastAsia="Times New Roman" w:hAnsi="Times New Roman"/>
-          <w:sz w:val="24"/>
+          <w:color w:val="262F37"/>
+          <w:sz w:val="21"/>
           <w:szCs w:val="24"/>
         </w:rPr>
         <w:t xml:space="preserve"> и справкой о стоимости выполненных работ и затрат (форма КС-3) № </w:t>
@@ -927,8 +980,8 @@
           <w:bCs/>
           <w:i w:val="false"/>
           <w:iCs w:val="false"/>
-          <w:color w:val="000000"/>
-          <w:sz w:val="24"/>
+          <w:color w:val="262F37"/>
+          <w:sz w:val="21"/>
           <w:szCs w:val="24"/>
         </w:rPr>
         <w:t xml:space="preserve">{{НОМЕР_КС3}}</w:t>
@@ -936,7 +989,8 @@
       <w:r>
         <w:rPr>
           <w:rFonts w:ascii="Times New Roman" w:cs="Times New Roman" w:eastAsia="Times New Roman" w:hAnsi="Times New Roman"/>
-          <w:sz w:val="24"/>
+          <w:color w:val="262F37"/>
+          <w:sz w:val="21"/>
           <w:szCs w:val="24"/>
         </w:rPr>
         <w:t xml:space="preserve"> от </w:t>
@@ -948,8 +1002,8 @@
           <w:bCs/>
           <w:i w:val="false"/>
           <w:iCs w:val="false"/>
-          <w:color w:val="000000"/>
-          <w:sz w:val="24"/>
+          <w:color w:val="262F37"/>
+          <w:sz w:val="21"/>
           <w:szCs w:val="24"/>
         </w:rPr>
         <w:t xml:space="preserve">{{ДАТА_КС3}}</w:t>
@@ -957,7 +1011,8 @@
       <w:r>
         <w:rPr>
           <w:rFonts w:ascii="Times New Roman" w:cs="Times New Roman" w:eastAsia="Times New Roman" w:hAnsi="Times New Roman"/>
-          <w:sz w:val="24"/>
+          <w:color w:val="262F37"/>
+          <w:sz w:val="21"/>
           <w:szCs w:val="24"/>
         </w:rPr>
         <w:t xml:space="preserve">, подписанными обеими сторонами без замечаний. Стоимость принятых работ составляет </w:t>
@@ -969,8 +1024,8 @@
           <w:bCs/>
           <w:i w:val="false"/>
           <w:iCs w:val="false"/>
-          <w:color w:val="000000"/>
-          <w:sz w:val="24"/>
+          <w:color w:val="262F37"/>
+          <w:sz w:val="21"/>
           <w:szCs w:val="24"/>
         </w:rPr>
         <w:t xml:space="preserve">{{СУММА_ПО_АКТУ}}</w:t>
@@ -978,7 +1033,8 @@
       <w:r>
         <w:rPr>
           <w:rFonts w:ascii="Times New Roman" w:cs="Times New Roman" w:eastAsia="Times New Roman" w:hAnsi="Times New Roman"/>
-          <w:sz w:val="24"/>
+          <w:color w:val="262F37"/>
+          <w:sz w:val="21"/>
           <w:szCs w:val="24"/>
         </w:rPr>
         <w:t xml:space="preserve">.</w:t>
@@ -986,7 +1042,7 @@
     </w:p>
     <w:p>
       <w:pPr>
-        <w:spacing w:after="140" w:line="276"/>
+        <w:spacing w:after="60" w:line="276"/>
       </w:pPr>
       <w:r>
         <w:rPr>
@@ -995,8 +1051,8 @@
           <w:bCs w:val="false"/>
           <w:i/>
           <w:iCs/>
-          <w:color w:val="595959"/>
-          <w:sz w:val="24"/>
+          <w:color w:val="262F37"/>
+          <w:sz w:val="21"/>
           <w:szCs w:val="24"/>
         </w:rPr>
         <w:t xml:space="preserve">[Если актов несколько — перечислить каждый: номер, дата, сумма. Реестр актов допустимо вынести в приложение.]</w:t>
@@ -1005,14 +1061,15 @@
     <w:p>
       <w:pPr>
         <w:keepNext/>
-        <w:spacing w:after="140" w:line="276"/>
-      </w:pPr>
-      <w:r>
-        <w:rPr>
-          <w:rFonts w:ascii="Times New Roman" w:cs="Times New Roman" w:eastAsia="Times New Roman" w:hAnsi="Times New Roman"/>
-          <w:b/>
-          <w:bCs/>
-          <w:sz w:val="24"/>
+        <w:spacing w:after="60" w:line="276"/>
+      </w:pPr>
+      <w:r>
+        <w:rPr>
+          <w:rFonts w:ascii="Times New Roman" w:cs="Times New Roman" w:eastAsia="Times New Roman" w:hAnsi="Times New Roman"/>
+          <w:b/>
+          <w:bCs/>
+          <w:color w:val="262F37"/>
+          <w:sz w:val="21"/>
           <w:szCs w:val="24"/>
         </w:rPr>
         <w:t xml:space="preserve">2. Обязанность оплаты наступила и нарушена.</w:t>
@@ -1020,12 +1077,13 @@
     </w:p>
     <w:p>
       <w:pPr>
-        <w:spacing w:after="140" w:line="276"/>
-      </w:pPr>
-      <w:r>
-        <w:rPr>
-          <w:rFonts w:ascii="Times New Roman" w:cs="Times New Roman" w:eastAsia="Times New Roman" w:hAnsi="Times New Roman"/>
-          <w:sz w:val="24"/>
+        <w:spacing w:after="60" w:line="276"/>
+      </w:pPr>
+      <w:r>
+        <w:rPr>
+          <w:rFonts w:ascii="Times New Roman" w:cs="Times New Roman" w:eastAsia="Times New Roman" w:hAnsi="Times New Roman"/>
+          <w:color w:val="262F37"/>
+          <w:sz w:val="21"/>
           <w:szCs w:val="24"/>
         </w:rPr>
         <w:t xml:space="preserve">Согласно п. </w:t>
@@ -1037,8 +1095,8 @@
           <w:bCs/>
           <w:i w:val="false"/>
           <w:iCs w:val="false"/>
-          <w:color w:val="000000"/>
-          <w:sz w:val="24"/>
+          <w:color w:val="262F37"/>
+          <w:sz w:val="21"/>
           <w:szCs w:val="24"/>
         </w:rPr>
         <w:t xml:space="preserve">{{ПУНКТ_ДОГОВОРА_ОБ_ОПЛАТЕ}}</w:t>
@@ -1046,7 +1104,8 @@
       <w:r>
         <w:rPr>
           <w:rFonts w:ascii="Times New Roman" w:cs="Times New Roman" w:eastAsia="Times New Roman" w:hAnsi="Times New Roman"/>
-          <w:sz w:val="24"/>
+          <w:color w:val="262F37"/>
+          <w:sz w:val="21"/>
           <w:szCs w:val="24"/>
         </w:rPr>
         <w:t xml:space="preserve"> Договора оплата производится в срок </w:t>
@@ -1058,8 +1117,8 @@
           <w:bCs/>
           <w:i w:val="false"/>
           <w:iCs w:val="false"/>
-          <w:color w:val="000000"/>
-          <w:sz w:val="24"/>
+          <w:color w:val="262F37"/>
+          <w:sz w:val="21"/>
           <w:szCs w:val="24"/>
         </w:rPr>
         <w:t xml:space="preserve">{{СРОК_ОПЛАТЫ_ПО_ДОГОВОРУ}}</w:t>
@@ -1067,7 +1126,8 @@
       <w:r>
         <w:rPr>
           <w:rFonts w:ascii="Times New Roman" w:cs="Times New Roman" w:eastAsia="Times New Roman" w:hAnsi="Times New Roman"/>
-          <w:sz w:val="24"/>
+          <w:color w:val="262F37"/>
+          <w:sz w:val="21"/>
           <w:szCs w:val="24"/>
         </w:rPr>
         <w:t xml:space="preserve">. Срок оплаты истёк; с </w:t>
@@ -1079,8 +1139,8 @@
           <w:bCs/>
           <w:i w:val="false"/>
           <w:iCs w:val="false"/>
-          <w:color w:val="000000"/>
-          <w:sz w:val="24"/>
+          <w:color w:val="262F37"/>
+          <w:sz w:val="21"/>
           <w:szCs w:val="24"/>
         </w:rPr>
         <w:t xml:space="preserve">{{ДАТА_НАЧАЛА_ПРОСРОЧКИ}}</w:t>
@@ -1088,7 +1148,8 @@
       <w:r>
         <w:rPr>
           <w:rFonts w:ascii="Times New Roman" w:cs="Times New Roman" w:eastAsia="Times New Roman" w:hAnsi="Times New Roman"/>
-          <w:sz w:val="24"/>
+          <w:color w:val="262F37"/>
+          <w:sz w:val="21"/>
           <w:szCs w:val="24"/>
         </w:rPr>
         <w:t xml:space="preserve"> Заказчик находится в просрочке.</w:t>
@@ -1096,12 +1157,13 @@
     </w:p>
     <w:p>
       <w:pPr>
-        <w:spacing w:after="140" w:line="276"/>
-      </w:pPr>
-      <w:r>
-        <w:rPr>
-          <w:rFonts w:ascii="Times New Roman" w:cs="Times New Roman" w:eastAsia="Times New Roman" w:hAnsi="Times New Roman"/>
-          <w:sz w:val="24"/>
+        <w:spacing w:after="60" w:line="276"/>
+      </w:pPr>
+      <w:r>
+        <w:rPr>
+          <w:rFonts w:ascii="Times New Roman" w:cs="Times New Roman" w:eastAsia="Times New Roman" w:hAnsi="Times New Roman"/>
+          <w:color w:val="262F37"/>
+          <w:sz w:val="21"/>
           <w:szCs w:val="24"/>
         </w:rPr>
         <w:t xml:space="preserve">С учётом частичных оплат </w:t>
@@ -1113,8 +1175,8 @@
           <w:bCs w:val="false"/>
           <w:i/>
           <w:iCs/>
-          <w:color w:val="595959"/>
-          <w:sz w:val="24"/>
+          <w:color w:val="262F37"/>
+          <w:sz w:val="21"/>
           <w:szCs w:val="24"/>
         </w:rPr>
         <w:t xml:space="preserve">[если были — перечислить: дата, сумма, платёжное поручение; если не было — абзац удалить]</w:t>
@@ -1122,7 +1184,8 @@
       <w:r>
         <w:rPr>
           <w:rFonts w:ascii="Times New Roman" w:cs="Times New Roman" w:eastAsia="Times New Roman" w:hAnsi="Times New Roman"/>
-          <w:sz w:val="24"/>
+          <w:color w:val="262F37"/>
+          <w:sz w:val="21"/>
           <w:szCs w:val="24"/>
         </w:rPr>
         <w:t xml:space="preserve"> задолженность Заказчика на </w:t>
@@ -1134,8 +1197,8 @@
           <w:bCs/>
           <w:i w:val="false"/>
           <w:iCs w:val="false"/>
-          <w:color w:val="000000"/>
-          <w:sz w:val="24"/>
+          <w:color w:val="262F37"/>
+          <w:sz w:val="21"/>
           <w:szCs w:val="24"/>
         </w:rPr>
         <w:t xml:space="preserve">{{ДАТА_ДОКУМЕНТА}}</w:t>
@@ -1143,7 +1206,8 @@
       <w:r>
         <w:rPr>
           <w:rFonts w:ascii="Times New Roman" w:cs="Times New Roman" w:eastAsia="Times New Roman" w:hAnsi="Times New Roman"/>
-          <w:sz w:val="24"/>
+          <w:color w:val="262F37"/>
+          <w:sz w:val="21"/>
           <w:szCs w:val="24"/>
         </w:rPr>
         <w:t xml:space="preserve"> составляет </w:t>
@@ -1155,8 +1219,8 @@
           <w:bCs/>
           <w:i w:val="false"/>
           <w:iCs w:val="false"/>
-          <w:color w:val="000000"/>
-          <w:sz w:val="24"/>
+          <w:color w:val="262F37"/>
+          <w:sz w:val="21"/>
           <w:szCs w:val="24"/>
         </w:rPr>
         <w:t xml:space="preserve">{{СУММА_ДОЛГА}}</w:t>
@@ -1164,7 +1228,8 @@
       <w:r>
         <w:rPr>
           <w:rFonts w:ascii="Times New Roman" w:cs="Times New Roman" w:eastAsia="Times New Roman" w:hAnsi="Times New Roman"/>
-          <w:sz w:val="24"/>
+          <w:color w:val="262F37"/>
+          <w:sz w:val="21"/>
           <w:szCs w:val="24"/>
         </w:rPr>
         <w:t xml:space="preserve">.</w:t>
@@ -1172,12 +1237,13 @@
     </w:p>
     <w:p>
       <w:pPr>
-        <w:spacing w:after="140" w:line="276"/>
-      </w:pPr>
-      <w:r>
-        <w:rPr>
-          <w:rFonts w:ascii="Times New Roman" w:cs="Times New Roman" w:eastAsia="Times New Roman" w:hAnsi="Times New Roman"/>
-          <w:sz w:val="24"/>
+        <w:spacing w:after="60" w:line="276"/>
+      </w:pPr>
+      <w:r>
+        <w:rPr>
+          <w:rFonts w:ascii="Times New Roman" w:cs="Times New Roman" w:eastAsia="Times New Roman" w:hAnsi="Times New Roman"/>
+          <w:color w:val="262F37"/>
+          <w:sz w:val="21"/>
           <w:szCs w:val="24"/>
         </w:rPr>
         <w:t xml:space="preserve">В силу ст. 309, 310 Гражданского кодекса РФ обязательства должны исполняться надлежащим образом; односторонний отказ от исполнения не допускается. Обязанность заказчика оплатить принятые работы установлена ст. 711 и ст. 746 Гражданского кодекса РФ и Договором.</w:t>
@@ -1186,14 +1252,15 @@
     <w:p>
       <w:pPr>
         <w:keepNext/>
-        <w:spacing w:after="140" w:line="276"/>
-      </w:pPr>
-      <w:r>
-        <w:rPr>
-          <w:rFonts w:ascii="Times New Roman" w:cs="Times New Roman" w:eastAsia="Times New Roman" w:hAnsi="Times New Roman"/>
-          <w:b/>
-          <w:bCs/>
-          <w:sz w:val="24"/>
+        <w:spacing w:after="60" w:line="276"/>
+      </w:pPr>
+      <w:r>
+        <w:rPr>
+          <w:rFonts w:ascii="Times New Roman" w:cs="Times New Roman" w:eastAsia="Times New Roman" w:hAnsi="Times New Roman"/>
+          <w:b/>
+          <w:bCs/>
+          <w:color w:val="262F37"/>
+          <w:sz w:val="21"/>
           <w:szCs w:val="24"/>
         </w:rPr>
         <w:t xml:space="preserve">3. На сумму долга начисляются проценты.</w:t>
@@ -1201,12 +1268,13 @@
     </w:p>
     <w:p>
       <w:pPr>
-        <w:spacing w:after="140" w:line="276"/>
-      </w:pPr>
-      <w:r>
-        <w:rPr>
-          <w:rFonts w:ascii="Times New Roman" w:cs="Times New Roman" w:eastAsia="Times New Roman" w:hAnsi="Times New Roman"/>
-          <w:sz w:val="24"/>
+        <w:spacing w:after="60" w:line="276"/>
+      </w:pPr>
+      <w:r>
+        <w:rPr>
+          <w:rFonts w:ascii="Times New Roman" w:cs="Times New Roman" w:eastAsia="Times New Roman" w:hAnsi="Times New Roman"/>
+          <w:color w:val="262F37"/>
+          <w:sz w:val="21"/>
           <w:szCs w:val="24"/>
         </w:rPr>
         <w:t xml:space="preserve">На основании ст. 395 Гражданского кодекса РФ за пользование чужими денежными средствами подлежат уплате проценты, размер которых определяется ключевой ставкой Банка России, действовавшей в соответствующие периоды, если иной размер процентов не установлен законом или договором. По состоянию на </w:t>
@@ -1218,8 +1286,8 @@
           <w:bCs/>
           <w:i w:val="false"/>
           <w:iCs w:val="false"/>
-          <w:color w:val="000000"/>
-          <w:sz w:val="24"/>
+          <w:color w:val="262F37"/>
+          <w:sz w:val="21"/>
           <w:szCs w:val="24"/>
         </w:rPr>
         <w:t xml:space="preserve">{{ДАТА_ДОКУМЕНТА}}</w:t>
@@ -1227,7 +1295,8 @@
       <w:r>
         <w:rPr>
           <w:rFonts w:ascii="Times New Roman" w:cs="Times New Roman" w:eastAsia="Times New Roman" w:hAnsi="Times New Roman"/>
-          <w:sz w:val="24"/>
+          <w:color w:val="262F37"/>
+          <w:sz w:val="21"/>
           <w:szCs w:val="24"/>
         </w:rPr>
         <w:t xml:space="preserve"> проценты составляют </w:t>
@@ -1239,8 +1308,8 @@
           <w:bCs/>
           <w:i w:val="false"/>
           <w:iCs w:val="false"/>
-          <w:color w:val="000000"/>
-          <w:sz w:val="24"/>
+          <w:color w:val="262F37"/>
+          <w:sz w:val="21"/>
           <w:szCs w:val="24"/>
         </w:rPr>
         <w:t xml:space="preserve">{{СУММА_ПРОЦЕНТОВ}}</w:t>
@@ -1248,7 +1317,8 @@
       <w:r>
         <w:rPr>
           <w:rFonts w:ascii="Times New Roman" w:cs="Times New Roman" w:eastAsia="Times New Roman" w:hAnsi="Times New Roman"/>
-          <w:sz w:val="24"/>
+          <w:color w:val="262F37"/>
+          <w:sz w:val="21"/>
           <w:szCs w:val="24"/>
         </w:rPr>
         <w:t xml:space="preserve"> (расчёт — Приложение № 2). Проценты продолжают начисляться по день фактической оплаты, если законом, иными правовыми актами или договором не установлен более короткий срок их начисления.</w:t>
@@ -1256,7 +1326,7 @@
     </w:p>
     <w:p>
       <w:pPr>
-        <w:spacing w:after="140" w:line="276"/>
+        <w:spacing w:after="60" w:line="276"/>
       </w:pPr>
       <w:r>
         <w:rPr>
@@ -1265,8 +1335,8 @@
           <w:bCs w:val="false"/>
           <w:i/>
           <w:iCs/>
-          <w:color w:val="595959"/>
-          <w:sz w:val="24"/>
+          <w:color w:val="262F37"/>
+          <w:sz w:val="21"/>
           <w:szCs w:val="24"/>
         </w:rPr>
         <w:t xml:space="preserve">[Если Договором установлена неустойка за просрочку оплаты (п. {{ПУНКТ_ДОГОВОРА_О_НЕУСТОЙКЕ}}) — заявлять неустойку по договору вместо процентов по ст. 395 ГК РФ: когда соглашением сторон предусмотрена неустойка за неисполнение или ненадлежащее исполнение денежного обязательства, предусмотренные ст. 395 ГК РФ проценты не подлежат взысканию, если иное не предусмотрено законом или договором (п. 4 ст. 395 ГК РФ). Выбор требования сделайте по условиям конкретного договора и расчёту.]</w:t>
@@ -1275,14 +1345,15 @@
     <w:p>
       <w:pPr>
         <w:keepNext/>
-        <w:spacing w:after="140" w:line="276"/>
-      </w:pPr>
-      <w:r>
-        <w:rPr>
-          <w:rFonts w:ascii="Times New Roman" w:cs="Times New Roman" w:eastAsia="Times New Roman" w:hAnsi="Times New Roman"/>
-          <w:b/>
-          <w:bCs/>
-          <w:sz w:val="24"/>
+        <w:spacing w:after="60" w:line="276"/>
+      </w:pPr>
+      <w:r>
+        <w:rPr>
+          <w:rFonts w:ascii="Times New Roman" w:cs="Times New Roman" w:eastAsia="Times New Roman" w:hAnsi="Times New Roman"/>
+          <w:b/>
+          <w:bCs/>
+          <w:color w:val="262F37"/>
+          <w:sz w:val="21"/>
           <w:szCs w:val="24"/>
         </w:rPr>
         <w:t xml:space="preserve">4. Требование.</w:t>
@@ -1290,12 +1361,13 @@
     </w:p>
     <w:p>
       <w:pPr>
-        <w:spacing w:after="140" w:line="276"/>
-      </w:pPr>
-      <w:r>
-        <w:rPr>
-          <w:rFonts w:ascii="Times New Roman" w:cs="Times New Roman" w:eastAsia="Times New Roman" w:hAnsi="Times New Roman"/>
-          <w:sz w:val="24"/>
+        <w:spacing w:after="60" w:line="276"/>
+      </w:pPr>
+      <w:r>
+        <w:rPr>
+          <w:rFonts w:ascii="Times New Roman" w:cs="Times New Roman" w:eastAsia="Times New Roman" w:hAnsi="Times New Roman"/>
+          <w:color w:val="262F37"/>
+          <w:sz w:val="21"/>
           <w:szCs w:val="24"/>
         </w:rPr>
         <w:t xml:space="preserve">На основании изложенного требуем в срок </w:t>
@@ -1307,8 +1379,8 @@
           <w:bCs/>
           <w:i w:val="false"/>
           <w:iCs w:val="false"/>
-          <w:color w:val="000000"/>
-          <w:sz w:val="24"/>
+          <w:color w:val="262F37"/>
+          <w:sz w:val="21"/>
           <w:szCs w:val="24"/>
         </w:rPr>
         <w:t xml:space="preserve">{{СРОК_ОТВЕТА_НА_ПРЕТЕНЗИЮ}}</w:t>
@@ -1316,7 +1388,8 @@
       <w:r>
         <w:rPr>
           <w:rFonts w:ascii="Times New Roman" w:cs="Times New Roman" w:eastAsia="Times New Roman" w:hAnsi="Times New Roman"/>
-          <w:sz w:val="24"/>
+          <w:color w:val="262F37"/>
+          <w:sz w:val="21"/>
           <w:szCs w:val="24"/>
         </w:rPr>
         <w:t xml:space="preserve"> с момента получения настоящей претензии:</w:t>
@@ -1324,12 +1397,13 @@
     </w:p>
     <w:p>
       <w:pPr>
-        <w:spacing w:after="40" w:line="276"/>
-      </w:pPr>
-      <w:r>
-        <w:rPr>
-          <w:rFonts w:ascii="Times New Roman" w:cs="Times New Roman" w:eastAsia="Times New Roman" w:hAnsi="Times New Roman"/>
-          <w:sz w:val="24"/>
+        <w:spacing w:after="60" w:line="276"/>
+      </w:pPr>
+      <w:r>
+        <w:rPr>
+          <w:rFonts w:ascii="Times New Roman" w:cs="Times New Roman" w:eastAsia="Times New Roman" w:hAnsi="Times New Roman"/>
+          <w:color w:val="262F37"/>
+          <w:sz w:val="21"/>
           <w:szCs w:val="24"/>
         </w:rPr>
         <w:t xml:space="preserve">1) оплатить задолженность в размере </w:t>
@@ -1341,8 +1415,8 @@
           <w:bCs/>
           <w:i w:val="false"/>
           <w:iCs w:val="false"/>
-          <w:color w:val="000000"/>
-          <w:sz w:val="24"/>
+          <w:color w:val="262F37"/>
+          <w:sz w:val="21"/>
           <w:szCs w:val="24"/>
         </w:rPr>
         <w:t xml:space="preserve">{{СУММА_ДОЛГА}}</w:t>
@@ -1350,7 +1424,8 @@
       <w:r>
         <w:rPr>
           <w:rFonts w:ascii="Times New Roman" w:cs="Times New Roman" w:eastAsia="Times New Roman" w:hAnsi="Times New Roman"/>
-          <w:sz w:val="24"/>
+          <w:color w:val="262F37"/>
+          <w:sz w:val="21"/>
           <w:szCs w:val="24"/>
         </w:rPr>
         <w:t xml:space="preserve">;</w:t>
@@ -1358,12 +1433,13 @@
     </w:p>
     <w:p>
       <w:pPr>
-        <w:spacing w:after="140" w:line="276"/>
-      </w:pPr>
-      <w:r>
-        <w:rPr>
-          <w:rFonts w:ascii="Times New Roman" w:cs="Times New Roman" w:eastAsia="Times New Roman" w:hAnsi="Times New Roman"/>
-          <w:sz w:val="24"/>
+        <w:spacing w:after="60" w:line="276"/>
+      </w:pPr>
+      <w:r>
+        <w:rPr>
+          <w:rFonts w:ascii="Times New Roman" w:cs="Times New Roman" w:eastAsia="Times New Roman" w:hAnsi="Times New Roman"/>
+          <w:color w:val="262F37"/>
+          <w:sz w:val="21"/>
           <w:szCs w:val="24"/>
         </w:rPr>
         <w:t xml:space="preserve">2) уплатить проценты по ст. 395 ГК РФ </w:t>
@@ -1375,8 +1451,8 @@
           <w:bCs w:val="false"/>
           <w:i/>
           <w:iCs/>
-          <w:color w:val="595959"/>
-          <w:sz w:val="24"/>
+          <w:color w:val="262F37"/>
+          <w:sz w:val="21"/>
           <w:szCs w:val="24"/>
         </w:rPr>
         <w:t xml:space="preserve">[либо неустойку по п. {{ПУНКТ_ДОГОВОРА_О_НЕУСТОЙКЕ}} Договора]</w:t>
@@ -1384,7 +1460,8 @@
       <w:r>
         <w:rPr>
           <w:rFonts w:ascii="Times New Roman" w:cs="Times New Roman" w:eastAsia="Times New Roman" w:hAnsi="Times New Roman"/>
-          <w:sz w:val="24"/>
+          <w:color w:val="262F37"/>
+          <w:sz w:val="21"/>
           <w:szCs w:val="24"/>
         </w:rPr>
         <w:t xml:space="preserve">, рассчитанные на дату платежа.</w:t>
@@ -1392,12 +1469,13 @@
     </w:p>
     <w:p>
       <w:pPr>
-        <w:spacing w:after="140" w:line="276"/>
-      </w:pPr>
-      <w:r>
-        <w:rPr>
-          <w:rFonts w:ascii="Times New Roman" w:cs="Times New Roman" w:eastAsia="Times New Roman" w:hAnsi="Times New Roman"/>
-          <w:sz w:val="24"/>
+        <w:spacing w:after="60" w:line="276"/>
+      </w:pPr>
+      <w:r>
+        <w:rPr>
+          <w:rFonts w:ascii="Times New Roman" w:cs="Times New Roman" w:eastAsia="Times New Roman" w:hAnsi="Times New Roman"/>
+          <w:color w:val="262F37"/>
+          <w:sz w:val="21"/>
           <w:szCs w:val="24"/>
         </w:rPr>
         <w:t xml:space="preserve">Реквизиты для перечисления: </w:t>
@@ -1409,8 +1487,8 @@
           <w:bCs/>
           <w:i w:val="false"/>
           <w:iCs w:val="false"/>
-          <w:color w:val="000000"/>
-          <w:sz w:val="24"/>
+          <w:color w:val="262F37"/>
+          <w:sz w:val="21"/>
           <w:szCs w:val="24"/>
         </w:rPr>
         <w:t xml:space="preserve">{{БАНКОВСКИЕ_РЕКВИЗИТЫ_ПОДРЯДЧИКА}}</w:t>
@@ -1418,7 +1496,8 @@
       <w:r>
         <w:rPr>
           <w:rFonts w:ascii="Times New Roman" w:cs="Times New Roman" w:eastAsia="Times New Roman" w:hAnsi="Times New Roman"/>
-          <w:sz w:val="24"/>
+          <w:color w:val="262F37"/>
+          <w:sz w:val="21"/>
           <w:szCs w:val="24"/>
         </w:rPr>
         <w:t xml:space="preserve">.</w:t>
@@ -1426,12 +1505,13 @@
     </w:p>
     <w:p>
       <w:pPr>
-        <w:spacing w:after="140" w:line="276"/>
-      </w:pPr>
-      <w:r>
-        <w:rPr>
-          <w:rFonts w:ascii="Times New Roman" w:cs="Times New Roman" w:eastAsia="Times New Roman" w:hAnsi="Times New Roman"/>
-          <w:sz w:val="24"/>
+        <w:spacing w:after="60" w:line="276"/>
+      </w:pPr>
+      <w:r>
+        <w:rPr>
+          <w:rFonts w:ascii="Times New Roman" w:cs="Times New Roman" w:eastAsia="Times New Roman" w:hAnsi="Times New Roman"/>
+          <w:color w:val="262F37"/>
+          <w:sz w:val="21"/>
           <w:szCs w:val="24"/>
         </w:rPr>
         <w:t xml:space="preserve">При неисполнении настоящего требования в указанный срок Подрядчик обратится в арбитражный суд с иском о взыскании задолженности, процентов (неустойки), а также судебных расходов, включая государственную пошлину и расходы на представителя (ст. 110 АПК РФ).</w:t>
@@ -1439,14 +1519,15 @@
     </w:p>
     <w:p>
       <w:pPr>
-        <w:spacing w:after="140" w:line="276"/>
-      </w:pPr>
-      <w:r>
-        <w:rPr>
-          <w:rFonts w:ascii="Times New Roman" w:cs="Times New Roman" w:eastAsia="Times New Roman" w:hAnsi="Times New Roman"/>
-          <w:b/>
-          <w:bCs/>
-          <w:sz w:val="24"/>
+        <w:spacing w:after="60" w:line="276"/>
+      </w:pPr>
+      <w:r>
+        <w:rPr>
+          <w:rFonts w:ascii="Times New Roman" w:cs="Times New Roman" w:eastAsia="Times New Roman" w:hAnsi="Times New Roman"/>
+          <w:b/>
+          <w:bCs/>
+          <w:color w:val="262F37"/>
+          <w:sz w:val="21"/>
           <w:szCs w:val="24"/>
         </w:rPr>
         <w:t xml:space="preserve">Приложения:</w:t>
@@ -1454,12 +1535,13 @@
     </w:p>
     <w:p>
       <w:pPr>
-        <w:spacing w:after="40" w:line="276"/>
-      </w:pPr>
-      <w:r>
-        <w:rPr>
-          <w:rFonts w:ascii="Times New Roman" w:cs="Times New Roman" w:eastAsia="Times New Roman" w:hAnsi="Times New Roman"/>
-          <w:sz w:val="24"/>
+        <w:spacing w:after="60" w:line="276"/>
+      </w:pPr>
+      <w:r>
+        <w:rPr>
+          <w:rFonts w:ascii="Times New Roman" w:cs="Times New Roman" w:eastAsia="Times New Roman" w:hAnsi="Times New Roman"/>
+          <w:color w:val="262F37"/>
+          <w:sz w:val="21"/>
           <w:szCs w:val="24"/>
         </w:rPr>
         <w:t xml:space="preserve">1. Копии акта КС-2 № </w:t>
@@ -1471,8 +1553,8 @@
           <w:bCs/>
           <w:i w:val="false"/>
           <w:iCs w:val="false"/>
-          <w:color w:val="000000"/>
-          <w:sz w:val="24"/>
+          <w:color w:val="262F37"/>
+          <w:sz w:val="21"/>
           <w:szCs w:val="24"/>
         </w:rPr>
         <w:t xml:space="preserve">{{НОМЕР_КС2}}</w:t>
@@ -1480,7 +1562,8 @@
       <w:r>
         <w:rPr>
           <w:rFonts w:ascii="Times New Roman" w:cs="Times New Roman" w:eastAsia="Times New Roman" w:hAnsi="Times New Roman"/>
-          <w:sz w:val="24"/>
+          <w:color w:val="262F37"/>
+          <w:sz w:val="21"/>
           <w:szCs w:val="24"/>
         </w:rPr>
         <w:t xml:space="preserve"> от </w:t>
@@ -1492,8 +1575,8 @@
           <w:bCs/>
           <w:i w:val="false"/>
           <w:iCs w:val="false"/>
-          <w:color w:val="000000"/>
-          <w:sz w:val="24"/>
+          <w:color w:val="262F37"/>
+          <w:sz w:val="21"/>
           <w:szCs w:val="24"/>
         </w:rPr>
         <w:t xml:space="preserve">{{ДАТА_КС2}}</w:t>
@@ -1501,7 +1584,8 @@
       <w:r>
         <w:rPr>
           <w:rFonts w:ascii="Times New Roman" w:cs="Times New Roman" w:eastAsia="Times New Roman" w:hAnsi="Times New Roman"/>
-          <w:sz w:val="24"/>
+          <w:color w:val="262F37"/>
+          <w:sz w:val="21"/>
           <w:szCs w:val="24"/>
         </w:rPr>
         <w:t xml:space="preserve"> и справки КС-3 № </w:t>
@@ -1513,8 +1597,8 @@
           <w:bCs/>
           <w:i w:val="false"/>
           <w:iCs w:val="false"/>
-          <w:color w:val="000000"/>
-          <w:sz w:val="24"/>
+          <w:color w:val="262F37"/>
+          <w:sz w:val="21"/>
           <w:szCs w:val="24"/>
         </w:rPr>
         <w:t xml:space="preserve">{{НОМЕР_КС3}}</w:t>
@@ -1522,7 +1606,8 @@
       <w:r>
         <w:rPr>
           <w:rFonts w:ascii="Times New Roman" w:cs="Times New Roman" w:eastAsia="Times New Roman" w:hAnsi="Times New Roman"/>
-          <w:sz w:val="24"/>
+          <w:color w:val="262F37"/>
+          <w:sz w:val="21"/>
           <w:szCs w:val="24"/>
         </w:rPr>
         <w:t xml:space="preserve"> от </w:t>
@@ -1534,8 +1619,8 @@
           <w:bCs/>
           <w:i w:val="false"/>
           <w:iCs w:val="false"/>
-          <w:color w:val="000000"/>
-          <w:sz w:val="24"/>
+          <w:color w:val="262F37"/>
+          <w:sz w:val="21"/>
           <w:szCs w:val="24"/>
         </w:rPr>
         <w:t xml:space="preserve">{{ДАТА_КС3}}</w:t>
@@ -1543,7 +1628,8 @@
       <w:r>
         <w:rPr>
           <w:rFonts w:ascii="Times New Roman" w:cs="Times New Roman" w:eastAsia="Times New Roman" w:hAnsi="Times New Roman"/>
-          <w:sz w:val="24"/>
+          <w:color w:val="262F37"/>
+          <w:sz w:val="21"/>
           <w:szCs w:val="24"/>
         </w:rPr>
         <w:t xml:space="preserve">.</w:t>
@@ -1551,12 +1637,13 @@
     </w:p>
     <w:p>
       <w:pPr>
-        <w:spacing w:after="40" w:line="276"/>
-      </w:pPr>
-      <w:r>
-        <w:rPr>
-          <w:rFonts w:ascii="Times New Roman" w:cs="Times New Roman" w:eastAsia="Times New Roman" w:hAnsi="Times New Roman"/>
-          <w:sz w:val="24"/>
+        <w:spacing w:after="60" w:line="276"/>
+      </w:pPr>
+      <w:r>
+        <w:rPr>
+          <w:rFonts w:ascii="Times New Roman" w:cs="Times New Roman" w:eastAsia="Times New Roman" w:hAnsi="Times New Roman"/>
+          <w:color w:val="262F37"/>
+          <w:sz w:val="21"/>
           <w:szCs w:val="24"/>
         </w:rPr>
         <w:t xml:space="preserve">2. Расчёт процентов по ст. 395 ГК РФ на </w:t>
@@ -1568,8 +1655,8 @@
           <w:bCs/>
           <w:i w:val="false"/>
           <w:iCs w:val="false"/>
-          <w:color w:val="000000"/>
-          <w:sz w:val="24"/>
+          <w:color w:val="262F37"/>
+          <w:sz w:val="21"/>
           <w:szCs w:val="24"/>
         </w:rPr>
         <w:t xml:space="preserve">{{ДАТА_ДОКУМЕНТА}}</w:t>
@@ -1577,7 +1664,8 @@
       <w:r>
         <w:rPr>
           <w:rFonts w:ascii="Times New Roman" w:cs="Times New Roman" w:eastAsia="Times New Roman" w:hAnsi="Times New Roman"/>
-          <w:sz w:val="24"/>
+          <w:color w:val="262F37"/>
+          <w:sz w:val="21"/>
           <w:szCs w:val="24"/>
         </w:rPr>
         <w:t xml:space="preserve">.</w:t>
@@ -1585,12 +1673,13 @@
     </w:p>
     <w:p>
       <w:pPr>
-        <w:spacing w:after="300" w:line="276"/>
-      </w:pPr>
-      <w:r>
-        <w:rPr>
-          <w:rFonts w:ascii="Times New Roman" w:cs="Times New Roman" w:eastAsia="Times New Roman" w:hAnsi="Times New Roman"/>
-          <w:sz w:val="24"/>
+        <w:spacing w:after="60" w:line="276"/>
+      </w:pPr>
+      <w:r>
+        <w:rPr>
+          <w:rFonts w:ascii="Times New Roman" w:cs="Times New Roman" w:eastAsia="Times New Roman" w:hAnsi="Times New Roman"/>
+          <w:color w:val="262F37"/>
+          <w:sz w:val="21"/>
           <w:szCs w:val="24"/>
         </w:rPr>
         <w:t xml:space="preserve">3. </w:t>
@@ -1602,102 +1691,115 @@
           <w:bCs w:val="false"/>
           <w:i/>
           <w:iCs/>
-          <w:color w:val="595959"/>
+          <w:color w:val="262F37"/>
+          <w:sz w:val="21"/>
+          <w:szCs w:val="24"/>
+        </w:rPr>
+        <w:t xml:space="preserve">[Акт сверки взаимных расчётов — при наличии.]</w:t>
+      </w:r>
+    </w:p>
+    <w:p>
+      <w:pPr>
+        <w:spacing w:after="60" w:line="276"/>
+      </w:pPr>
+      <w:r>
+        <w:rPr>
+          <w:rFonts w:ascii="Times New Roman" w:cs="Times New Roman" w:eastAsia="Times New Roman" w:hAnsi="Times New Roman"/>
+          <w:b/>
+          <w:bCs/>
+          <w:i w:val="false"/>
+          <w:iCs w:val="false"/>
+          <w:color w:val="262F37"/>
+          <w:sz w:val="21"/>
+          <w:szCs w:val="24"/>
+        </w:rPr>
+        <w:t xml:space="preserve">{{ДОЛЖНОСТЬ_ПОДПИСАНТА}}</w:t>
+      </w:r>
+      <w:r>
+        <w:rPr>
+          <w:rFonts w:ascii="Times New Roman" w:cs="Times New Roman" w:eastAsia="Times New Roman" w:hAnsi="Times New Roman"/>
+          <w:color w:val="262F37"/>
+          <w:sz w:val="21"/>
+          <w:szCs w:val="24"/>
+        </w:rPr>
+        <w:t xml:space="preserve">, </w:t>
+      </w:r>
+      <w:r>
+        <w:rPr>
+          <w:rFonts w:ascii="Times New Roman" w:cs="Times New Roman" w:eastAsia="Times New Roman" w:hAnsi="Times New Roman"/>
+          <w:b/>
+          <w:bCs/>
+          <w:i w:val="false"/>
+          <w:iCs w:val="false"/>
+          <w:color w:val="262F37"/>
+          <w:sz w:val="21"/>
+          <w:szCs w:val="24"/>
+        </w:rPr>
+        <w:t xml:space="preserve">{{ОСНОВАНИЕ_ПОЛНОМОЧИЙ}}</w:t>
+      </w:r>
+    </w:p>
+    <w:p>
+      <w:pPr>
+        <w:spacing w:after="60" w:line="276"/>
+      </w:pPr>
+      <w:r>
+        <w:rPr>
+          <w:rFonts w:ascii="Times New Roman" w:cs="Times New Roman" w:eastAsia="Times New Roman" w:hAnsi="Times New Roman"/>
+          <w:color w:val="262F37"/>
+          <w:sz w:val="21"/>
+          <w:szCs w:val="24"/>
+        </w:rPr>
+        <w:t xml:space="preserve">_________________ / </w:t>
+      </w:r>
+      <w:r>
+        <w:rPr>
+          <w:rFonts w:ascii="Times New Roman" w:cs="Times New Roman" w:eastAsia="Times New Roman" w:hAnsi="Times New Roman"/>
+          <w:b/>
+          <w:bCs/>
+          <w:i w:val="false"/>
+          <w:iCs w:val="false"/>
+          <w:color w:val="262F37"/>
+          <w:sz w:val="21"/>
+          <w:szCs w:val="24"/>
+        </w:rPr>
+        <w:t xml:space="preserve">{{ФИО_ПОДПИСАНТА}}</w:t>
+      </w:r>
+      <w:r>
+        <w:rPr>
+          <w:rFonts w:ascii="Times New Roman" w:cs="Times New Roman" w:eastAsia="Times New Roman" w:hAnsi="Times New Roman"/>
+          <w:color w:val="262F37"/>
+          <w:sz w:val="21"/>
+          <w:szCs w:val="24"/>
+        </w:rPr>
+        <w:t xml:space="preserve"> /</w:t>
+      </w:r>
+    </w:p>
+    <w:p>
+      <w:pPr>
+        <w:spacing w:after="60"/>
+      </w:pPr>
+      <w:r>
+        <w:rPr>
+          <w:rFonts w:ascii="Times New Roman" w:hAnsi="Times New Roman"/>
+          <w:color w:val="262F37"/>
+          <w:sz w:val="21"/>
+        </w:rPr>
+        <w:br w:type="page"/>
+      </w:r>
+    </w:p>
+    <w:p>
+      <w:pPr>
+        <w:pStyle w:val="Heading1"/>
+        <w:keepNext/>
+        <w:spacing w:after="80" w:before="160"/>
+      </w:pPr>
+      <w:r>
+        <w:rPr>
+          <w:rFonts w:ascii="Times New Roman" w:cs="Times New Roman" w:eastAsia="Times New Roman" w:hAnsi="Times New Roman"/>
+          <w:b/>
+          <w:bCs/>
+          <w:color w:val="8E6F32"/>
           <w:sz w:val="24"/>
-          <w:szCs w:val="24"/>
-        </w:rPr>
-        <w:t xml:space="preserve">[Акт сверки взаимных расчётов — при наличии.]</w:t>
-      </w:r>
-    </w:p>
-    <w:p>
-      <w:pPr>
-        <w:spacing w:after="200" w:line="276"/>
-      </w:pPr>
-      <w:r>
-        <w:rPr>
-          <w:rFonts w:ascii="Times New Roman" w:cs="Times New Roman" w:eastAsia="Times New Roman" w:hAnsi="Times New Roman"/>
-          <w:b/>
-          <w:bCs/>
-          <w:i w:val="false"/>
-          <w:iCs w:val="false"/>
-          <w:color w:val="000000"/>
-          <w:sz w:val="24"/>
-          <w:szCs w:val="24"/>
-        </w:rPr>
-        <w:t xml:space="preserve">{{ДОЛЖНОСТЬ_ПОДПИСАНТА}}</w:t>
-      </w:r>
-      <w:r>
-        <w:rPr>
-          <w:rFonts w:ascii="Times New Roman" w:cs="Times New Roman" w:eastAsia="Times New Roman" w:hAnsi="Times New Roman"/>
-          <w:sz w:val="24"/>
-          <w:szCs w:val="24"/>
-        </w:rPr>
-        <w:t xml:space="preserve">, </w:t>
-      </w:r>
-      <w:r>
-        <w:rPr>
-          <w:rFonts w:ascii="Times New Roman" w:cs="Times New Roman" w:eastAsia="Times New Roman" w:hAnsi="Times New Roman"/>
-          <w:b/>
-          <w:bCs/>
-          <w:i w:val="false"/>
-          <w:iCs w:val="false"/>
-          <w:color w:val="000000"/>
-          <w:sz w:val="24"/>
-          <w:szCs w:val="24"/>
-        </w:rPr>
-        <w:t xml:space="preserve">{{ОСНОВАНИЕ_ПОЛНОМОЧИЙ}}</w:t>
-      </w:r>
-    </w:p>
-    <w:p>
-      <w:pPr>
-        <w:spacing w:after="140" w:line="276"/>
-      </w:pPr>
-      <w:r>
-        <w:rPr>
-          <w:rFonts w:ascii="Times New Roman" w:cs="Times New Roman" w:eastAsia="Times New Roman" w:hAnsi="Times New Roman"/>
-          <w:sz w:val="24"/>
-          <w:szCs w:val="24"/>
-        </w:rPr>
-        <w:t xml:space="preserve">_________________ / </w:t>
-      </w:r>
-      <w:r>
-        <w:rPr>
-          <w:rFonts w:ascii="Times New Roman" w:cs="Times New Roman" w:eastAsia="Times New Roman" w:hAnsi="Times New Roman"/>
-          <w:b/>
-          <w:bCs/>
-          <w:i w:val="false"/>
-          <w:iCs w:val="false"/>
-          <w:color w:val="000000"/>
-          <w:sz w:val="24"/>
-          <w:szCs w:val="24"/>
-        </w:rPr>
-        <w:t xml:space="preserve">{{ФИО_ПОДПИСАНТА}}</w:t>
-      </w:r>
-      <w:r>
-        <w:rPr>
-          <w:rFonts w:ascii="Times New Roman" w:cs="Times New Roman" w:eastAsia="Times New Roman" w:hAnsi="Times New Roman"/>
-          <w:sz w:val="24"/>
-          <w:szCs w:val="24"/>
-        </w:rPr>
-        <w:t xml:space="preserve"> /</w:t>
-      </w:r>
-    </w:p>
-    <w:p>
-      <w:r>
-        <w:br w:type="page"/>
-      </w:r>
-    </w:p>
-    <w:p>
-      <w:pPr>
-        <w:pStyle w:val="Heading1"/>
-        <w:spacing w:after="200" w:before="240"/>
-      </w:pPr>
-      <w:r>
-        <w:rPr>
-          <w:rFonts w:ascii="Times New Roman" w:cs="Times New Roman" w:eastAsia="Times New Roman" w:hAnsi="Times New Roman"/>
-          <w:b/>
-          <w:bCs/>
-          <w:sz w:val="32"/>
           <w:szCs w:val="32"/>
         </w:rPr>
         <w:t xml:space="preserve">Как заполнять и отправлять</w:t>
@@ -1707,14 +1809,15 @@
       <w:pPr>
         <w:pStyle w:val="Heading2"/>
         <w:keepNext/>
-        <w:spacing w:after="120" w:before="260"/>
-      </w:pPr>
-      <w:r>
-        <w:rPr>
-          <w:rFonts w:ascii="Times New Roman" w:cs="Times New Roman" w:eastAsia="Times New Roman" w:hAnsi="Times New Roman"/>
-          <w:b/>
-          <w:bCs/>
-          <w:sz w:val="26"/>
+        <w:spacing w:after="80" w:before="160"/>
+      </w:pPr>
+      <w:r>
+        <w:rPr>
+          <w:rFonts w:ascii="Times New Roman" w:cs="Times New Roman" w:eastAsia="Times New Roman" w:hAnsi="Times New Roman"/>
+          <w:b/>
+          <w:bCs/>
+          <w:color w:val="8E6F32"/>
+          <w:sz w:val="24"/>
           <w:szCs w:val="26"/>
         </w:rPr>
         <w:t xml:space="preserve">Проценты или договорная неустойка</w:t>
@@ -1722,12 +1825,13 @@
     </w:p>
     <w:p>
       <w:pPr>
-        <w:spacing w:after="120" w:line="276"/>
-      </w:pPr>
-      <w:r>
-        <w:rPr>
-          <w:rFonts w:ascii="Times New Roman" w:cs="Times New Roman" w:eastAsia="Times New Roman" w:hAnsi="Times New Roman"/>
-          <w:sz w:val="24"/>
+        <w:spacing w:after="60" w:line="276"/>
+      </w:pPr>
+      <w:r>
+        <w:rPr>
+          <w:rFonts w:ascii="Times New Roman" w:cs="Times New Roman" w:eastAsia="Times New Roman" w:hAnsi="Times New Roman"/>
+          <w:color w:val="262F37"/>
+          <w:sz w:val="21"/>
           <w:szCs w:val="24"/>
         </w:rPr>
         <w:t xml:space="preserve">Текст претензии выше подготовлен для процентов по ст. 395 ГК РФ. Выберите один вид санкции; при договорной неустойке выполните все замены ниже. При выборе процентов удалите альтернативу неустойки и оставьте только проценты в требовании и предупреждении о суде. Для выбора неустойки сверьте начало и порядок её начисления по договору: они могут отличаться от расчёта процентов по ст. 395 ГК РФ.</w:t>
@@ -1740,12 +1844,13 @@
           <w:ilvl w:val="0"/>
           <w:numId w:val="2"/>
         </w:numPr>
-        <w:spacing w:after="80" w:line="276"/>
-      </w:pPr>
-      <w:r>
-        <w:rPr>
-          <w:rFonts w:ascii="Times New Roman" w:cs="Times New Roman" w:eastAsia="Times New Roman" w:hAnsi="Times New Roman"/>
-          <w:sz w:val="24"/>
+        <w:spacing w:after="60" w:line="276"/>
+      </w:pPr>
+      <w:r>
+        <w:rPr>
+          <w:rFonts w:ascii="Times New Roman" w:cs="Times New Roman" w:eastAsia="Times New Roman" w:hAnsi="Times New Roman"/>
+          <w:color w:val="262F37"/>
+          <w:sz w:val="21"/>
           <w:szCs w:val="24"/>
         </w:rPr>
         <w:t xml:space="preserve">1. Заголовок раздела 3 «На сумму долга начисляются проценты» замените на «Договорная неустойка за просрочку оплаты». Следующий абзац замените целиком: «За просрочку оплаты п. </w:t>
@@ -1757,8 +1862,8 @@
           <w:bCs/>
           <w:i w:val="false"/>
           <w:iCs w:val="false"/>
-          <w:color w:val="000000"/>
-          <w:sz w:val="24"/>
+          <w:color w:val="262F37"/>
+          <w:sz w:val="21"/>
           <w:szCs w:val="24"/>
         </w:rPr>
         <w:t xml:space="preserve">{{ПУНКТ_ДОГОВОРА_О_НЕУСТОЙКЕ}}</w:t>
@@ -1766,7 +1871,8 @@
       <w:r>
         <w:rPr>
           <w:rFonts w:ascii="Times New Roman" w:cs="Times New Roman" w:eastAsia="Times New Roman" w:hAnsi="Times New Roman"/>
-          <w:sz w:val="24"/>
+          <w:color w:val="262F37"/>
+          <w:sz w:val="21"/>
           <w:szCs w:val="24"/>
         </w:rPr>
         <w:t xml:space="preserve"> Договора предусмотрена неустойка </w:t>
@@ -1778,8 +1884,8 @@
           <w:bCs w:val="false"/>
           <w:i/>
           <w:iCs/>
-          <w:color w:val="595959"/>
-          <w:sz w:val="24"/>
+          <w:color w:val="262F37"/>
+          <w:sz w:val="21"/>
           <w:szCs w:val="24"/>
         </w:rPr>
         <w:t xml:space="preserve">[условия и ставка по договору]</w:t>
@@ -1787,7 +1893,8 @@
       <w:r>
         <w:rPr>
           <w:rFonts w:ascii="Times New Roman" w:cs="Times New Roman" w:eastAsia="Times New Roman" w:hAnsi="Times New Roman"/>
-          <w:sz w:val="24"/>
+          <w:color w:val="262F37"/>
+          <w:sz w:val="21"/>
           <w:szCs w:val="24"/>
         </w:rPr>
         <w:t xml:space="preserve">. За период </w:t>
@@ -1799,8 +1906,8 @@
           <w:bCs w:val="false"/>
           <w:i/>
           <w:iCs/>
-          <w:color w:val="595959"/>
-          <w:sz w:val="24"/>
+          <w:color w:val="262F37"/>
+          <w:sz w:val="21"/>
           <w:szCs w:val="24"/>
         </w:rPr>
         <w:t xml:space="preserve">[начало и конец периода]</w:t>
@@ -1808,7 +1915,8 @@
       <w:r>
         <w:rPr>
           <w:rFonts w:ascii="Times New Roman" w:cs="Times New Roman" w:eastAsia="Times New Roman" w:hAnsi="Times New Roman"/>
-          <w:sz w:val="24"/>
+          <w:color w:val="262F37"/>
+          <w:sz w:val="21"/>
           <w:szCs w:val="24"/>
         </w:rPr>
         <w:t xml:space="preserve"> по состоянию на </w:t>
@@ -1820,8 +1928,8 @@
           <w:bCs/>
           <w:i w:val="false"/>
           <w:iCs w:val="false"/>
-          <w:color w:val="000000"/>
-          <w:sz w:val="24"/>
+          <w:color w:val="262F37"/>
+          <w:sz w:val="21"/>
           <w:szCs w:val="24"/>
         </w:rPr>
         <w:t xml:space="preserve">{{ДАТА_ДОКУМЕНТА}}</w:t>
@@ -1829,7 +1937,8 @@
       <w:r>
         <w:rPr>
           <w:rFonts w:ascii="Times New Roman" w:cs="Times New Roman" w:eastAsia="Times New Roman" w:hAnsi="Times New Roman"/>
-          <w:sz w:val="24"/>
+          <w:color w:val="262F37"/>
+          <w:sz w:val="21"/>
           <w:szCs w:val="24"/>
         </w:rPr>
         <w:t xml:space="preserve"> неустойка составляет </w:t>
@@ -1841,8 +1950,8 @@
           <w:bCs w:val="false"/>
           <w:i/>
           <w:iCs/>
-          <w:color w:val="595959"/>
-          <w:sz w:val="24"/>
+          <w:color w:val="262F37"/>
+          <w:sz w:val="21"/>
           <w:szCs w:val="24"/>
         </w:rPr>
         <w:t xml:space="preserve">[сумма неустойки, руб.]</w:t>
@@ -1850,7 +1959,8 @@
       <w:r>
         <w:rPr>
           <w:rFonts w:ascii="Times New Roman" w:cs="Times New Roman" w:eastAsia="Times New Roman" w:hAnsi="Times New Roman"/>
-          <w:sz w:val="24"/>
+          <w:color w:val="262F37"/>
+          <w:sz w:val="21"/>
           <w:szCs w:val="24"/>
         </w:rPr>
         <w:t xml:space="preserve"> (расчёт — Приложение № 2).»</w:t>
@@ -1863,12 +1973,13 @@
           <w:ilvl w:val="0"/>
           <w:numId w:val="2"/>
         </w:numPr>
-        <w:spacing w:after="80" w:line="276"/>
-      </w:pPr>
-      <w:r>
-        <w:rPr>
-          <w:rFonts w:ascii="Times New Roman" w:cs="Times New Roman" w:eastAsia="Times New Roman" w:hAnsi="Times New Roman"/>
-          <w:sz w:val="24"/>
+        <w:spacing w:after="60" w:line="276"/>
+      </w:pPr>
+      <w:r>
+        <w:rPr>
+          <w:rFonts w:ascii="Times New Roman" w:cs="Times New Roman" w:eastAsia="Times New Roman" w:hAnsi="Times New Roman"/>
+          <w:color w:val="262F37"/>
+          <w:sz w:val="21"/>
           <w:szCs w:val="24"/>
         </w:rPr>
         <w:t xml:space="preserve">2. Пояснение в квадратных скобках после раздела 3 удалите после выбора ветки. Пункт 2 требования замените целиком: «2) уплатить неустойку по п. </w:t>
@@ -1880,8 +1991,8 @@
           <w:bCs/>
           <w:i w:val="false"/>
           <w:iCs w:val="false"/>
-          <w:color w:val="000000"/>
-          <w:sz w:val="24"/>
+          <w:color w:val="262F37"/>
+          <w:sz w:val="21"/>
           <w:szCs w:val="24"/>
         </w:rPr>
         <w:t xml:space="preserve">{{ПУНКТ_ДОГОВОРА_О_НЕУСТОЙКЕ}}</w:t>
@@ -1889,7 +2000,8 @@
       <w:r>
         <w:rPr>
           <w:rFonts w:ascii="Times New Roman" w:cs="Times New Roman" w:eastAsia="Times New Roman" w:hAnsi="Times New Roman"/>
-          <w:sz w:val="24"/>
+          <w:color w:val="262F37"/>
+          <w:sz w:val="21"/>
           <w:szCs w:val="24"/>
         </w:rPr>
         <w:t xml:space="preserve"> Договора в размере </w:t>
@@ -1901,8 +2013,8 @@
           <w:bCs w:val="false"/>
           <w:i/>
           <w:iCs/>
-          <w:color w:val="595959"/>
-          <w:sz w:val="24"/>
+          <w:color w:val="262F37"/>
+          <w:sz w:val="21"/>
           <w:szCs w:val="24"/>
         </w:rPr>
         <w:t xml:space="preserve">[сумма неустойки, руб.]</w:t>
@@ -1910,7 +2022,8 @@
       <w:r>
         <w:rPr>
           <w:rFonts w:ascii="Times New Roman" w:cs="Times New Roman" w:eastAsia="Times New Roman" w:hAnsi="Times New Roman"/>
-          <w:sz w:val="24"/>
+          <w:color w:val="262F37"/>
+          <w:sz w:val="21"/>
           <w:szCs w:val="24"/>
         </w:rPr>
         <w:t xml:space="preserve"> за период </w:t>
@@ -1922,8 +2035,8 @@
           <w:bCs w:val="false"/>
           <w:i/>
           <w:iCs/>
-          <w:color w:val="595959"/>
-          <w:sz w:val="24"/>
+          <w:color w:val="262F37"/>
+          <w:sz w:val="21"/>
           <w:szCs w:val="24"/>
         </w:rPr>
         <w:t xml:space="preserve">[начало и конец периода]</w:t>
@@ -1931,7 +2044,8 @@
       <w:r>
         <w:rPr>
           <w:rFonts w:ascii="Times New Roman" w:cs="Times New Roman" w:eastAsia="Times New Roman" w:hAnsi="Times New Roman"/>
-          <w:sz w:val="24"/>
+          <w:color w:val="262F37"/>
+          <w:sz w:val="21"/>
           <w:szCs w:val="24"/>
         </w:rPr>
         <w:t xml:space="preserve"> по состоянию на </w:t>
@@ -1943,8 +2057,8 @@
           <w:bCs/>
           <w:i w:val="false"/>
           <w:iCs w:val="false"/>
-          <w:color w:val="000000"/>
-          <w:sz w:val="24"/>
+          <w:color w:val="262F37"/>
+          <w:sz w:val="21"/>
           <w:szCs w:val="24"/>
         </w:rPr>
         <w:t xml:space="preserve">{{ДАТА_ДОКУМЕНТА}}</w:t>
@@ -1952,7 +2066,8 @@
       <w:r>
         <w:rPr>
           <w:rFonts w:ascii="Times New Roman" w:cs="Times New Roman" w:eastAsia="Times New Roman" w:hAnsi="Times New Roman"/>
-          <w:sz w:val="24"/>
+          <w:color w:val="262F37"/>
+          <w:sz w:val="21"/>
           <w:szCs w:val="24"/>
         </w:rPr>
         <w:t xml:space="preserve">.» Не копируйте автоматически продолжение процентов по день оплаты; дальнейшее начисление неустойки проверяют отдельно по договору.</w:t>
@@ -1965,12 +2080,13 @@
           <w:ilvl w:val="0"/>
           <w:numId w:val="2"/>
         </w:numPr>
-        <w:spacing w:after="80" w:line="276"/>
-      </w:pPr>
-      <w:r>
-        <w:rPr>
-          <w:rFonts w:ascii="Times New Roman" w:cs="Times New Roman" w:eastAsia="Times New Roman" w:hAnsi="Times New Roman"/>
-          <w:sz w:val="24"/>
+        <w:spacing w:after="60" w:line="276"/>
+      </w:pPr>
+      <w:r>
+        <w:rPr>
+          <w:rFonts w:ascii="Times New Roman" w:cs="Times New Roman" w:eastAsia="Times New Roman" w:hAnsi="Times New Roman"/>
+          <w:color w:val="262F37"/>
+          <w:sz w:val="21"/>
           <w:szCs w:val="24"/>
         </w:rPr>
         <w:t xml:space="preserve">3. В предупреждении об обращении в суд замените «процентов (неустойки)» на «неустойки»; в ветке процентов — на «процентов».</w:t>
@@ -1983,12 +2099,13 @@
           <w:ilvl w:val="0"/>
           <w:numId w:val="2"/>
         </w:numPr>
-        <w:spacing w:after="80" w:line="276"/>
-      </w:pPr>
-      <w:r>
-        <w:rPr>
-          <w:rFonts w:ascii="Times New Roman" w:cs="Times New Roman" w:eastAsia="Times New Roman" w:hAnsi="Times New Roman"/>
-          <w:sz w:val="24"/>
+        <w:spacing w:after="60" w:line="276"/>
+      </w:pPr>
+      <w:r>
+        <w:rPr>
+          <w:rFonts w:ascii="Times New Roman" w:cs="Times New Roman" w:eastAsia="Times New Roman" w:hAnsi="Times New Roman"/>
+          <w:color w:val="262F37"/>
+          <w:sz w:val="21"/>
           <w:szCs w:val="24"/>
         </w:rPr>
         <w:t xml:space="preserve">4. Приложение № 2 замените на «2. Расчёт договорной неустойки на </w:t>
@@ -2000,8 +2117,8 @@
           <w:bCs/>
           <w:i w:val="false"/>
           <w:iCs w:val="false"/>
-          <w:color w:val="000000"/>
-          <w:sz w:val="24"/>
+          <w:color w:val="262F37"/>
+          <w:sz w:val="21"/>
           <w:szCs w:val="24"/>
         </w:rPr>
         <w:t xml:space="preserve">{{ДАТА_ДОКУМЕНТА}}</w:t>
@@ -2009,7 +2126,8 @@
       <w:r>
         <w:rPr>
           <w:rFonts w:ascii="Times New Roman" w:cs="Times New Roman" w:eastAsia="Times New Roman" w:hAnsi="Times New Roman"/>
-          <w:sz w:val="24"/>
+          <w:color w:val="262F37"/>
+          <w:sz w:val="21"/>
           <w:szCs w:val="24"/>
         </w:rPr>
         <w:t xml:space="preserve">». Приложите собственный расчёт по договору с периодом, базой, условиями, ставкой и учётом оплат. Файл 14 рассчитывает только проценты по ст. 395 ГК РФ и для неустойки не используется. Поле </w:t>
@@ -2021,8 +2139,8 @@
           <w:bCs/>
           <w:i w:val="false"/>
           <w:iCs w:val="false"/>
-          <w:color w:val="000000"/>
-          <w:sz w:val="24"/>
+          <w:color w:val="262F37"/>
+          <w:sz w:val="21"/>
           <w:szCs w:val="24"/>
         </w:rPr>
         <w:t xml:space="preserve">{{СУММА_ПРОЦЕНТОВ}}</w:t>
@@ -2030,7 +2148,8 @@
       <w:r>
         <w:rPr>
           <w:rFonts w:ascii="Times New Roman" w:cs="Times New Roman" w:eastAsia="Times New Roman" w:hAnsi="Times New Roman"/>
-          <w:sz w:val="24"/>
+          <w:color w:val="262F37"/>
+          <w:sz w:val="21"/>
           <w:szCs w:val="24"/>
         </w:rPr>
         <w:t xml:space="preserve"> не используйте для суммы неустойки.</w:t>
@@ -2043,12 +2162,13 @@
           <w:ilvl w:val="0"/>
           <w:numId w:val="2"/>
         </w:numPr>
-        <w:spacing w:after="80" w:line="276"/>
-      </w:pPr>
-      <w:r>
-        <w:rPr>
-          <w:rFonts w:ascii="Times New Roman" w:cs="Times New Roman" w:eastAsia="Times New Roman" w:hAnsi="Times New Roman"/>
-          <w:sz w:val="24"/>
+        <w:spacing w:after="60" w:line="276"/>
+      </w:pPr>
+      <w:r>
+        <w:rPr>
+          <w:rFonts w:ascii="Times New Roman" w:cs="Times New Roman" w:eastAsia="Times New Roman" w:hAnsi="Times New Roman"/>
+          <w:color w:val="262F37"/>
+          <w:sz w:val="21"/>
           <w:szCs w:val="24"/>
         </w:rPr>
         <w:t xml:space="preserve">5. Проверьте название раздела 3, обоснование, пункт 2 требования, предупреждение о суде и Приложение № 2: остаётся одна ветка, одна дата, период и сумма; другую ветку удалите.</w:t>
@@ -2058,14 +2178,15 @@
       <w:pPr>
         <w:pStyle w:val="Heading2"/>
         <w:keepNext/>
-        <w:spacing w:after="120" w:before="260"/>
-      </w:pPr>
-      <w:r>
-        <w:rPr>
-          <w:rFonts w:ascii="Times New Roman" w:cs="Times New Roman" w:eastAsia="Times New Roman" w:hAnsi="Times New Roman"/>
-          <w:b/>
-          <w:bCs/>
-          <w:sz w:val="26"/>
+        <w:spacing w:after="80" w:before="160"/>
+      </w:pPr>
+      <w:r>
+        <w:rPr>
+          <w:rFonts w:ascii="Times New Roman" w:cs="Times New Roman" w:eastAsia="Times New Roman" w:hAnsi="Times New Roman"/>
+          <w:b/>
+          <w:bCs/>
+          <w:color w:val="8E6F32"/>
+          <w:sz w:val="24"/>
           <w:szCs w:val="26"/>
         </w:rPr>
         <w:t xml:space="preserve">Отправка</w:t>
@@ -2073,12 +2194,13 @@
     </w:p>
     <w:p>
       <w:pPr>
-        <w:spacing w:after="120" w:line="276"/>
-      </w:pPr>
-      <w:r>
-        <w:rPr>
-          <w:rFonts w:ascii="Times New Roman" w:cs="Times New Roman" w:eastAsia="Times New Roman" w:hAnsi="Times New Roman"/>
-          <w:sz w:val="24"/>
+        <w:spacing w:after="60" w:line="276"/>
+      </w:pPr>
+      <w:r>
+        <w:rPr>
+          <w:rFonts w:ascii="Times New Roman" w:cs="Times New Roman" w:eastAsia="Times New Roman" w:hAnsi="Times New Roman"/>
+          <w:color w:val="262F37"/>
+          <w:sz w:val="21"/>
           <w:szCs w:val="24"/>
         </w:rPr>
         <w:t xml:space="preserve">Почтой России ценным письмом с описью вложения и уведомлением о вручении на юридический адрес по выписке ЕГРЮЛ. Дополнительно — на адрес электронной почты, указанный в договоре, если договором такой канал предусмотрен.</w:t>
@@ -2086,12 +2208,13 @@
     </w:p>
     <w:p>
       <w:pPr>
-        <w:spacing w:after="120" w:line="276"/>
-      </w:pPr>
-      <w:r>
-        <w:rPr>
-          <w:rFonts w:ascii="Times New Roman" w:cs="Times New Roman" w:eastAsia="Times New Roman" w:hAnsi="Times New Roman"/>
-          <w:sz w:val="24"/>
+        <w:spacing w:after="60" w:line="276"/>
+      </w:pPr>
+      <w:r>
+        <w:rPr>
+          <w:rFonts w:ascii="Times New Roman" w:cs="Times New Roman" w:eastAsia="Times New Roman" w:hAnsi="Times New Roman"/>
+          <w:color w:val="262F37"/>
+          <w:sz w:val="21"/>
           <w:szCs w:val="24"/>
         </w:rPr>
         <w:t xml:space="preserve">Сохраните доказательства состава, направления и доставки претензии по выбранному каналу. При почтовой отправке сохраните опись вложения, чек и трек-номер; при другом предусмотренном договором канале — соответствующие подтверждения. Они понадобятся для подтверждения соблюдения досудебного порядка.</w:t>
@@ -2101,14 +2224,15 @@
       <w:pPr>
         <w:pStyle w:val="Heading2"/>
         <w:keepNext/>
-        <w:spacing w:after="120" w:before="260"/>
-      </w:pPr>
-      <w:r>
-        <w:rPr>
-          <w:rFonts w:ascii="Times New Roman" w:cs="Times New Roman" w:eastAsia="Times New Roman" w:hAnsi="Times New Roman"/>
-          <w:b/>
-          <w:bCs/>
-          <w:sz w:val="26"/>
+        <w:spacing w:after="80" w:before="160"/>
+      </w:pPr>
+      <w:r>
+        <w:rPr>
+          <w:rFonts w:ascii="Times New Roman" w:cs="Times New Roman" w:eastAsia="Times New Roman" w:hAnsi="Times New Roman"/>
+          <w:b/>
+          <w:bCs/>
+          <w:color w:val="8E6F32"/>
+          <w:sz w:val="24"/>
           <w:szCs w:val="26"/>
         </w:rPr>
         <w:t xml:space="preserve">Если договор не устанавливает срок оплаты</w:t>
@@ -2116,12 +2240,13 @@
     </w:p>
     <w:p>
       <w:pPr>
-        <w:spacing w:after="120" w:line="276"/>
-      </w:pPr>
-      <w:r>
-        <w:rPr>
-          <w:rFonts w:ascii="Times New Roman" w:cs="Times New Roman" w:eastAsia="Times New Roman" w:hAnsi="Times New Roman"/>
-          <w:sz w:val="24"/>
+        <w:spacing w:after="60" w:line="276"/>
+      </w:pPr>
+      <w:r>
+        <w:rPr>
+          <w:rFonts w:ascii="Times New Roman" w:cs="Times New Roman" w:eastAsia="Times New Roman" w:hAnsi="Times New Roman"/>
+          <w:color w:val="262F37"/>
+          <w:sz w:val="21"/>
           <w:szCs w:val="24"/>
         </w:rPr>
         <w:t xml:space="preserve">Ситуация решается через ст. 314 ГК РФ (срок исполнения обязательства) и ст. 711 ГК РФ, но определение даты начала просрочки здесь спорно. Согласуйте дату по условиям договора и подтверждениям: от неё считаются проценты, и ошибка в дате — это ошибка в сумме.</w:t>
@@ -2131,14 +2256,15 @@
       <w:pPr>
         <w:pStyle w:val="Heading2"/>
         <w:keepNext/>
-        <w:spacing w:after="120" w:before="260"/>
-      </w:pPr>
-      <w:r>
-        <w:rPr>
-          <w:rFonts w:ascii="Times New Roman" w:cs="Times New Roman" w:eastAsia="Times New Roman" w:hAnsi="Times New Roman"/>
-          <w:b/>
-          <w:bCs/>
-          <w:sz w:val="26"/>
+        <w:spacing w:after="80" w:before="160"/>
+      </w:pPr>
+      <w:r>
+        <w:rPr>
+          <w:rFonts w:ascii="Times New Roman" w:cs="Times New Roman" w:eastAsia="Times New Roman" w:hAnsi="Times New Roman"/>
+          <w:b/>
+          <w:bCs/>
+          <w:color w:val="8E6F32"/>
+          <w:sz w:val="24"/>
           <w:szCs w:val="26"/>
         </w:rPr>
         <w:t xml:space="preserve">О формах КС-2 и КС-3</w:t>
@@ -2146,12 +2272,13 @@
     </w:p>
     <w:p>
       <w:pPr>
-        <w:spacing w:after="120" w:line="276"/>
-      </w:pPr>
-      <w:r>
-        <w:rPr>
-          <w:rFonts w:ascii="Times New Roman" w:cs="Times New Roman" w:eastAsia="Times New Roman" w:hAnsi="Times New Roman"/>
-          <w:sz w:val="24"/>
+        <w:spacing w:after="60" w:line="276"/>
+      </w:pPr>
+      <w:r>
+        <w:rPr>
+          <w:rFonts w:ascii="Times New Roman" w:cs="Times New Roman" w:eastAsia="Times New Roman" w:hAnsi="Times New Roman"/>
+          <w:color w:val="262F37"/>
+          <w:sz w:val="21"/>
           <w:szCs w:val="24"/>
         </w:rPr>
         <w:t xml:space="preserve">КС-2 и КС-3 — унифицированные формы первичной учётной документации в капитальном строительстве; в договорах и в практике их вводят со ссылкой на постановление Госкомстата России от 11.11.1999 № 100. Реквизиты этого акта и правило об обязательности либо необязательности унифицированных форм в нормативный контур комплекта не входят и по официальному публикатору нами не сверялись: если ссылка на него нужна в вашем документе, проверьте её в правовой базе. На требование об оплате она не влияет — право требовать деньги даёт договор и подписанный акт, а не акт, которым введена форма бланка.</w:t>
@@ -2159,12 +2286,13 @@
     </w:p>
     <w:p>
       <w:pPr>
-        <w:spacing w:after="120" w:line="276"/>
-      </w:pPr>
-      <w:r>
-        <w:rPr>
-          <w:rFonts w:ascii="Times New Roman" w:cs="Times New Roman" w:eastAsia="Times New Roman" w:hAnsi="Times New Roman"/>
-          <w:sz w:val="24"/>
+        <w:spacing w:after="60" w:line="276"/>
+      </w:pPr>
+      <w:r>
+        <w:rPr>
+          <w:rFonts w:ascii="Times New Roman" w:cs="Times New Roman" w:eastAsia="Times New Roman" w:hAnsi="Times New Roman"/>
+          <w:color w:val="262F37"/>
+          <w:sz w:val="21"/>
           <w:szCs w:val="24"/>
         </w:rPr>
         <w:t xml:space="preserve">Если договор предусматривает собственные формы актов — ссылайтесь в тексте на акт, названный в договоре.</w:t>
@@ -2174,14 +2302,15 @@
       <w:pPr>
         <w:pStyle w:val="Heading2"/>
         <w:keepNext/>
-        <w:spacing w:after="120" w:before="260"/>
-      </w:pPr>
-      <w:r>
-        <w:rPr>
-          <w:rFonts w:ascii="Times New Roman" w:cs="Times New Roman" w:eastAsia="Times New Roman" w:hAnsi="Times New Roman"/>
-          <w:b/>
-          <w:bCs/>
-          <w:sz w:val="26"/>
+        <w:spacing w:after="80" w:before="160"/>
+      </w:pPr>
+      <w:r>
+        <w:rPr>
+          <w:rFonts w:ascii="Times New Roman" w:cs="Times New Roman" w:eastAsia="Times New Roman" w:hAnsi="Times New Roman"/>
+          <w:b/>
+          <w:bCs/>
+          <w:color w:val="8E6F32"/>
+          <w:sz w:val="24"/>
           <w:szCs w:val="26"/>
         </w:rPr>
         <w:t xml:space="preserve">Актуальные ставки, сроки и пошлина</w:t>
@@ -2189,12 +2318,13 @@
     </w:p>
     <w:p>
       <w:pPr>
-        <w:spacing w:after="120" w:line="276"/>
-      </w:pPr>
-      <w:r>
-        <w:rPr>
-          <w:rFonts w:ascii="Times New Roman" w:cs="Times New Roman" w:eastAsia="Times New Roman" w:hAnsi="Times New Roman"/>
-          <w:sz w:val="24"/>
+        <w:spacing w:after="60" w:line="276"/>
+      </w:pPr>
+      <w:r>
+        <w:rPr>
+          <w:rFonts w:ascii="Times New Roman" w:cs="Times New Roman" w:eastAsia="Times New Roman" w:hAnsi="Times New Roman"/>
+          <w:color w:val="262F37"/>
+          <w:sz w:val="21"/>
           <w:szCs w:val="24"/>
         </w:rPr>
         <w:t xml:space="preserve">Для расчёта возьмите значения ставки, срока и пошлины из названных источников на дату документа. Так сумма требования и комплект приложений опираются на актуальные данные.</w:t>
@@ -2202,7 +2332,7 @@
     </w:p>
     <w:sectPr>
       <w:pgSz w:w="11906" w:h="16838" w:orient="portrait"/>
-      <w:pgMar w:top="1133" w:right="850" w:bottom="1133" w:left="1417" w:header="708" w:footer="708" w:gutter="0"/>
+      <w:pgMar w:top="964" w:right="1020" w:bottom="964" w:left="1020" w:header="708" w:footer="708" w:gutter="0"/>
       <w:pgNumType/>
       <w:docGrid w:linePitch="360"/>
     </w:sectPr>
@@ -2418,8 +2548,14 @@
     <w:basedOn w:val="Normal"/>
     <w:next w:val="Normal"/>
     <w:qFormat/>
+    <w:pPr>
+      <w:spacing w:after="180"/>
+    </w:pPr>
     <w:rPr>
-      <w:sz w:val="56"/>
+      <w:rFonts w:ascii="Times New Roman" w:hAnsi="Times New Roman"/>
+      <w:b/>
+      <w:color w:val="000000"/>
+      <w:sz w:val="34"/>
       <w:szCs w:val="56"/>
     </w:rPr>
   </w:style>
